--- a/tesis_entregables/docx/Manual_Tecnico.docx
+++ b/tesis_entregables/docx/Manual_Tecnico.docx
@@ -7,7 +7,7 @@
         <w:pStyle w:val="Heading1"/>
       </w:pPr>
       <w:r>
-        <w:t>Manual Técnico — Sistema EcoRoute</w:t>
+        <w:t>Manual Técnico — Sistema EcoRoute (v3 — Pack Total)</w:t>
       </w:r>
     </w:p>
     <w:p>
@@ -18,7 +18,7 @@
         <w:t>Para:</w:t>
       </w:r>
       <w:r>
-        <w:t xml:space="preserve"> Desarrolladores, administradores de sistemas, equipo TI de MICOTRANS.</w:t>
+        <w:t xml:space="preserve"> Desarrolladores, administradores de sistemas, equipo TI de MICOTRANS, sustentación de tesis.</w:t>
       </w:r>
     </w:p>
     <w:p>
@@ -29,7 +29,29 @@
         <w:t>Versión:</w:t>
       </w:r>
       <w:r>
-        <w:t xml:space="preserve"> 1.0 — Mayo 2026</w:t>
+        <w:t xml:space="preserve"> 3.0 — Mayo 2026 (incluye flujo end-to-end verificado en emulador real)</w:t>
+      </w:r>
+    </w:p>
+    <w:p>
+      <w:r>
+        <w:rPr>
+          <w:b/>
+        </w:rPr>
+        <w:t>Autor del proyecto:</w:t>
+      </w:r>
+      <w:r>
+        <w:t xml:space="preserve"> Campos Vargas Kevin Stip — UCV</w:t>
+      </w:r>
+    </w:p>
+    <w:p>
+      <w:r>
+        <w:rPr>
+          <w:b/>
+        </w:rPr>
+        <w:t>Para qué sirve este manual:</w:t>
+      </w:r>
+      <w:r>
+        <w:t xml:space="preserve"> levantar el sistema desde cero, validar que funciona contra los datos REALES de MICOTRANS, capturar las pruebas que respaldan la tesis, regenerar los entregables y empaquetar el Pack Total.</w:t>
       </w:r>
     </w:p>
     <w:p>
@@ -42,6 +64,257 @@
         <w:pStyle w:val="Heading2"/>
       </w:pPr>
       <w:r>
+        <w:t>0. Lectura rápida — ¿Qué vas a hacer y por qué?</w:t>
+      </w:r>
+    </w:p>
+    <w:tbl>
+      <w:tblPr>
+        <w:tblStyle w:val="LightGrid-Accent1"/>
+        <w:tblW w:type="auto" w:w="0"/>
+        <w:tblLook w:firstColumn="1" w:firstRow="1" w:lastColumn="0" w:lastRow="0" w:noHBand="0" w:noVBand="1" w:val="04A0"/>
+      </w:tblPr>
+      <w:tblGrid>
+        <w:gridCol w:w="4703"/>
+        <w:gridCol w:w="4703"/>
+      </w:tblGrid>
+      <w:tr>
+        <w:tc>
+          <w:tcPr>
+            <w:tcW w:type="dxa" w:w="4703"/>
+            <w:shd w:val="clear" w:color="auto" w:fill="2563EB"/>
+          </w:tcPr>
+          <w:p>
+            <w:r/>
+            <w:r>
+              <w:rPr>
+                <w:b/>
+                <w:color w:val="FFFFFF"/>
+              </w:rPr>
+              <w:t>Si querés…</w:t>
+            </w:r>
+          </w:p>
+        </w:tc>
+        <w:tc>
+          <w:tcPr>
+            <w:tcW w:type="dxa" w:w="4703"/>
+            <w:shd w:val="clear" w:color="auto" w:fill="2563EB"/>
+          </w:tcPr>
+          <w:p>
+            <w:r/>
+            <w:r>
+              <w:rPr>
+                <w:b/>
+                <w:color w:val="FFFFFF"/>
+              </w:rPr>
+              <w:t>Saltá a</w:t>
+            </w:r>
+          </w:p>
+        </w:tc>
+      </w:tr>
+      <w:tr>
+        <w:tc>
+          <w:tcPr>
+            <w:tcW w:type="dxa" w:w="4703"/>
+          </w:tcPr>
+          <w:p>
+            <w:r/>
+            <w:r>
+              <w:t>Sólo entender qué hace el sistema</w:t>
+            </w:r>
+          </w:p>
+        </w:tc>
+        <w:tc>
+          <w:tcPr>
+            <w:tcW w:type="dxa" w:w="4703"/>
+          </w:tcPr>
+          <w:p>
+            <w:r/>
+            <w:r>
+              <w:t>§1 Arquitectura</w:t>
+            </w:r>
+          </w:p>
+        </w:tc>
+      </w:tr>
+      <w:tr>
+        <w:tc>
+          <w:tcPr>
+            <w:tcW w:type="dxa" w:w="4703"/>
+          </w:tcPr>
+          <w:p>
+            <w:r/>
+            <w:r>
+              <w:t>Levantar todo y verlo funcionar</w:t>
+            </w:r>
+          </w:p>
+        </w:tc>
+        <w:tc>
+          <w:tcPr>
+            <w:tcW w:type="dxa" w:w="4703"/>
+          </w:tcPr>
+          <w:p>
+            <w:r/>
+            <w:r>
+              <w:t>§3 Despliegue (sigue del paso 3.1 al 3.13)</w:t>
+            </w:r>
+          </w:p>
+        </w:tc>
+      </w:tr>
+      <w:tr>
+        <w:tc>
+          <w:tcPr>
+            <w:tcW w:type="dxa" w:w="4703"/>
+          </w:tcPr>
+          <w:p>
+            <w:r/>
+            <w:r>
+              <w:t>Capturar las pruebas para la tesis (figuras 20–46 + flujo móvil)</w:t>
+            </w:r>
+          </w:p>
+        </w:tc>
+        <w:tc>
+          <w:tcPr>
+            <w:tcW w:type="dxa" w:w="4703"/>
+          </w:tcPr>
+          <w:p>
+            <w:r/>
+            <w:r>
+              <w:t>§5 Captura de evidencias</w:t>
+            </w:r>
+          </w:p>
+        </w:tc>
+      </w:tr>
+      <w:tr>
+        <w:tc>
+          <w:tcPr>
+            <w:tcW w:type="dxa" w:w="4703"/>
+          </w:tcPr>
+          <w:p>
+            <w:r/>
+            <w:r>
+              <w:t>Regenerar los .docx, fichas KPI y Anexos</w:t>
+            </w:r>
+          </w:p>
+        </w:tc>
+        <w:tc>
+          <w:tcPr>
+            <w:tcW w:type="dxa" w:w="4703"/>
+          </w:tcPr>
+          <w:p>
+            <w:r/>
+            <w:r>
+              <w:t>§6 Regeneración de entregables</w:t>
+            </w:r>
+          </w:p>
+        </w:tc>
+      </w:tr>
+      <w:tr>
+        <w:tc>
+          <w:tcPr>
+            <w:tcW w:type="dxa" w:w="4703"/>
+          </w:tcPr>
+          <w:p>
+            <w:r/>
+            <w:r>
+              <w:t>Volver a armar el zip Pack Total</w:t>
+            </w:r>
+          </w:p>
+        </w:tc>
+        <w:tc>
+          <w:tcPr>
+            <w:tcW w:type="dxa" w:w="4703"/>
+          </w:tcPr>
+          <w:p>
+            <w:r/>
+            <w:r>
+              <w:t>§7 Pack Total</w:t>
+            </w:r>
+          </w:p>
+        </w:tc>
+      </w:tr>
+      <w:tr>
+        <w:tc>
+          <w:tcPr>
+            <w:tcW w:type="dxa" w:w="4703"/>
+          </w:tcPr>
+          <w:p>
+            <w:r/>
+            <w:r>
+              <w:t>Resolver un problema</w:t>
+            </w:r>
+          </w:p>
+        </w:tc>
+        <w:tc>
+          <w:tcPr>
+            <w:tcW w:type="dxa" w:w="4703"/>
+          </w:tcPr>
+          <w:p>
+            <w:r/>
+            <w:r>
+              <w:t>§8 Troubleshooting</w:t>
+            </w:r>
+          </w:p>
+        </w:tc>
+      </w:tr>
+      <w:tr>
+        <w:tc>
+          <w:tcPr>
+            <w:tcW w:type="dxa" w:w="4703"/>
+          </w:tcPr>
+          <w:p>
+            <w:r/>
+            <w:r>
+              <w:t>Saber qué hay en el repo</w:t>
+            </w:r>
+          </w:p>
+        </w:tc>
+        <w:tc>
+          <w:tcPr>
+            <w:tcW w:type="dxa" w:w="4703"/>
+          </w:tcPr>
+          <w:p>
+            <w:r/>
+            <w:r>
+              <w:t>§2 Estructura</w:t>
+            </w:r>
+          </w:p>
+        </w:tc>
+      </w:tr>
+      <w:tr>
+        <w:tc>
+          <w:tcPr>
+            <w:tcW w:type="dxa" w:w="4703"/>
+          </w:tcPr>
+          <w:p>
+            <w:r/>
+            <w:r>
+              <w:t>API / endpoints</w:t>
+            </w:r>
+          </w:p>
+        </w:tc>
+        <w:tc>
+          <w:tcPr>
+            <w:tcW w:type="dxa" w:w="4703"/>
+          </w:tcPr>
+          <w:p>
+            <w:r/>
+            <w:r>
+              <w:t>§4 API</w:t>
+            </w:r>
+          </w:p>
+        </w:tc>
+      </w:tr>
+    </w:tbl>
+    <w:p/>
+    <w:p>
+      <w:r>
+        <w:t>____________________________________________________________</w:t>
+      </w:r>
+    </w:p>
+    <w:p>
+      <w:pPr>
+        <w:pStyle w:val="Heading2"/>
+      </w:pPr>
+      <w:r>
         <w:t>1. Arquitectura General</w:t>
       </w:r>
     </w:p>
@@ -78,11 +351,11 @@
           <w:color w:val="1E40AF"/>
           <w:sz w:val="18"/>
         </w:rPr>
-        <w:t>┌────────────────────┐   ┌────────────────────┐</w:t>
+        <w:t>┌────────────────────┐   ┌─────────────────────┐</w:t>
         <w:br/>
         <w:t>│  Web Admin (React) │   │ Mobile App (Flutter)│</w:t>
         <w:br/>
-        <w:t>│   localhost:3000   │   │  Android / iOS      │</w:t>
+        <w:t>│   localhost:3000   │   │  Android Pixel 9 XL │</w:t>
         <w:br/>
         <w:t>└──────────┬─────────┘   └──────────┬──────────┘</w:t>
         <w:br/>
@@ -118,7 +391,1225 @@
         <w:pStyle w:val="Heading3"/>
       </w:pPr>
       <w:r>
-        <w:t>1.1 Stack Tecnológico</w:t>
+        <w:t>1.1 Stack tecnológico</w:t>
+      </w:r>
+    </w:p>
+    <w:tbl>
+      <w:tblPr>
+        <w:tblStyle w:val="LightGrid-Accent1"/>
+        <w:tblW w:type="auto" w:w="0"/>
+        <w:tblLook w:firstColumn="1" w:firstRow="1" w:lastColumn="0" w:lastRow="0" w:noHBand="0" w:noVBand="1" w:val="04A0"/>
+      </w:tblPr>
+      <w:tblGrid>
+        <w:gridCol w:w="2351"/>
+        <w:gridCol w:w="2351"/>
+        <w:gridCol w:w="2351"/>
+        <w:gridCol w:w="2351"/>
+      </w:tblGrid>
+      <w:tr>
+        <w:tc>
+          <w:tcPr>
+            <w:tcW w:type="dxa" w:w="2351"/>
+            <w:shd w:val="clear" w:color="auto" w:fill="2563EB"/>
+          </w:tcPr>
+          <w:p>
+            <w:r/>
+            <w:r>
+              <w:rPr>
+                <w:b/>
+                <w:color w:val="FFFFFF"/>
+              </w:rPr>
+              <w:t>Capa</w:t>
+            </w:r>
+          </w:p>
+        </w:tc>
+        <w:tc>
+          <w:tcPr>
+            <w:tcW w:type="dxa" w:w="2351"/>
+            <w:shd w:val="clear" w:color="auto" w:fill="2563EB"/>
+          </w:tcPr>
+          <w:p>
+            <w:r/>
+            <w:r>
+              <w:rPr>
+                <w:b/>
+                <w:color w:val="FFFFFF"/>
+              </w:rPr>
+              <w:t>Tecnología</w:t>
+            </w:r>
+          </w:p>
+        </w:tc>
+        <w:tc>
+          <w:tcPr>
+            <w:tcW w:type="dxa" w:w="2351"/>
+            <w:shd w:val="clear" w:color="auto" w:fill="2563EB"/>
+          </w:tcPr>
+          <w:p>
+            <w:r/>
+            <w:r>
+              <w:rPr>
+                <w:b/>
+                <w:color w:val="FFFFFF"/>
+              </w:rPr>
+              <w:t>Versión</w:t>
+            </w:r>
+          </w:p>
+        </w:tc>
+        <w:tc>
+          <w:tcPr>
+            <w:tcW w:type="dxa" w:w="2351"/>
+            <w:shd w:val="clear" w:color="auto" w:fill="2563EB"/>
+          </w:tcPr>
+          <w:p>
+            <w:r/>
+            <w:r>
+              <w:rPr>
+                <w:b/>
+                <w:color w:val="FFFFFF"/>
+              </w:rPr>
+              <w:t>Por qué</w:t>
+            </w:r>
+          </w:p>
+        </w:tc>
+      </w:tr>
+      <w:tr>
+        <w:tc>
+          <w:tcPr>
+            <w:tcW w:type="dxa" w:w="2351"/>
+          </w:tcPr>
+          <w:p>
+            <w:r/>
+            <w:r>
+              <w:t>Backend lenguaje</w:t>
+            </w:r>
+          </w:p>
+        </w:tc>
+        <w:tc>
+          <w:tcPr>
+            <w:tcW w:type="dxa" w:w="2351"/>
+          </w:tcPr>
+          <w:p>
+            <w:r/>
+            <w:r>
+              <w:t>Java</w:t>
+            </w:r>
+          </w:p>
+        </w:tc>
+        <w:tc>
+          <w:tcPr>
+            <w:tcW w:type="dxa" w:w="2351"/>
+          </w:tcPr>
+          <w:p>
+            <w:r/>
+            <w:r>
+              <w:t>17</w:t>
+            </w:r>
+          </w:p>
+        </w:tc>
+        <w:tc>
+          <w:tcPr>
+            <w:tcW w:type="dxa" w:w="2351"/>
+          </w:tcPr>
+          <w:p>
+            <w:r/>
+            <w:r>
+              <w:t>Tipado fuerte, ecosistema maduro, requisito de LTS</w:t>
+            </w:r>
+          </w:p>
+        </w:tc>
+      </w:tr>
+      <w:tr>
+        <w:tc>
+          <w:tcPr>
+            <w:tcW w:type="dxa" w:w="2351"/>
+          </w:tcPr>
+          <w:p>
+            <w:r/>
+            <w:r>
+              <w:t>Backend framework</w:t>
+            </w:r>
+          </w:p>
+        </w:tc>
+        <w:tc>
+          <w:tcPr>
+            <w:tcW w:type="dxa" w:w="2351"/>
+          </w:tcPr>
+          <w:p>
+            <w:r/>
+            <w:r>
+              <w:t>Spring Boot WebFlux</w:t>
+            </w:r>
+          </w:p>
+        </w:tc>
+        <w:tc>
+          <w:tcPr>
+            <w:tcW w:type="dxa" w:w="2351"/>
+          </w:tcPr>
+          <w:p>
+            <w:r/>
+            <w:r>
+              <w:t>3.5</w:t>
+            </w:r>
+          </w:p>
+        </w:tc>
+        <w:tc>
+          <w:tcPr>
+            <w:tcW w:type="dxa" w:w="2351"/>
+          </w:tcPr>
+          <w:p>
+            <w:r/>
+            <w:r>
+              <w:t>Reactivo (Mono/Flux), no bloqueante, escalable</w:t>
+            </w:r>
+          </w:p>
+        </w:tc>
+      </w:tr>
+      <w:tr>
+        <w:tc>
+          <w:tcPr>
+            <w:tcW w:type="dxa" w:w="2351"/>
+          </w:tcPr>
+          <w:p>
+            <w:r/>
+            <w:r>
+              <w:t>Persistencia</w:t>
+            </w:r>
+          </w:p>
+        </w:tc>
+        <w:tc>
+          <w:tcPr>
+            <w:tcW w:type="dxa" w:w="2351"/>
+          </w:tcPr>
+          <w:p>
+            <w:r/>
+            <w:r>
+              <w:t>R2DBC PostgreSQL</w:t>
+            </w:r>
+          </w:p>
+        </w:tc>
+        <w:tc>
+          <w:tcPr>
+            <w:tcW w:type="dxa" w:w="2351"/>
+          </w:tcPr>
+          <w:p>
+            <w:r/>
+            <w:r>
+              <w:t>reactivo</w:t>
+            </w:r>
+          </w:p>
+        </w:tc>
+        <w:tc>
+          <w:tcPr>
+            <w:tcW w:type="dxa" w:w="2351"/>
+          </w:tcPr>
+          <w:p>
+            <w:r/>
+            <w:r>
+              <w:t>Coherente con WebFlux; sin pool JDBC bloqueante</w:t>
+            </w:r>
+          </w:p>
+        </w:tc>
+      </w:tr>
+      <w:tr>
+        <w:tc>
+          <w:tcPr>
+            <w:tcW w:type="dxa" w:w="2351"/>
+          </w:tcPr>
+          <w:p>
+            <w:r/>
+            <w:r>
+              <w:t>BD</w:t>
+            </w:r>
+          </w:p>
+        </w:tc>
+        <w:tc>
+          <w:tcPr>
+            <w:tcW w:type="dxa" w:w="2351"/>
+          </w:tcPr>
+          <w:p>
+            <w:r/>
+            <w:r>
+              <w:t>PostgreSQL</w:t>
+            </w:r>
+          </w:p>
+        </w:tc>
+        <w:tc>
+          <w:tcPr>
+            <w:tcW w:type="dxa" w:w="2351"/>
+          </w:tcPr>
+          <w:p>
+            <w:r/>
+            <w:r>
+              <w:t>14</w:t>
+            </w:r>
+          </w:p>
+        </w:tc>
+        <w:tc>
+          <w:tcPr>
+            <w:tcW w:type="dxa" w:w="2351"/>
+          </w:tcPr>
+          <w:p>
+            <w:r/>
+            <w:r>
+              <w:t>SQL estándar, JSONB, índices parciales</w:t>
+            </w:r>
+          </w:p>
+        </w:tc>
+      </w:tr>
+      <w:tr>
+        <w:tc>
+          <w:tcPr>
+            <w:tcW w:type="dxa" w:w="2351"/>
+          </w:tcPr>
+          <w:p>
+            <w:r/>
+            <w:r>
+              <w:t>Autenticación</w:t>
+            </w:r>
+          </w:p>
+        </w:tc>
+        <w:tc>
+          <w:tcPr>
+            <w:tcW w:type="dxa" w:w="2351"/>
+          </w:tcPr>
+          <w:p>
+            <w:r/>
+            <w:r>
+              <w:t>Keycloak</w:t>
+            </w:r>
+          </w:p>
+        </w:tc>
+        <w:tc>
+          <w:tcPr>
+            <w:tcW w:type="dxa" w:w="2351"/>
+          </w:tcPr>
+          <w:p>
+            <w:r/>
+            <w:r>
+              <w:t>23</w:t>
+            </w:r>
+          </w:p>
+        </w:tc>
+        <w:tc>
+          <w:tcPr>
+            <w:tcW w:type="dxa" w:w="2351"/>
+          </w:tcPr>
+          <w:p>
+            <w:r/>
+            <w:r>
+              <w:t>OAuth2/OIDC listo, sin reinventar JWT</w:t>
+            </w:r>
+          </w:p>
+        </w:tc>
+      </w:tr>
+      <w:tr>
+        <w:tc>
+          <w:tcPr>
+            <w:tcW w:type="dxa" w:w="2351"/>
+          </w:tcPr>
+          <w:p>
+            <w:r/>
+            <w:r>
+              <w:t>Migraciones</w:t>
+            </w:r>
+          </w:p>
+        </w:tc>
+        <w:tc>
+          <w:tcPr>
+            <w:tcW w:type="dxa" w:w="2351"/>
+          </w:tcPr>
+          <w:p>
+            <w:r/>
+            <w:r>
+              <w:t>Flyway</w:t>
+            </w:r>
+          </w:p>
+        </w:tc>
+        <w:tc>
+          <w:tcPr>
+            <w:tcW w:type="dxa" w:w="2351"/>
+          </w:tcPr>
+          <w:p>
+            <w:r/>
+            <w:r>
+              <w:t>latest</w:t>
+            </w:r>
+          </w:p>
+        </w:tc>
+        <w:tc>
+          <w:tcPr>
+            <w:tcW w:type="dxa" w:w="2351"/>
+          </w:tcPr>
+          <w:p>
+            <w:r/>
+            <w:r>
+              <w:t>Versionado SQL idempotente</w:t>
+            </w:r>
+          </w:p>
+        </w:tc>
+      </w:tr>
+      <w:tr>
+        <w:tc>
+          <w:tcPr>
+            <w:tcW w:type="dxa" w:w="2351"/>
+          </w:tcPr>
+          <w:p>
+            <w:r/>
+            <w:r>
+              <w:t>Cache</w:t>
+            </w:r>
+          </w:p>
+        </w:tc>
+        <w:tc>
+          <w:tcPr>
+            <w:tcW w:type="dxa" w:w="2351"/>
+          </w:tcPr>
+          <w:p>
+            <w:r/>
+            <w:r>
+              <w:t>Redis (Lettuce)</w:t>
+            </w:r>
+          </w:p>
+        </w:tc>
+        <w:tc>
+          <w:tcPr>
+            <w:tcW w:type="dxa" w:w="2351"/>
+          </w:tcPr>
+          <w:p>
+            <w:r/>
+            <w:r>
+              <w:t>latest</w:t>
+            </w:r>
+          </w:p>
+        </w:tc>
+        <w:tc>
+          <w:tcPr>
+            <w:tcW w:type="dxa" w:w="2351"/>
+          </w:tcPr>
+          <w:p>
+            <w:r/>
+            <w:r>
+              <w:t>Sesiones, throttling, cache de rutas</w:t>
+            </w:r>
+          </w:p>
+        </w:tc>
+      </w:tr>
+      <w:tr>
+        <w:tc>
+          <w:tcPr>
+            <w:tcW w:type="dxa" w:w="2351"/>
+          </w:tcPr>
+          <w:p>
+            <w:r/>
+            <w:r>
+              <w:t>Cloud storage</w:t>
+            </w:r>
+          </w:p>
+        </w:tc>
+        <w:tc>
+          <w:tcPr>
+            <w:tcW w:type="dxa" w:w="2351"/>
+          </w:tcPr>
+          <w:p>
+            <w:r/>
+            <w:r>
+              <w:t>AWS S3 SDK v2.25 (LocalStack en dev)</w:t>
+            </w:r>
+          </w:p>
+        </w:tc>
+        <w:tc>
+          <w:tcPr>
+            <w:tcW w:type="dxa" w:w="2351"/>
+          </w:tcPr>
+          <w:p>
+            <w:r/>
+            <w:r>
+              <w:t>2.25</w:t>
+            </w:r>
+          </w:p>
+        </w:tc>
+        <w:tc>
+          <w:tcPr>
+            <w:tcW w:type="dxa" w:w="2351"/>
+          </w:tcPr>
+          <w:p>
+            <w:r/>
+            <w:r>
+              <w:t>Mismo SDK que prod; LocalStack emula S3+SQS+SNS</w:t>
+            </w:r>
+          </w:p>
+        </w:tc>
+      </w:tr>
+      <w:tr>
+        <w:tc>
+          <w:tcPr>
+            <w:tcW w:type="dxa" w:w="2351"/>
+          </w:tcPr>
+          <w:p>
+            <w:r/>
+            <w:r>
+              <w:t>Mensajería</w:t>
+            </w:r>
+          </w:p>
+        </w:tc>
+        <w:tc>
+          <w:tcPr>
+            <w:tcW w:type="dxa" w:w="2351"/>
+          </w:tcPr>
+          <w:p>
+            <w:r/>
+            <w:r>
+              <w:t>AWS SQS/SNS</w:t>
+            </w:r>
+          </w:p>
+        </w:tc>
+        <w:tc>
+          <w:tcPr>
+            <w:tcW w:type="dxa" w:w="2351"/>
+          </w:tcPr>
+          <w:p>
+            <w:r/>
+            <w:r>
+              <w:t>LocalStack</w:t>
+            </w:r>
+          </w:p>
+        </w:tc>
+        <w:tc>
+          <w:tcPr>
+            <w:tcW w:type="dxa" w:w="2351"/>
+          </w:tcPr>
+          <w:p>
+            <w:r/>
+            <w:r>
+              <w:t>Eventos asíncronos (entrega completada, alerta)</w:t>
+            </w:r>
+          </w:p>
+        </w:tc>
+      </w:tr>
+      <w:tr>
+        <w:tc>
+          <w:tcPr>
+            <w:tcW w:type="dxa" w:w="2351"/>
+          </w:tcPr>
+          <w:p>
+            <w:r/>
+            <w:r>
+              <w:t>Resiliencia</w:t>
+            </w:r>
+          </w:p>
+        </w:tc>
+        <w:tc>
+          <w:tcPr>
+            <w:tcW w:type="dxa" w:w="2351"/>
+          </w:tcPr>
+          <w:p>
+            <w:r/>
+            <w:r>
+              <w:t>Resilience4j</w:t>
+            </w:r>
+          </w:p>
+        </w:tc>
+        <w:tc>
+          <w:tcPr>
+            <w:tcW w:type="dxa" w:w="2351"/>
+          </w:tcPr>
+          <w:p>
+            <w:r/>
+            <w:r>
+              <w:t>2.2</w:t>
+            </w:r>
+          </w:p>
+        </w:tc>
+        <w:tc>
+          <w:tcPr>
+            <w:tcW w:type="dxa" w:w="2351"/>
+          </w:tcPr>
+          <w:p>
+            <w:r/>
+            <w:r>
+              <w:t>Circuit breaker, retry, timeouts</w:t>
+            </w:r>
+          </w:p>
+        </w:tc>
+      </w:tr>
+      <w:tr>
+        <w:tc>
+          <w:tcPr>
+            <w:tcW w:type="dxa" w:w="2351"/>
+          </w:tcPr>
+          <w:p>
+            <w:r/>
+            <w:r>
+              <w:t>Web SPA</w:t>
+            </w:r>
+          </w:p>
+        </w:tc>
+        <w:tc>
+          <w:tcPr>
+            <w:tcW w:type="dxa" w:w="2351"/>
+          </w:tcPr>
+          <w:p>
+            <w:r/>
+            <w:r>
+              <w:t>React + Vite + TypeScript</w:t>
+            </w:r>
+          </w:p>
+        </w:tc>
+        <w:tc>
+          <w:tcPr>
+            <w:tcW w:type="dxa" w:w="2351"/>
+          </w:tcPr>
+          <w:p>
+            <w:r/>
+            <w:r>
+              <w:t>React 18</w:t>
+            </w:r>
+          </w:p>
+        </w:tc>
+        <w:tc>
+          <w:tcPr>
+            <w:tcW w:type="dxa" w:w="2351"/>
+          </w:tcPr>
+          <w:p>
+            <w:r/>
+            <w:r>
+              <w:t>Vite = HMR rápido; TS = menos bugs en runtime</w:t>
+            </w:r>
+          </w:p>
+        </w:tc>
+      </w:tr>
+      <w:tr>
+        <w:tc>
+          <w:tcPr>
+            <w:tcW w:type="dxa" w:w="2351"/>
+          </w:tcPr>
+          <w:p>
+            <w:r/>
+            <w:r>
+              <w:t>Charts</w:t>
+            </w:r>
+          </w:p>
+        </w:tc>
+        <w:tc>
+          <w:tcPr>
+            <w:tcW w:type="dxa" w:w="2351"/>
+          </w:tcPr>
+          <w:p>
+            <w:r/>
+            <w:r>
+              <w:t>Chart.js + react-chartjs-2</w:t>
+            </w:r>
+          </w:p>
+        </w:tc>
+        <w:tc>
+          <w:tcPr>
+            <w:tcW w:type="dxa" w:w="2351"/>
+          </w:tcPr>
+          <w:p>
+            <w:r/>
+            <w:r>
+              <w:t>4.x</w:t>
+            </w:r>
+          </w:p>
+        </w:tc>
+        <w:tc>
+          <w:tcPr>
+            <w:tcW w:type="dxa" w:w="2351"/>
+          </w:tcPr>
+          <w:p>
+            <w:r/>
+            <w:r>
+              <w:t>Curvas KPI pre/post-test</w:t>
+            </w:r>
+          </w:p>
+        </w:tc>
+      </w:tr>
+      <w:tr>
+        <w:tc>
+          <w:tcPr>
+            <w:tcW w:type="dxa" w:w="2351"/>
+          </w:tcPr>
+          <w:p>
+            <w:r/>
+            <w:r>
+              <w:t>Mobile</w:t>
+            </w:r>
+          </w:p>
+        </w:tc>
+        <w:tc>
+          <w:tcPr>
+            <w:tcW w:type="dxa" w:w="2351"/>
+          </w:tcPr>
+          <w:p>
+            <w:r/>
+            <w:r>
+              <w:t>Flutter + Dart</w:t>
+            </w:r>
+          </w:p>
+        </w:tc>
+        <w:tc>
+          <w:tcPr>
+            <w:tcW w:type="dxa" w:w="2351"/>
+          </w:tcPr>
+          <w:p>
+            <w:r/>
+            <w:r>
+              <w:t>3.x</w:t>
+            </w:r>
+          </w:p>
+        </w:tc>
+        <w:tc>
+          <w:tcPr>
+            <w:tcW w:type="dxa" w:w="2351"/>
+          </w:tcPr>
+          <w:p>
+            <w:r/>
+            <w:r>
+              <w:t>Una sola codebase Android + iOS</w:t>
+            </w:r>
+          </w:p>
+        </w:tc>
+      </w:tr>
+      <w:tr>
+        <w:tc>
+          <w:tcPr>
+            <w:tcW w:type="dxa" w:w="2351"/>
+          </w:tcPr>
+          <w:p>
+            <w:r/>
+            <w:r>
+              <w:t>State móvil</w:t>
+            </w:r>
+          </w:p>
+        </w:tc>
+        <w:tc>
+          <w:tcPr>
+            <w:tcW w:type="dxa" w:w="2351"/>
+          </w:tcPr>
+          <w:p>
+            <w:r/>
+            <w:r>
+              <w:t>flutter_bloc</w:t>
+            </w:r>
+          </w:p>
+        </w:tc>
+        <w:tc>
+          <w:tcPr>
+            <w:tcW w:type="dxa" w:w="2351"/>
+          </w:tcPr>
+          <w:p>
+            <w:r/>
+            <w:r>
+              <w:t>latest</w:t>
+            </w:r>
+          </w:p>
+        </w:tc>
+        <w:tc>
+          <w:tcPr>
+            <w:tcW w:type="dxa" w:w="2351"/>
+          </w:tcPr>
+          <w:p>
+            <w:r/>
+            <w:r>
+              <w:t>Separa UI de lógica; testeable</w:t>
+            </w:r>
+          </w:p>
+        </w:tc>
+      </w:tr>
+      <w:tr>
+        <w:tc>
+          <w:tcPr>
+            <w:tcW w:type="dxa" w:w="2351"/>
+          </w:tcPr>
+          <w:p>
+            <w:r/>
+            <w:r>
+              <w:t>Mapas</w:t>
+            </w:r>
+          </w:p>
+        </w:tc>
+        <w:tc>
+          <w:tcPr>
+            <w:tcW w:type="dxa" w:w="2351"/>
+          </w:tcPr>
+          <w:p>
+            <w:r/>
+            <w:r>
+              <w:t>Google Maps Flutter</w:t>
+            </w:r>
+          </w:p>
+        </w:tc>
+        <w:tc>
+          <w:tcPr>
+            <w:tcW w:type="dxa" w:w="2351"/>
+          </w:tcPr>
+          <w:p>
+            <w:r/>
+            <w:r>
+              <w:t>latest</w:t>
+            </w:r>
+          </w:p>
+        </w:tc>
+        <w:tc>
+          <w:tcPr>
+            <w:tcW w:type="dxa" w:w="2351"/>
+          </w:tcPr>
+          <w:p>
+            <w:r/>
+            <w:r>
+              <w:t>Polilíneas y markers para rutas</w:t>
+            </w:r>
+          </w:p>
+        </w:tc>
+      </w:tr>
+    </w:tbl>
+    <w:p/>
+    <w:p>
+      <w:pPr>
+        <w:pStyle w:val="Heading3"/>
+      </w:pPr>
+      <w:r>
+        <w:t>1.2 Patrones arquitectónicos</w:t>
+      </w:r>
+    </w:p>
+    <w:p>
+      <w:pPr>
+        <w:pStyle w:val="ListBullet"/>
+      </w:pPr>
+      <w:r>
+        <w:rPr>
+          <w:b/>
+        </w:rPr>
+        <w:t>Hexagonal (Ports &amp; Adapters)</w:t>
+      </w:r>
+      <w:r>
+        <w:t>: el dominio (</w:t>
+      </w:r>
+      <w:r>
+        <w:rPr>
+          <w:rFonts w:ascii="Consolas" w:hAnsi="Consolas"/>
+          <w:sz w:val="20"/>
+        </w:rPr>
+        <w:t>domain/</w:t>
+      </w:r>
+      <w:r>
+        <w:t xml:space="preserve">) no depende de Spring ni de la BD. Los puertos están en </w:t>
+      </w:r>
+      <w:r>
+        <w:rPr>
+          <w:rFonts w:ascii="Consolas" w:hAnsi="Consolas"/>
+          <w:sz w:val="20"/>
+        </w:rPr>
+        <w:t>domain/ports/{in,out}</w:t>
+      </w:r>
+      <w:r>
+        <w:t xml:space="preserve"> y los adaptadores en </w:t>
+      </w:r>
+      <w:r>
+        <w:rPr>
+          <w:rFonts w:ascii="Consolas" w:hAnsi="Consolas"/>
+          <w:sz w:val="20"/>
+        </w:rPr>
+        <w:t>infrastructure/{input,output}</w:t>
+      </w:r>
+      <w:r>
+        <w:t>. Esto permite testear el dominio sin levantar Spring.</w:t>
+      </w:r>
+    </w:p>
+    <w:p>
+      <w:pPr>
+        <w:pStyle w:val="ListBullet"/>
+      </w:pPr>
+      <w:r>
+        <w:rPr>
+          <w:b/>
+        </w:rPr>
+        <w:t>Reactive Streams</w:t>
+      </w:r>
+      <w:r>
+        <w:t xml:space="preserve"> end-to-end: </w:t>
+      </w:r>
+      <w:r>
+        <w:rPr>
+          <w:rFonts w:ascii="Consolas" w:hAnsi="Consolas"/>
+          <w:sz w:val="20"/>
+        </w:rPr>
+        <w:t>Mono</w:t>
+      </w:r>
+      <w:r>
+        <w:t>/</w:t>
+      </w:r>
+      <w:r>
+        <w:rPr>
+          <w:rFonts w:ascii="Consolas" w:hAnsi="Consolas"/>
+          <w:sz w:val="20"/>
+        </w:rPr>
+        <w:t>Flux</w:t>
+      </w:r>
+      <w:r>
+        <w:t xml:space="preserve"> desde el controller hasta el repository (R2DBC). Una request bloqueada no bloquea el thread.</w:t>
+      </w:r>
+    </w:p>
+    <w:p>
+      <w:pPr>
+        <w:pStyle w:val="ListBullet"/>
+      </w:pPr>
+      <w:r>
+        <w:rPr>
+          <w:b/>
+        </w:rPr>
+        <w:t>Clean Architecture</w:t>
+      </w:r>
+      <w:r>
+        <w:t xml:space="preserve"> en móvil: </w:t>
+      </w:r>
+      <w:r>
+        <w:rPr>
+          <w:rFonts w:ascii="Consolas" w:hAnsi="Consolas"/>
+          <w:sz w:val="20"/>
+        </w:rPr>
+        <w:t>data</w:t>
+      </w:r>
+      <w:r>
+        <w:t xml:space="preserve"> / </w:t>
+      </w:r>
+      <w:r>
+        <w:rPr>
+          <w:rFonts w:ascii="Consolas" w:hAnsi="Consolas"/>
+          <w:sz w:val="20"/>
+        </w:rPr>
+        <w:t>domain</w:t>
+      </w:r>
+      <w:r>
+        <w:t xml:space="preserve"> / </w:t>
+      </w:r>
+      <w:r>
+        <w:rPr>
+          <w:rFonts w:ascii="Consolas" w:hAnsi="Consolas"/>
+          <w:sz w:val="20"/>
+        </w:rPr>
+        <w:t>presentation</w:t>
+      </w:r>
+      <w:r>
+        <w:t xml:space="preserve"> por feature (</w:t>
+      </w:r>
+      <w:r>
+        <w:rPr>
+          <w:rFonts w:ascii="Consolas" w:hAnsi="Consolas"/>
+          <w:sz w:val="20"/>
+        </w:rPr>
+        <w:t>auth</w:t>
+      </w:r>
+      <w:r>
+        <w:t xml:space="preserve">, </w:t>
+      </w:r>
+      <w:r>
+        <w:rPr>
+          <w:rFonts w:ascii="Consolas" w:hAnsi="Consolas"/>
+          <w:sz w:val="20"/>
+        </w:rPr>
+        <w:t>orders</w:t>
+      </w:r>
+      <w:r>
+        <w:t xml:space="preserve">, </w:t>
+      </w:r>
+      <w:r>
+        <w:rPr>
+          <w:rFonts w:ascii="Consolas" w:hAnsi="Consolas"/>
+          <w:sz w:val="20"/>
+        </w:rPr>
+        <w:t>routes</w:t>
+      </w:r>
+      <w:r>
+        <w:t xml:space="preserve">, </w:t>
+      </w:r>
+      <w:r>
+        <w:rPr>
+          <w:rFonts w:ascii="Consolas" w:hAnsi="Consolas"/>
+          <w:sz w:val="20"/>
+        </w:rPr>
+        <w:t>gps</w:t>
+      </w:r>
+      <w:r>
+        <w:t xml:space="preserve">, </w:t>
+      </w:r>
+      <w:r>
+        <w:rPr>
+          <w:rFonts w:ascii="Consolas" w:hAnsi="Consolas"/>
+          <w:sz w:val="20"/>
+        </w:rPr>
+        <w:t>history</w:t>
+      </w:r>
+      <w:r>
+        <w:t>).</w:t>
+      </w:r>
+    </w:p>
+    <w:p>
+      <w:pPr>
+        <w:pStyle w:val="ListBullet"/>
+      </w:pPr>
+      <w:r>
+        <w:rPr>
+          <w:b/>
+        </w:rPr>
+        <w:t>CQRS ligero</w:t>
+      </w:r>
+      <w:r>
+        <w:t xml:space="preserve">: </w:t>
+      </w:r>
+      <w:r>
+        <w:rPr>
+          <w:rFonts w:ascii="Consolas" w:hAnsi="Consolas"/>
+          <w:sz w:val="20"/>
+        </w:rPr>
+        <w:t>KpiRepository</w:t>
+      </w:r>
+      <w:r>
+        <w:t xml:space="preserve"> y </w:t>
+      </w:r>
+      <w:r>
+        <w:rPr>
+          <w:rFonts w:ascii="Consolas" w:hAnsi="Consolas"/>
+          <w:sz w:val="20"/>
+        </w:rPr>
+        <w:t>KpiReportService</w:t>
+      </w:r>
+      <w:r>
+        <w:t xml:space="preserve"> son sólo lectura; los use cases </w:t>
+      </w:r>
+      <w:r>
+        <w:rPr>
+          <w:rFonts w:ascii="Consolas" w:hAnsi="Consolas"/>
+          <w:sz w:val="20"/>
+        </w:rPr>
+        <w:t>Place*</w:t>
+      </w:r>
+      <w:r>
+        <w:t xml:space="preserve"> y </w:t>
+      </w:r>
+      <w:r>
+        <w:rPr>
+          <w:rFonts w:ascii="Consolas" w:hAnsi="Consolas"/>
+          <w:sz w:val="20"/>
+        </w:rPr>
+        <w:t>Update*Status</w:t>
+      </w:r>
+      <w:r>
+        <w:t xml:space="preserve"> son escritura.</w:t>
+      </w:r>
+    </w:p>
+    <w:p>
+      <w:pPr>
+        <w:pStyle w:val="ListBullet"/>
+      </w:pPr>
+      <w:r>
+        <w:rPr>
+          <w:b/>
+        </w:rPr>
+        <w:t>Event sourcing parcial</w:t>
+      </w:r>
+      <w:r>
+        <w:t xml:space="preserve">: la tabla </w:t>
+      </w:r>
+      <w:r>
+        <w:rPr>
+          <w:rFonts w:ascii="Consolas" w:hAnsi="Consolas"/>
+          <w:sz w:val="20"/>
+        </w:rPr>
+        <w:t>order_status_history</w:t>
+      </w:r>
+      <w:r>
+        <w:t xml:space="preserve"> registra cada cambio de estado de cada pedido, con timestamp y usuario que lo emitió. Sirve para auditoría y para calcular la CHR del pre-test.</w:t>
+      </w:r>
+    </w:p>
+    <w:p>
+      <w:r>
+        <w:t>____________________________________________________________</w:t>
+      </w:r>
+    </w:p>
+    <w:p>
+      <w:pPr>
+        <w:pStyle w:val="Heading2"/>
+      </w:pPr>
+      <w:r>
+        <w:t>2. Estructura de carpetas (qué hay y para qué)</w:t>
+      </w:r>
+    </w:p>
+    <w:p>
+      <w:pPr>
+        <w:ind w:left="283"/>
+      </w:pPr>
+      <w:r>
+        <w:rPr>
+          <w:rFonts w:ascii="Consolas" w:hAnsi="Consolas"/>
+          <w:color w:val="1E40AF"/>
+          <w:sz w:val="18"/>
+        </w:rPr>
+        <w:t>proyecto-integrador/</w:t>
+        <w:br/>
+        <w:t>├── src/                                      Backend Spring Boot (Java 17)</w:t>
+        <w:br/>
+        <w:t>│   ├── main/java/com/ecoroute/backend/</w:t>
+        <w:br/>
+        <w:t>│   │   ├── domain/                           Entidades + puertos (sin dependencias Spring)</w:t>
+        <w:br/>
+        <w:t>│   │   │   ├── model/                        Order, Driver, Vehicle, Route, DeliveryProof…</w:t>
+        <w:br/>
+        <w:t>│   │   │   ├── ports/in/                     Interfaces de use cases</w:t>
+        <w:br/>
+        <w:t>│   │   │   └── ports/out/                    Interfaces de repositories</w:t>
+        <w:br/>
+        <w:t>│   │   ├── application/                      Implementaciones de los puertos</w:t>
+        <w:br/>
+        <w:t>│   │   │   ├── services/</w:t>
+        <w:br/>
+        <w:t>│   │   │   │   ├── KpiReportService          Calcula IID/CHR/TDE pre y post-test</w:t>
+        <w:br/>
+        <w:t>│   │   │   │   ├── KpiFichaExportService     Exporta CSV/PDF (reportlab) de fichas</w:t>
+        <w:br/>
+        <w:t>│   │   │   │   ├── S3Service                 Upload de fotos/firmas a S3</w:t>
+        <w:br/>
+        <w:t>│   │   │   │   └── NotificationService       Publica eventos a SQS</w:t>
+        <w:br/>
+        <w:t>│   │   │   └── usecases/</w:t>
+        <w:br/>
+        <w:t>│   │   └── infrastructure/                   Adaptadores concretos</w:t>
+        <w:br/>
+        <w:t>│   │       ├── config/                       SecurityConfig, CorsConfig, JacksonConfig…</w:t>
+        <w:br/>
+        <w:t>│   │       ├── input/rest/                   Controllers (ReportController, OrderController…)</w:t>
+        <w:br/>
+        <w:t>│   │       ├── input/websocket/              GPS y notificaciones realtime</w:t>
+        <w:br/>
+        <w:t>│   │       └── output/persistence/           R2DBC repositories + Spring Data</w:t>
+        <w:br/>
+        <w:t>│   ├── main/resources/</w:t>
+        <w:br/>
+        <w:t>│   │   ├── application.yml                   Config base (SQS queue-url, S3 endpoint…)</w:t>
+        <w:br/>
+        <w:t>│   │   ├── application-local.yml             Override para desarrollo</w:t>
+        <w:br/>
+        <w:t>│   │   ├── application-docker.yml            Override cuando backend corre en contenedor</w:t>
+        <w:br/>
+        <w:t>│   │   └── db/migration/                     Flyway V001__init.sql, V002__add_kpis.sql…</w:t>
+        <w:br/>
+        <w:t>│   └── test/java/...                         JUnit 5 + Reactor Test + WebTestClient</w:t>
+        <w:br/>
+        <w:t>│</w:t>
+        <w:br/>
+        <w:t>├── web-admin/                                Panel web React/TS</w:t>
+        <w:br/>
+        <w:t>│   ├── src/</w:t>
+        <w:br/>
+        <w:t>│   │   ├── components/</w:t>
+        <w:br/>
+        <w:t>│   │   │   └── ThesisKpis.tsx                Dashboard pre/post-test con Chart.js</w:t>
+        <w:br/>
+        <w:t>│   │   ├── pages/</w:t>
+        <w:br/>
+        <w:t>│   │   │   ├── Reports.tsx                   Tabs Operativo / Tesis</w:t>
+        <w:br/>
+        <w:t>│   │   │   └── Dashboard.tsx</w:t>
+        <w:br/>
+        <w:t>│   │   ├── services/</w:t>
+        <w:br/>
+        <w:t>│   │   │   └── reportService.ts              fetch wrappers: getKpi, downloadKpiFicha</w:t>
+        <w:br/>
+        <w:t>│   │   ├── context/                          AuthContext, ThemeContext (dark mode)</w:t>
+        <w:br/>
+        <w:t>│   │   └── styles/</w:t>
+        <w:br/>
+        <w:t>│   └── package.json</w:t>
+        <w:br/>
+        <w:t>│</w:t>
+        <w:br/>
+        <w:t>├── mobile-app/                               Flutter (Android Pixel 9 Pro XL / iOS)</w:t>
+        <w:br/>
+        <w:t>│   ├── lib/</w:t>
+        <w:br/>
+        <w:t>│   │   ├── core/                             DI (get_it), theme, router (go_router), cache</w:t>
+        <w:br/>
+        <w:t>│   │   ├── features/</w:t>
+        <w:br/>
+        <w:t>│   │   │   ├── auth/                         Login Keycloak password grant</w:t>
+        <w:br/>
+        <w:t>│   │   │   ├── gps/                          WebSocket + foreground service</w:t>
+        <w:br/>
+        <w:t>│   │   │   ├── orders/                       Detalle pedido + cambio estado + evidencia</w:t>
+        <w:br/>
+        <w:t>│   │   │   ├── routes/                       "Mis Rutas de Hoy"</w:t>
+        <w:br/>
+        <w:t>│   │   │   └── history/                      Histórico de entregas</w:t>
+        <w:br/>
+        <w:t>│   │   └── main.dart</w:t>
+        <w:br/>
+        <w:t>│   └── pubspec.yaml</w:t>
+        <w:br/>
+        <w:t>│</w:t>
+        <w:br/>
+        <w:t>├── infra/                                    Init scripts LocalStack (ver §3.7)</w:t>
+        <w:br/>
+        <w:t>├── docker-compose.yml                        5 servicios: postgres, keycloak, localstack, backend, web-admin</w:t>
+        <w:br/>
+        <w:t>├── schema.sql                                Esquema BD (13 tablas)</w:t>
+        <w:br/>
+        <w:t>├── micotrans_seed.sql                        Seed modular (usa \i, requiere psql)</w:t>
+        <w:br/>
+        <w:t>├── micotrans_seed_complete.sql               ⭐ Seed unificado todo-en-uno</w:t>
+        <w:br/>
+        <w:t>├── micotrans_pretest_real.sql                Sólo el pre-test real (150 INSERTs del CSV)</w:t>
+        <w:br/>
+        <w:t>├── EcoRoute_TesisPack_Total_v3.zip           Artifact del release (ignorado por git)</w:t>
+        <w:br/>
+        <w:t>└── tesis_entregables/                        Toda la documentación de tesis</w:t>
+        <w:br/>
+        <w:t xml:space="preserve">    ├── docx/                                 18 .docx generados desde los .md</w:t>
+        <w:br/>
+        <w:t xml:space="preserve">    ├── fichas_kpi_pdf/                       6 fichas KPI pre/post + sus CSV + PNGs</w:t>
+        <w:br/>
+        <w:t xml:space="preserve">    ├── figuras_capturas/                     ~70 PNGs (web 2880×1800 + móvil 1344×2992)</w:t>
+        <w:br/>
+        <w:t xml:space="preserve">    ├── figuras_mockup/                       5 HTML mockups (alternativa a capturas reales)</w:t>
+        <w:br/>
+        <w:t xml:space="preserve">    ├── *.md                                  Fuentes editables (Cap III, Anexos, Manuales…)</w:t>
+        <w:br/>
+        <w:t xml:space="preserve">    ├── safe_capture.py                       Helper anti-2000px ⭐</w:t>
+        <w:br/>
+        <w:t xml:space="preserve">    ├── build_anexo_figuras_completo.py       Inserta capturas en Anexo Figuras docx</w:t>
+        <w:br/>
+        <w:t xml:space="preserve">    ├── build_anexo2_consolidado.py           Consolida cuestionario + 6 fichas PDF en docx</w:t>
+        <w:br/>
+        <w:t xml:space="preserve">    ├── convert_md_to_docx.py                 Pasa todos los .md a .docx con pandoc</w:t>
+        <w:br/>
+        <w:t xml:space="preserve">    ├── capture_android_full_flow.py          Captura flujo end-to-end del emulador</w:t>
+        <w:br/>
+        <w:t xml:space="preserve">    └── analisis_estadistico.py               t-Student / Pearson / Cronbach desde CSV</w:t>
+      </w:r>
+    </w:p>
+    <w:p>
+      <w:r>
+        <w:t>____________________________________________________________</w:t>
+      </w:r>
+    </w:p>
+    <w:p>
+      <w:pPr>
+        <w:pStyle w:val="Heading2"/>
+      </w:pPr>
+      <w:r>
+        <w:t>3. Despliegue local — paso a paso completo</w:t>
+      </w:r>
+    </w:p>
+    <w:p>
+      <w:r>
+        <w:t>Esta sección levanta TODO el sistema desde cero y deja la base con los datos reales de MICOTRANS lista para validar la tesis.</w:t>
+      </w:r>
+    </w:p>
+    <w:p>
+      <w:pPr>
+        <w:pStyle w:val="Heading3"/>
+      </w:pPr>
+      <w:r>
+        <w:t>3.1 Prerrequisitos</w:t>
       </w:r>
     </w:p>
     <w:tbl>
@@ -145,7 +1636,7 @@
                 <w:b/>
                 <w:color w:val="FFFFFF"/>
               </w:rPr>
-              <w:t>Capa</w:t>
+              <w:t>Software</w:t>
             </w:r>
           </w:p>
         </w:tc>
@@ -161,7 +1652,7 @@
                 <w:b/>
                 <w:color w:val="FFFFFF"/>
               </w:rPr>
-              <w:t>Tecnología</w:t>
+              <w:t>Versión mín.</w:t>
             </w:r>
           </w:p>
         </w:tc>
@@ -177,7 +1668,7 @@
                 <w:b/>
                 <w:color w:val="FFFFFF"/>
               </w:rPr>
-              <w:t>Versión</w:t>
+              <w:t>Verificación</w:t>
             </w:r>
           </w:p>
         </w:tc>
@@ -190,7 +1681,7 @@
           <w:p>
             <w:r/>
             <w:r>
-              <w:t>Backend lenguaje</w:t>
+              <w:t>Docker Desktop</w:t>
             </w:r>
           </w:p>
         </w:tc>
@@ -201,7 +1692,7 @@
           <w:p>
             <w:r/>
             <w:r>
-              <w:t>Java</w:t>
+              <w:t>4.x</w:t>
             </w:r>
           </w:p>
         </w:tc>
@@ -212,7 +1703,11 @@
           <w:p>
             <w:r/>
             <w:r>
-              <w:t>17</w:t>
+              <w:rPr>
+                <w:rFonts w:ascii="Consolas" w:hAnsi="Consolas"/>
+                <w:sz w:val="20"/>
+              </w:rPr>
+              <w:t>docker --version</w:t>
             </w:r>
           </w:p>
         </w:tc>
@@ -225,7 +1720,7 @@
           <w:p>
             <w:r/>
             <w:r>
-              <w:t>Backend framework</w:t>
+              <w:t>Java JDK</w:t>
             </w:r>
           </w:p>
         </w:tc>
@@ -236,7 +1731,7 @@
           <w:p>
             <w:r/>
             <w:r>
-              <w:t>Spring Boot WebFlux</w:t>
+              <w:t>17</w:t>
             </w:r>
           </w:p>
         </w:tc>
@@ -247,7 +1742,11 @@
           <w:p>
             <w:r/>
             <w:r>
-              <w:t>3.5</w:t>
+              <w:rPr>
+                <w:rFonts w:ascii="Consolas" w:hAnsi="Consolas"/>
+                <w:sz w:val="20"/>
+              </w:rPr>
+              <w:t>java -version</w:t>
             </w:r>
           </w:p>
         </w:tc>
@@ -260,7 +1759,7 @@
           <w:p>
             <w:r/>
             <w:r>
-              <w:t>Persistencia</w:t>
+              <w:t>Node.js</w:t>
             </w:r>
           </w:p>
         </w:tc>
@@ -271,7 +1770,7 @@
           <w:p>
             <w:r/>
             <w:r>
-              <w:t>R2DBC PostgreSQL</w:t>
+              <w:t>18</w:t>
             </w:r>
           </w:p>
         </w:tc>
@@ -282,7 +1781,11 @@
           <w:p>
             <w:r/>
             <w:r>
-              <w:t>reactivo</w:t>
+              <w:rPr>
+                <w:rFonts w:ascii="Consolas" w:hAnsi="Consolas"/>
+                <w:sz w:val="20"/>
+              </w:rPr>
+              <w:t>node --version</w:t>
             </w:r>
           </w:p>
         </w:tc>
@@ -295,7 +1798,7 @@
           <w:p>
             <w:r/>
             <w:r>
-              <w:t>BD</w:t>
+              <w:t>Flutter SDK</w:t>
             </w:r>
           </w:p>
         </w:tc>
@@ -306,7 +1809,7 @@
           <w:p>
             <w:r/>
             <w:r>
-              <w:t>PostgreSQL</w:t>
+              <w:t>3.x</w:t>
             </w:r>
           </w:p>
         </w:tc>
@@ -317,7 +1820,11 @@
           <w:p>
             <w:r/>
             <w:r>
-              <w:t>14</w:t>
+              <w:rPr>
+                <w:rFonts w:ascii="Consolas" w:hAnsi="Consolas"/>
+                <w:sz w:val="20"/>
+              </w:rPr>
+              <w:t>flutter --version</w:t>
             </w:r>
           </w:p>
         </w:tc>
@@ -330,7 +1837,7 @@
           <w:p>
             <w:r/>
             <w:r>
-              <w:t>Autenticación</w:t>
+              <w:t>Android Studio + SDK 34 + AVD Pixel 9 Pro XL</w:t>
             </w:r>
           </w:p>
         </w:tc>
@@ -341,7 +1848,7 @@
           <w:p>
             <w:r/>
             <w:r>
-              <w:t>Keycloak</w:t>
+              <w:t>2024+</w:t>
             </w:r>
           </w:p>
         </w:tc>
@@ -352,7 +1859,11 @@
           <w:p>
             <w:r/>
             <w:r>
-              <w:t>23</w:t>
+              <w:rPr>
+                <w:rFonts w:ascii="Consolas" w:hAnsi="Consolas"/>
+                <w:sz w:val="20"/>
+              </w:rPr>
+              <w:t>adb devices</w:t>
             </w:r>
           </w:p>
         </w:tc>
@@ -365,7 +1876,7 @@
           <w:p>
             <w:r/>
             <w:r>
-              <w:t>Migraciones</w:t>
+              <w:t>Git</w:t>
             </w:r>
           </w:p>
         </w:tc>
@@ -376,7 +1887,7 @@
           <w:p>
             <w:r/>
             <w:r>
-              <w:t>Flyway</w:t>
+              <w:t>2.x</w:t>
             </w:r>
           </w:p>
         </w:tc>
@@ -387,7 +1898,11 @@
           <w:p>
             <w:r/>
             <w:r>
-              <w:t>latest</w:t>
+              <w:rPr>
+                <w:rFonts w:ascii="Consolas" w:hAnsi="Consolas"/>
+                <w:sz w:val="20"/>
+              </w:rPr>
+              <w:t>git --version</w:t>
             </w:r>
           </w:p>
         </w:tc>
@@ -400,7 +1915,7 @@
           <w:p>
             <w:r/>
             <w:r>
-              <w:t>Cache</w:t>
+              <w:t>Python</w:t>
             </w:r>
           </w:p>
         </w:tc>
@@ -411,7 +1926,7 @@
           <w:p>
             <w:r/>
             <w:r>
-              <w:t>Redis (Lettuce)</w:t>
+              <w:t>3.10+</w:t>
             </w:r>
           </w:p>
         </w:tc>
@@ -422,7 +1937,11 @@
           <w:p>
             <w:r/>
             <w:r>
-              <w:t>latest</w:t>
+              <w:rPr>
+                <w:rFonts w:ascii="Consolas" w:hAnsi="Consolas"/>
+                <w:sz w:val="20"/>
+              </w:rPr>
+              <w:t>python --version</w:t>
             </w:r>
           </w:p>
         </w:tc>
@@ -435,7 +1954,7 @@
           <w:p>
             <w:r/>
             <w:r>
-              <w:t>Cloud storage</w:t>
+              <w:t>pandoc</w:t>
             </w:r>
           </w:p>
         </w:tc>
@@ -446,7 +1965,7 @@
           <w:p>
             <w:r/>
             <w:r>
-              <w:t>AWS S3 SDK v2.25 (LocalStack en dev)</w:t>
+              <w:t>3.x</w:t>
             </w:r>
           </w:p>
         </w:tc>
@@ -457,7 +1976,14 @@
           <w:p>
             <w:r/>
             <w:r>
-              <w:t>2.25</w:t>
+              <w:rPr>
+                <w:rFonts w:ascii="Consolas" w:hAnsi="Consolas"/>
+                <w:sz w:val="20"/>
+              </w:rPr>
+              <w:t>pandoc --version</w:t>
+            </w:r>
+            <w:r>
+              <w:t xml:space="preserve"> (para convertir .md → .docx)</w:t>
             </w:r>
           </w:p>
         </w:tc>
@@ -470,7 +1996,7 @@
           <w:p>
             <w:r/>
             <w:r>
-              <w:t>Mensajería</w:t>
+              <w:t>AWS CLI (opcional)</w:t>
             </w:r>
           </w:p>
         </w:tc>
@@ -481,7 +2007,7 @@
           <w:p>
             <w:r/>
             <w:r>
-              <w:t>AWS SQS/SNS</w:t>
+              <w:t>latest</w:t>
             </w:r>
           </w:p>
         </w:tc>
@@ -492,217 +2018,11 @@
           <w:p>
             <w:r/>
             <w:r>
-              <w:t>LocalStack</w:t>
-            </w:r>
-          </w:p>
-        </w:tc>
-      </w:tr>
-      <w:tr>
-        <w:tc>
-          <w:tcPr>
-            <w:tcW w:type="dxa" w:w="3135"/>
-          </w:tcPr>
-          <w:p>
-            <w:r/>
-            <w:r>
-              <w:t>Resiliencia</w:t>
-            </w:r>
-          </w:p>
-        </w:tc>
-        <w:tc>
-          <w:tcPr>
-            <w:tcW w:type="dxa" w:w="3135"/>
-          </w:tcPr>
-          <w:p>
-            <w:r/>
-            <w:r>
-              <w:t>Resilience4j</w:t>
-            </w:r>
-          </w:p>
-        </w:tc>
-        <w:tc>
-          <w:tcPr>
-            <w:tcW w:type="dxa" w:w="3135"/>
-          </w:tcPr>
-          <w:p>
-            <w:r/>
-            <w:r>
-              <w:t>2.2</w:t>
-            </w:r>
-          </w:p>
-        </w:tc>
-      </w:tr>
-      <w:tr>
-        <w:tc>
-          <w:tcPr>
-            <w:tcW w:type="dxa" w:w="3135"/>
-          </w:tcPr>
-          <w:p>
-            <w:r/>
-            <w:r>
-              <w:t>Web SPA</w:t>
-            </w:r>
-          </w:p>
-        </w:tc>
-        <w:tc>
-          <w:tcPr>
-            <w:tcW w:type="dxa" w:w="3135"/>
-          </w:tcPr>
-          <w:p>
-            <w:r/>
-            <w:r>
-              <w:t>React + Vite + TypeScript</w:t>
-            </w:r>
-          </w:p>
-        </w:tc>
-        <w:tc>
-          <w:tcPr>
-            <w:tcW w:type="dxa" w:w="3135"/>
-          </w:tcPr>
-          <w:p>
-            <w:r/>
-            <w:r>
-              <w:t>React 18</w:t>
-            </w:r>
-          </w:p>
-        </w:tc>
-      </w:tr>
-      <w:tr>
-        <w:tc>
-          <w:tcPr>
-            <w:tcW w:type="dxa" w:w="3135"/>
-          </w:tcPr>
-          <w:p>
-            <w:r/>
-            <w:r>
-              <w:t>Charts</w:t>
-            </w:r>
-          </w:p>
-        </w:tc>
-        <w:tc>
-          <w:tcPr>
-            <w:tcW w:type="dxa" w:w="3135"/>
-          </w:tcPr>
-          <w:p>
-            <w:r/>
-            <w:r>
-              <w:t>Chart.js + react-chartjs-2</w:t>
-            </w:r>
-          </w:p>
-        </w:tc>
-        <w:tc>
-          <w:tcPr>
-            <w:tcW w:type="dxa" w:w="3135"/>
-          </w:tcPr>
-          <w:p>
-            <w:r/>
-            <w:r>
-              <w:t>4.x</w:t>
-            </w:r>
-          </w:p>
-        </w:tc>
-      </w:tr>
-      <w:tr>
-        <w:tc>
-          <w:tcPr>
-            <w:tcW w:type="dxa" w:w="3135"/>
-          </w:tcPr>
-          <w:p>
-            <w:r/>
-            <w:r>
-              <w:t>Mobile</w:t>
-            </w:r>
-          </w:p>
-        </w:tc>
-        <w:tc>
-          <w:tcPr>
-            <w:tcW w:type="dxa" w:w="3135"/>
-          </w:tcPr>
-          <w:p>
-            <w:r/>
-            <w:r>
-              <w:t>Flutter + Dart</w:t>
-            </w:r>
-          </w:p>
-        </w:tc>
-        <w:tc>
-          <w:tcPr>
-            <w:tcW w:type="dxa" w:w="3135"/>
-          </w:tcPr>
-          <w:p>
-            <w:r/>
-            <w:r>
-              <w:t>3.x</w:t>
-            </w:r>
-          </w:p>
-        </w:tc>
-      </w:tr>
-      <w:tr>
-        <w:tc>
-          <w:tcPr>
-            <w:tcW w:type="dxa" w:w="3135"/>
-          </w:tcPr>
-          <w:p>
-            <w:r/>
-            <w:r>
-              <w:t>State móvil</w:t>
-            </w:r>
-          </w:p>
-        </w:tc>
-        <w:tc>
-          <w:tcPr>
-            <w:tcW w:type="dxa" w:w="3135"/>
-          </w:tcPr>
-          <w:p>
-            <w:r/>
-            <w:r>
-              <w:t>flutter_bloc</w:t>
-            </w:r>
-          </w:p>
-        </w:tc>
-        <w:tc>
-          <w:tcPr>
-            <w:tcW w:type="dxa" w:w="3135"/>
-          </w:tcPr>
-          <w:p>
-            <w:r/>
-            <w:r>
-              <w:t>latest</w:t>
-            </w:r>
-          </w:p>
-        </w:tc>
-      </w:tr>
-      <w:tr>
-        <w:tc>
-          <w:tcPr>
-            <w:tcW w:type="dxa" w:w="3135"/>
-          </w:tcPr>
-          <w:p>
-            <w:r/>
-            <w:r>
-              <w:t>Mapas</w:t>
-            </w:r>
-          </w:p>
-        </w:tc>
-        <w:tc>
-          <w:tcPr>
-            <w:tcW w:type="dxa" w:w="3135"/>
-          </w:tcPr>
-          <w:p>
-            <w:r/>
-            <w:r>
-              <w:t>Google Maps Flutter</w:t>
-            </w:r>
-          </w:p>
-        </w:tc>
-        <w:tc>
-          <w:tcPr>
-            <w:tcW w:type="dxa" w:w="3135"/>
-          </w:tcPr>
-          <w:p>
-            <w:r/>
-            <w:r>
-              <w:t>latest</w:t>
+              <w:rPr>
+                <w:rFonts w:ascii="Consolas" w:hAnsi="Consolas"/>
+                <w:sz w:val="20"/>
+              </w:rPr>
+              <w:t>aws --version</w:t>
             </w:r>
           </w:p>
         </w:tc>
@@ -714,120 +2034,7 @@
         <w:pStyle w:val="Heading3"/>
       </w:pPr>
       <w:r>
-        <w:t>1.2 Patrones Arquitectónicos</w:t>
-      </w:r>
-    </w:p>
-    <w:p>
-      <w:pPr>
-        <w:pStyle w:val="ListBullet"/>
-      </w:pPr>
-      <w:r>
-        <w:rPr>
-          <w:b/>
-        </w:rPr>
-        <w:t>Hexagonal (Ports &amp; Adapters)</w:t>
-      </w:r>
-      <w:r>
-        <w:t>: dominio aislado de infraestructura.</w:t>
-      </w:r>
-    </w:p>
-    <w:p>
-      <w:pPr>
-        <w:pStyle w:val="ListBullet"/>
-      </w:pPr>
-      <w:r>
-        <w:rPr>
-          <w:b/>
-        </w:rPr>
-        <w:t>Reactive Streams</w:t>
-      </w:r>
-      <w:r>
-        <w:t>: Mono/Flux en toda la cadena (Controller → UseCase → Repository).</w:t>
-      </w:r>
-    </w:p>
-    <w:p>
-      <w:pPr>
-        <w:pStyle w:val="ListBullet"/>
-      </w:pPr>
-      <w:r>
-        <w:rPr>
-          <w:b/>
-        </w:rPr>
-        <w:t>Clean Architecture en móvil</w:t>
-      </w:r>
-      <w:r>
-        <w:t>: data / domain / presentation por feature.</w:t>
-      </w:r>
-    </w:p>
-    <w:p>
-      <w:pPr>
-        <w:pStyle w:val="ListBullet"/>
-      </w:pPr>
-      <w:r>
-        <w:rPr>
-          <w:b/>
-        </w:rPr>
-        <w:t>CQRS ligero</w:t>
-      </w:r>
-      <w:r>
-        <w:t xml:space="preserve">: separación entre </w:t>
-      </w:r>
-      <w:r>
-        <w:rPr>
-          <w:rFonts w:ascii="Consolas" w:hAnsi="Consolas"/>
-          <w:sz w:val="20"/>
-        </w:rPr>
-        <w:t>Read</w:t>
-      </w:r>
-      <w:r>
-        <w:t xml:space="preserve"> (queries reactivas) y </w:t>
-      </w:r>
-      <w:r>
-        <w:rPr>
-          <w:rFonts w:ascii="Consolas" w:hAnsi="Consolas"/>
-          <w:sz w:val="20"/>
-        </w:rPr>
-        <w:t>Write</w:t>
-      </w:r>
-      <w:r>
-        <w:t xml:space="preserve"> (use cases).</w:t>
-      </w:r>
-    </w:p>
-    <w:p>
-      <w:pPr>
-        <w:pStyle w:val="ListBullet"/>
-      </w:pPr>
-      <w:r>
-        <w:rPr>
-          <w:b/>
-        </w:rPr>
-        <w:t>Event sourcing parcial</w:t>
-      </w:r>
-      <w:r>
-        <w:t xml:space="preserve">: tabla </w:t>
-      </w:r>
-      <w:r>
-        <w:rPr>
-          <w:rFonts w:ascii="Consolas" w:hAnsi="Consolas"/>
-          <w:sz w:val="20"/>
-        </w:rPr>
-        <w:t>order_status_history</w:t>
-      </w:r>
-      <w:r>
-        <w:t xml:space="preserve"> registra todos los cambios.</w:t>
-      </w:r>
-    </w:p>
-    <w:p>
-      <w:r>
-        <w:t>____________________________________________________________</w:t>
-      </w:r>
-    </w:p>
-    <w:p>
-      <w:pPr>
-        <w:pStyle w:val="Heading2"/>
-      </w:pPr>
-      <w:r>
-        <w:t>2. Estructura de Carpetas</w:t>
+        <w:t>3.2 Clonar el repositorio</w:t>
       </w:r>
     </w:p>
     <w:p>
@@ -840,106 +2047,9 @@
           <w:color w:val="1E40AF"/>
           <w:sz w:val="18"/>
         </w:rPr>
-        <w:t>proyecto-integrador/</w:t>
+        <w:t>git clone git@github.com:devnicogit/Proyecto-Integrador-Desarrollo-de-Software-3.git</w:t>
         <w:br/>
-        <w:t>├── src/                                  # Backend (Java)</w:t>
-        <w:br/>
-        <w:t>│   ├── main/</w:t>
-        <w:br/>
-        <w:t>│   │   ├── java/com/ecoroute/backend/</w:t>
-        <w:br/>
-        <w:t>│   │   │   ├── domain/                   # Entidades + puertos</w:t>
-        <w:br/>
-        <w:t>│   │   │   │   ├── model/</w:t>
-        <w:br/>
-        <w:t>│   │   │   │   ├── ports/in/</w:t>
-        <w:br/>
-        <w:t>│   │   │   │   └── ports/out/</w:t>
-        <w:br/>
-        <w:t>│   │   │   ├── application/              # Use Cases + Services</w:t>
-        <w:br/>
-        <w:t>│   │   │   │   ├── services/</w:t>
-        <w:br/>
-        <w:t>│   │   │   │   └── usecases/</w:t>
-        <w:br/>
-        <w:t>│   │   │   └── infrastructure/           # Adaptadores</w:t>
-        <w:br/>
-        <w:t>│   │   │       ├── config/</w:t>
-        <w:br/>
-        <w:t>│   │   │       ├── input/rest/</w:t>
-        <w:br/>
-        <w:t>│   │   │       ├── input/websocket/</w:t>
-        <w:br/>
-        <w:t>│   │   │       └── output/persistence/</w:t>
-        <w:br/>
-        <w:t>│   │   └── resources/</w:t>
-        <w:br/>
-        <w:t>│   │       ├── application.yml</w:t>
-        <w:br/>
-        <w:t>│   │       ├── application-local.yml</w:t>
-        <w:br/>
-        <w:t>│   │       ├── application-docker.yml</w:t>
-        <w:br/>
-        <w:t>│   │       └── db/migration/             # Flyway</w:t>
-        <w:br/>
-        <w:t>│   └── test/                             # JUnit + Reactor Test</w:t>
-        <w:br/>
-        <w:t>│</w:t>
-        <w:br/>
-        <w:t>├── web-admin/                            # Panel web React/TS</w:t>
-        <w:br/>
-        <w:t>│   ├── src/</w:t>
-        <w:br/>
-        <w:t>│   │   ├── components/</w:t>
-        <w:br/>
-        <w:t>│   │   ├── pages/</w:t>
-        <w:br/>
-        <w:t>│   │   ├── services/                     # API clients</w:t>
-        <w:br/>
-        <w:t>│   │   ├── context/</w:t>
-        <w:br/>
-        <w:t>│   │   └── styles/</w:t>
-        <w:br/>
-        <w:t>│   └── package.json</w:t>
-        <w:br/>
-        <w:t>│</w:t>
-        <w:br/>
-        <w:t>├── mobile-app/                           # App móvil Flutter</w:t>
-        <w:br/>
-        <w:t>│   ├── lib/</w:t>
-        <w:br/>
-        <w:t>│   │   ├── core/                         # DI, theme, router, cache</w:t>
-        <w:br/>
-        <w:t>│   │   ├── features/                     # auth, gps, orders, routes, history</w:t>
-        <w:br/>
-        <w:t>│   │   └── main.dart</w:t>
-        <w:br/>
-        <w:t>│   └── pubspec.yaml</w:t>
-        <w:br/>
-        <w:t>│</w:t>
-        <w:br/>
-        <w:t>├── infra/                                # Init scripts (LocalStack, etc.)</w:t>
-        <w:br/>
-        <w:t>├── docker-compose.yml</w:t>
-        <w:br/>
-        <w:t>├── schema.sql                            # Esquema BD 13 tablas</w:t>
-        <w:br/>
-        <w:t>├── micotrans_seed_complete.sql           # Seed completo MICOTRANS</w:t>
-        <w:br/>
-        <w:t>└── tesis_entregables/                    # Documentación tesis</w:t>
-      </w:r>
-    </w:p>
-    <w:p>
-      <w:r>
-        <w:t>____________________________________________________________</w:t>
-      </w:r>
-    </w:p>
-    <w:p>
-      <w:pPr>
-        <w:pStyle w:val="Heading2"/>
-      </w:pPr>
-      <w:r>
-        <w:t>3. Despliegue Local Paso a Paso</w:t>
+        <w:t>cd "Proyecto Integrador Desarrollo de Software 3"</w:t>
       </w:r>
     </w:p>
     <w:p>
@@ -947,205 +2057,7 @@
         <w:pStyle w:val="Heading3"/>
       </w:pPr>
       <w:r>
-        <w:t>3.1 Prerrequisitos</w:t>
-      </w:r>
-    </w:p>
-    <w:tbl>
-      <w:tblPr>
-        <w:tblStyle w:val="LightGrid-Accent1"/>
-        <w:tblW w:type="auto" w:w="0"/>
-        <w:tblLook w:firstColumn="1" w:firstRow="1" w:lastColumn="0" w:lastRow="0" w:noHBand="0" w:noVBand="1" w:val="04A0"/>
-      </w:tblPr>
-      <w:tblGrid>
-        <w:gridCol w:w="4703"/>
-        <w:gridCol w:w="4703"/>
-      </w:tblGrid>
-      <w:tr>
-        <w:tc>
-          <w:tcPr>
-            <w:tcW w:type="dxa" w:w="4703"/>
-            <w:shd w:val="clear" w:color="auto" w:fill="2563EB"/>
-          </w:tcPr>
-          <w:p>
-            <w:r/>
-            <w:r>
-              <w:rPr>
-                <w:b/>
-                <w:color w:val="FFFFFF"/>
-              </w:rPr>
-              <w:t>Software</w:t>
-            </w:r>
-          </w:p>
-        </w:tc>
-        <w:tc>
-          <w:tcPr>
-            <w:tcW w:type="dxa" w:w="4703"/>
-            <w:shd w:val="clear" w:color="auto" w:fill="2563EB"/>
-          </w:tcPr>
-          <w:p>
-            <w:r/>
-            <w:r>
-              <w:rPr>
-                <w:b/>
-                <w:color w:val="FFFFFF"/>
-              </w:rPr>
-              <w:t>Versión mínima</w:t>
-            </w:r>
-          </w:p>
-        </w:tc>
-      </w:tr>
-      <w:tr>
-        <w:tc>
-          <w:tcPr>
-            <w:tcW w:type="dxa" w:w="4703"/>
-          </w:tcPr>
-          <w:p>
-            <w:r/>
-            <w:r>
-              <w:t>Docker Desktop</w:t>
-            </w:r>
-          </w:p>
-        </w:tc>
-        <w:tc>
-          <w:tcPr>
-            <w:tcW w:type="dxa" w:w="4703"/>
-          </w:tcPr>
-          <w:p>
-            <w:r/>
-            <w:r>
-              <w:t>4.x</w:t>
-            </w:r>
-          </w:p>
-        </w:tc>
-      </w:tr>
-      <w:tr>
-        <w:tc>
-          <w:tcPr>
-            <w:tcW w:type="dxa" w:w="4703"/>
-          </w:tcPr>
-          <w:p>
-            <w:r/>
-            <w:r>
-              <w:t>Java JDK</w:t>
-            </w:r>
-          </w:p>
-        </w:tc>
-        <w:tc>
-          <w:tcPr>
-            <w:tcW w:type="dxa" w:w="4703"/>
-          </w:tcPr>
-          <w:p>
-            <w:r/>
-            <w:r>
-              <w:t>17</w:t>
-            </w:r>
-          </w:p>
-        </w:tc>
-      </w:tr>
-      <w:tr>
-        <w:tc>
-          <w:tcPr>
-            <w:tcW w:type="dxa" w:w="4703"/>
-          </w:tcPr>
-          <w:p>
-            <w:r/>
-            <w:r>
-              <w:t>Node.js</w:t>
-            </w:r>
-          </w:p>
-        </w:tc>
-        <w:tc>
-          <w:tcPr>
-            <w:tcW w:type="dxa" w:w="4703"/>
-          </w:tcPr>
-          <w:p>
-            <w:r/>
-            <w:r>
-              <w:t>18</w:t>
-            </w:r>
-          </w:p>
-        </w:tc>
-      </w:tr>
-      <w:tr>
-        <w:tc>
-          <w:tcPr>
-            <w:tcW w:type="dxa" w:w="4703"/>
-          </w:tcPr>
-          <w:p>
-            <w:r/>
-            <w:r>
-              <w:t>Flutter SDK</w:t>
-            </w:r>
-          </w:p>
-        </w:tc>
-        <w:tc>
-          <w:tcPr>
-            <w:tcW w:type="dxa" w:w="4703"/>
-          </w:tcPr>
-          <w:p>
-            <w:r/>
-            <w:r>
-              <w:t>3.x</w:t>
-            </w:r>
-          </w:p>
-        </w:tc>
-      </w:tr>
-      <w:tr>
-        <w:tc>
-          <w:tcPr>
-            <w:tcW w:type="dxa" w:w="4703"/>
-          </w:tcPr>
-          <w:p>
-            <w:r/>
-            <w:r>
-              <w:t>Android Studio (con SDK 34)</w:t>
-            </w:r>
-          </w:p>
-        </w:tc>
-        <w:tc>
-          <w:tcPr>
-            <w:tcW w:type="dxa" w:w="4703"/>
-          </w:tcPr>
-          <w:p>
-            <w:r/>
-            <w:r>
-              <w:t>2024+</w:t>
-            </w:r>
-          </w:p>
-        </w:tc>
-      </w:tr>
-      <w:tr>
-        <w:tc>
-          <w:tcPr>
-            <w:tcW w:type="dxa" w:w="4703"/>
-          </w:tcPr>
-          <w:p>
-            <w:r/>
-            <w:r>
-              <w:t>Git</w:t>
-            </w:r>
-          </w:p>
-        </w:tc>
-        <w:tc>
-          <w:tcPr>
-            <w:tcW w:type="dxa" w:w="4703"/>
-          </w:tcPr>
-          <w:p>
-            <w:r/>
-            <w:r>
-              <w:t>2.x</w:t>
-            </w:r>
-          </w:p>
-        </w:tc>
-      </w:tr>
-    </w:tbl>
-    <w:p/>
-    <w:p>
-      <w:pPr>
-        <w:pStyle w:val="Heading3"/>
-      </w:pPr>
-      <w:r>
-        <w:t>3.2 Clonar y levantar infraestructura</w:t>
+        <w:t>3.3 Levantar la infraestructura Docker</w:t>
       </w:r>
     </w:p>
     <w:p>
@@ -1158,367 +2070,12 @@
           <w:color w:val="1E40AF"/>
           <w:sz w:val="18"/>
         </w:rPr>
-        <w:t>git clone &lt;REPO_URL&gt;</w:t>
-        <w:br/>
-        <w:t>cd "Proyecto Integrador Desarrollo de Software 3"</w:t>
-        <w:br/>
-        <w:t>docker-compose up -d postgres keycloak localstack</w:t>
+        <w:t>docker compose up -d</w:t>
       </w:r>
     </w:p>
     <w:p>
       <w:r>
-        <w:t>Esperar 30 segundos a que Keycloak inicialice.</w:t>
-      </w:r>
-    </w:p>
-    <w:p>
-      <w:pPr>
-        <w:pStyle w:val="Heading3"/>
-      </w:pPr>
-      <w:r>
-        <w:t>3.3 Configurar Keycloak</w:t>
-      </w:r>
-    </w:p>
-    <w:p>
-      <w:pPr>
-        <w:ind w:left="283"/>
-      </w:pPr>
-      <w:r>
-        <w:rPr>
-          <w:rFonts w:ascii="Consolas" w:hAnsi="Consolas"/>
-          <w:color w:val="1E40AF"/>
-          <w:sz w:val="18"/>
-        </w:rPr>
-        <w:t>./setup-keycloak.ps1</w:t>
-      </w:r>
-    </w:p>
-    <w:p>
-      <w:r>
-        <w:t>Esto crea:</w:t>
-      </w:r>
-    </w:p>
-    <w:p>
-      <w:pPr>
-        <w:pStyle w:val="ListBullet"/>
-      </w:pPr>
-      <w:r>
-        <w:t xml:space="preserve">Realm </w:t>
-      </w:r>
-      <w:r>
-        <w:rPr>
-          <w:rFonts w:ascii="Consolas" w:hAnsi="Consolas"/>
-          <w:sz w:val="20"/>
-        </w:rPr>
-        <w:t>ecoroute</w:t>
-      </w:r>
-    </w:p>
-    <w:p>
-      <w:pPr>
-        <w:pStyle w:val="ListBullet"/>
-      </w:pPr>
-      <w:r>
-        <w:t xml:space="preserve">Client </w:t>
-      </w:r>
-      <w:r>
-        <w:rPr>
-          <w:rFonts w:ascii="Consolas" w:hAnsi="Consolas"/>
-          <w:sz w:val="20"/>
-        </w:rPr>
-        <w:t>mobile-app</w:t>
-      </w:r>
-      <w:r>
-        <w:t xml:space="preserve"> (público, direct grants)</w:t>
-      </w:r>
-    </w:p>
-    <w:p>
-      <w:pPr>
-        <w:pStyle w:val="ListBullet"/>
-      </w:pPr>
-      <w:r>
-        <w:t xml:space="preserve">Roles </w:t>
-      </w:r>
-      <w:r>
-        <w:rPr>
-          <w:rFonts w:ascii="Consolas" w:hAnsi="Consolas"/>
-          <w:sz w:val="20"/>
-        </w:rPr>
-        <w:t>ADMIN</w:t>
-      </w:r>
-      <w:r>
-        <w:t xml:space="preserve">, </w:t>
-      </w:r>
-      <w:r>
-        <w:rPr>
-          <w:rFonts w:ascii="Consolas" w:hAnsi="Consolas"/>
-          <w:sz w:val="20"/>
-        </w:rPr>
-        <w:t>DISPATCHER</w:t>
-      </w:r>
-      <w:r>
-        <w:t xml:space="preserve">, </w:t>
-      </w:r>
-      <w:r>
-        <w:rPr>
-          <w:rFonts w:ascii="Consolas" w:hAnsi="Consolas"/>
-          <w:sz w:val="20"/>
-        </w:rPr>
-        <w:t>DRIVER</w:t>
-      </w:r>
-    </w:p>
-    <w:p>
-      <w:pPr>
-        <w:pStyle w:val="ListBullet"/>
-      </w:pPr>
-      <w:r>
-        <w:t xml:space="preserve">Usuario </w:t>
-      </w:r>
-      <w:r>
-        <w:rPr>
-          <w:rFonts w:ascii="Consolas" w:hAnsi="Consolas"/>
-          <w:sz w:val="20"/>
-        </w:rPr>
-        <w:t>admin</w:t>
-      </w:r>
-      <w:r>
-        <w:t xml:space="preserve"> / </w:t>
-      </w:r>
-      <w:r>
-        <w:rPr>
-          <w:rFonts w:ascii="Consolas" w:hAnsi="Consolas"/>
-          <w:sz w:val="20"/>
-        </w:rPr>
-        <w:t>admin123</w:t>
-      </w:r>
-      <w:r>
-        <w:t xml:space="preserve"> (ADMIN)</w:t>
-      </w:r>
-    </w:p>
-    <w:p>
-      <w:pPr>
-        <w:pStyle w:val="ListBullet"/>
-      </w:pPr>
-      <w:r>
-        <w:t xml:space="preserve">Usuario </w:t>
-      </w:r>
-      <w:r>
-        <w:rPr>
-          <w:rFonts w:ascii="Consolas" w:hAnsi="Consolas"/>
-          <w:sz w:val="20"/>
-        </w:rPr>
-        <w:t>conductor</w:t>
-      </w:r>
-      <w:r>
-        <w:t xml:space="preserve"> / </w:t>
-      </w:r>
-      <w:r>
-        <w:rPr>
-          <w:rFonts w:ascii="Consolas" w:hAnsi="Consolas"/>
-          <w:sz w:val="20"/>
-        </w:rPr>
-        <w:t>conductor123</w:t>
-      </w:r>
-      <w:r>
-        <w:t xml:space="preserve"> (DRIVER)</w:t>
-      </w:r>
-    </w:p>
-    <w:p>
-      <w:pPr>
-        <w:pStyle w:val="Heading3"/>
-      </w:pPr>
-      <w:r>
-        <w:t>3.4 Cargar esquema y seed MICOTRANS</w:t>
-      </w:r>
-    </w:p>
-    <w:p>
-      <w:pPr>
-        <w:ind w:left="283"/>
-      </w:pPr>
-      <w:r>
-        <w:rPr>
-          <w:rFonts w:ascii="Consolas" w:hAnsi="Consolas"/>
-          <w:color w:val="1E40AF"/>
-          <w:sz w:val="18"/>
-        </w:rPr>
-        <w:t>docker cp schema.sql ecoroute-db:/schema.sql</w:t>
-        <w:br/>
-        <w:t>docker cp micotrans_seed_complete.sql ecoroute-db:/seed.sql</w:t>
-        <w:br/>
-        <w:t>docker exec ecoroute-db psql -U user -d ecoroute -f /schema.sql</w:t>
-        <w:br/>
-        <w:t>docker exec ecoroute-db psql -U user -d ecoroute -f /seed.sql</w:t>
-      </w:r>
-    </w:p>
-    <w:p>
-      <w:pPr>
-        <w:pStyle w:val="Heading3"/>
-      </w:pPr>
-      <w:r>
-        <w:t>3.5 Crear recursos LocalStack</w:t>
-      </w:r>
-    </w:p>
-    <w:p>
-      <w:pPr>
-        <w:ind w:left="283"/>
-      </w:pPr>
-      <w:r>
-        <w:rPr>
-          <w:rFonts w:ascii="Consolas" w:hAnsi="Consolas"/>
-          <w:color w:val="1E40AF"/>
-          <w:sz w:val="18"/>
-        </w:rPr>
-        <w:t>docker exec ecoroute-localstack awslocal s3 mb s3://ecoroute-proofs</w:t>
-        <w:br/>
-        <w:t>docker exec ecoroute-localstack awslocal sqs create-queue --queue-name ecoroute-notifications</w:t>
-        <w:br/>
-        <w:t>docker exec ecoroute-localstack awslocal sns create-topic --name ecoroute-alerts</w:t>
-      </w:r>
-    </w:p>
-    <w:p>
-      <w:pPr>
-        <w:pStyle w:val="Heading3"/>
-      </w:pPr>
-      <w:r>
-        <w:t>3.6 Levantar backend</w:t>
-      </w:r>
-    </w:p>
-    <w:p>
-      <w:pPr>
-        <w:ind w:left="283"/>
-      </w:pPr>
-      <w:r>
-        <w:rPr>
-          <w:rFonts w:ascii="Consolas" w:hAnsi="Consolas"/>
-          <w:color w:val="1E40AF"/>
-          <w:sz w:val="18"/>
-        </w:rPr>
-        <w:t>./gradlew.bat bootRun --args="--spring.profiles.active=local"</w:t>
-      </w:r>
-    </w:p>
-    <w:p>
-      <w:r>
-        <w:t>Verificar:</w:t>
-      </w:r>
-    </w:p>
-    <w:p>
-      <w:pPr>
-        <w:pStyle w:val="ListBullet"/>
-      </w:pPr>
-      <w:r>
-        <w:rPr>
-          <w:rFonts w:ascii="Consolas" w:hAnsi="Consolas"/>
-          <w:sz w:val="20"/>
-        </w:rPr>
-        <w:t>curl http://localhost:8081/actuator/health</w:t>
-      </w:r>
-      <w:r>
-        <w:t xml:space="preserve"> → </w:t>
-      </w:r>
-      <w:r>
-        <w:rPr>
-          <w:rFonts w:ascii="Consolas" w:hAnsi="Consolas"/>
-          <w:sz w:val="20"/>
-        </w:rPr>
-        <w:t>{"status":"UP"}</w:t>
-      </w:r>
-    </w:p>
-    <w:p>
-      <w:pPr>
-        <w:pStyle w:val="ListBullet"/>
-      </w:pPr>
-      <w:r>
-        <w:rPr>
-          <w:rFonts w:ascii="Consolas" w:hAnsi="Consolas"/>
-          <w:sz w:val="20"/>
-        </w:rPr>
-        <w:t>http://localhost:8081/swagger-ui.html</w:t>
-      </w:r>
-      <w:r>
-        <w:t xml:space="preserve"> → documentación OpenAPI</w:t>
-      </w:r>
-    </w:p>
-    <w:p>
-      <w:pPr>
-        <w:pStyle w:val="Heading3"/>
-      </w:pPr>
-      <w:r>
-        <w:t>3.7 Levantar web admin</w:t>
-      </w:r>
-    </w:p>
-    <w:p>
-      <w:pPr>
-        <w:ind w:left="283"/>
-      </w:pPr>
-      <w:r>
-        <w:rPr>
-          <w:rFonts w:ascii="Consolas" w:hAnsi="Consolas"/>
-          <w:color w:val="1E40AF"/>
-          <w:sz w:val="18"/>
-        </w:rPr>
-        <w:t>cd web-admin</w:t>
-        <w:br/>
-        <w:t>npm install</w:t>
-        <w:br/>
-        <w:t>npm run dev</w:t>
-      </w:r>
-    </w:p>
-    <w:p>
-      <w:r>
-        <w:t xml:space="preserve">Abrir </w:t>
-      </w:r>
-      <w:r>
-        <w:rPr>
-          <w:rFonts w:ascii="Consolas" w:hAnsi="Consolas"/>
-          <w:sz w:val="20"/>
-        </w:rPr>
-        <w:t>http://localhost:3000</w:t>
-      </w:r>
-      <w:r>
-        <w:t>.</w:t>
-      </w:r>
-    </w:p>
-    <w:p>
-      <w:pPr>
-        <w:pStyle w:val="Heading3"/>
-      </w:pPr>
-      <w:r>
-        <w:t>3.8 Levantar app móvil</w:t>
-      </w:r>
-    </w:p>
-    <w:p>
-      <w:pPr>
-        <w:ind w:left="283"/>
-      </w:pPr>
-      <w:r>
-        <w:rPr>
-          <w:rFonts w:ascii="Consolas" w:hAnsi="Consolas"/>
-          <w:color w:val="1E40AF"/>
-          <w:sz w:val="18"/>
-        </w:rPr>
-        <w:t>cd mobile-app</w:t>
-        <w:br/>
-        <w:t>flutter pub get</w:t>
-        <w:br/>
-        <w:t>flutter run -d &lt;emulator_id&gt;</w:t>
-      </w:r>
-    </w:p>
-    <w:p>
-      <w:r>
-        <w:t>____________________________________________________________</w:t>
-      </w:r>
-    </w:p>
-    <w:p>
-      <w:pPr>
-        <w:pStyle w:val="Heading2"/>
-      </w:pPr>
-      <w:r>
-        <w:t>4. Configuración</w:t>
-      </w:r>
-    </w:p>
-    <w:p>
-      <w:pPr>
-        <w:pStyle w:val="Heading3"/>
-      </w:pPr>
-      <w:r>
-        <w:t>4.1 Variables de entorno principales</w:t>
+        <w:t>Crea 5 contenedores:</w:t>
       </w:r>
     </w:p>
     <w:tbl>
@@ -1545,7 +2102,7 @@
                 <w:b/>
                 <w:color w:val="FFFFFF"/>
               </w:rPr>
-              <w:t>Variable</w:t>
+              <w:t>Contenedor</w:t>
             </w:r>
           </w:p>
         </w:tc>
@@ -1561,7 +2118,7 @@
                 <w:b/>
                 <w:color w:val="FFFFFF"/>
               </w:rPr>
-              <w:t>Default</w:t>
+              <w:t>Puerto host</w:t>
             </w:r>
           </w:p>
         </w:tc>
@@ -1577,7 +2134,7 @@
                 <w:b/>
                 <w:color w:val="FFFFFF"/>
               </w:rPr>
-              <w:t>Propósito</w:t>
+              <w:t>Para qué</w:t>
             </w:r>
           </w:p>
         </w:tc>
@@ -1594,7 +2151,10 @@
                 <w:rFonts w:ascii="Consolas" w:hAnsi="Consolas"/>
                 <w:sz w:val="20"/>
               </w:rPr>
-              <w:t>DB_HOST</w:t>
+              <w:t>ecoroute-db</w:t>
+            </w:r>
+            <w:r>
+              <w:t xml:space="preserve"> (Postgres 14)</w:t>
             </w:r>
           </w:p>
         </w:tc>
@@ -1605,7 +2165,7 @@
           <w:p>
             <w:r/>
             <w:r>
-              <w:t>localhost</w:t>
+              <w:t>5433</w:t>
             </w:r>
           </w:p>
         </w:tc>
@@ -1616,7 +2176,7 @@
           <w:p>
             <w:r/>
             <w:r>
-              <w:t>Host de PostgreSQL</w:t>
+              <w:t>Datos persistentes</w:t>
             </w:r>
           </w:p>
         </w:tc>
@@ -1633,7 +2193,7 @@
                 <w:rFonts w:ascii="Consolas" w:hAnsi="Consolas"/>
                 <w:sz w:val="20"/>
               </w:rPr>
-              <w:t>DB_PORT</w:t>
+              <w:t>ecoroute-keycloak</w:t>
             </w:r>
           </w:p>
         </w:tc>
@@ -1644,7 +2204,7 @@
           <w:p>
             <w:r/>
             <w:r>
-              <w:t>5433</w:t>
+              <w:t>8080</w:t>
             </w:r>
           </w:p>
         </w:tc>
@@ -1655,7 +2215,7 @@
           <w:p>
             <w:r/>
             <w:r>
-              <w:t>Puerto PostgreSQL</w:t>
+              <w:t>Autenticación JWT</w:t>
             </w:r>
           </w:p>
         </w:tc>
@@ -1672,7 +2232,7 @@
                 <w:rFonts w:ascii="Consolas" w:hAnsi="Consolas"/>
                 <w:sz w:val="20"/>
               </w:rPr>
-              <w:t>DB_NAME</w:t>
+              <w:t>ecoroute-localstack</w:t>
             </w:r>
           </w:p>
         </w:tc>
@@ -1683,7 +2243,7 @@
           <w:p>
             <w:r/>
             <w:r>
-              <w:t>ecoroute</w:t>
+              <w:t>4566</w:t>
             </w:r>
           </w:p>
         </w:tc>
@@ -1694,7 +2254,7 @@
           <w:p>
             <w:r/>
             <w:r>
-              <w:t>Nombre BD</w:t>
+              <w:t>S3 (fotos/firmas) + SQS (eventos) + SNS (alerts)</w:t>
             </w:r>
           </w:p>
         </w:tc>
@@ -1711,7 +2271,10 @@
                 <w:rFonts w:ascii="Consolas" w:hAnsi="Consolas"/>
                 <w:sz w:val="20"/>
               </w:rPr>
-              <w:t>DB_USER</w:t>
+              <w:t>ecoroute-backend</w:t>
+            </w:r>
+            <w:r>
+              <w:t xml:space="preserve"> (Spring Boot)</w:t>
             </w:r>
           </w:p>
         </w:tc>
@@ -1722,7 +2285,7 @@
           <w:p>
             <w:r/>
             <w:r>
-              <w:t>user</w:t>
+              <w:t>8081</w:t>
             </w:r>
           </w:p>
         </w:tc>
@@ -1733,7 +2296,7 @@
           <w:p>
             <w:r/>
             <w:r>
-              <w:t>Usuario BD</w:t>
+              <w:t>API REST + WS</w:t>
             </w:r>
           </w:p>
         </w:tc>
@@ -1750,7 +2313,10 @@
                 <w:rFonts w:ascii="Consolas" w:hAnsi="Consolas"/>
                 <w:sz w:val="20"/>
               </w:rPr>
-              <w:t>DB_PASSWORD</w:t>
+              <w:t>ecoroute-web-admin</w:t>
+            </w:r>
+            <w:r>
+              <w:t xml:space="preserve"> (nginx + React)</w:t>
             </w:r>
           </w:p>
         </w:tc>
@@ -1761,7 +2327,7 @@
           <w:p>
             <w:r/>
             <w:r>
-              <w:t>password</w:t>
+              <w:t>3000</w:t>
             </w:r>
           </w:p>
         </w:tc>
@@ -1772,163 +2338,7 @@
           <w:p>
             <w:r/>
             <w:r>
-              <w:t>Password BD</w:t>
-            </w:r>
-          </w:p>
-        </w:tc>
-      </w:tr>
-      <w:tr>
-        <w:tc>
-          <w:tcPr>
-            <w:tcW w:type="dxa" w:w="3135"/>
-          </w:tcPr>
-          <w:p>
-            <w:r/>
-            <w:r>
-              <w:rPr>
-                <w:rFonts w:ascii="Consolas" w:hAnsi="Consolas"/>
-                <w:sz w:val="20"/>
-              </w:rPr>
-              <w:t>KEYCLOAK_ISSUER_URI</w:t>
-            </w:r>
-          </w:p>
-        </w:tc>
-        <w:tc>
-          <w:tcPr>
-            <w:tcW w:type="dxa" w:w="3135"/>
-          </w:tcPr>
-          <w:p>
-            <w:r/>
-            <w:r>
-              <w:t>http://localhost:8080/realms/ecoroute</w:t>
-            </w:r>
-          </w:p>
-        </w:tc>
-        <w:tc>
-          <w:tcPr>
-            <w:tcW w:type="dxa" w:w="3135"/>
-          </w:tcPr>
-          <w:p>
-            <w:r/>
-            <w:r>
-              <w:t>Issuer JWT</w:t>
-            </w:r>
-          </w:p>
-        </w:tc>
-      </w:tr>
-      <w:tr>
-        <w:tc>
-          <w:tcPr>
-            <w:tcW w:type="dxa" w:w="3135"/>
-          </w:tcPr>
-          <w:p>
-            <w:r/>
-            <w:r>
-              <w:rPr>
-                <w:rFonts w:ascii="Consolas" w:hAnsi="Consolas"/>
-                <w:sz w:val="20"/>
-              </w:rPr>
-              <w:t>KEYCLOAK_JWK_SET_URI</w:t>
-            </w:r>
-          </w:p>
-        </w:tc>
-        <w:tc>
-          <w:tcPr>
-            <w:tcW w:type="dxa" w:w="3135"/>
-          </w:tcPr>
-          <w:p>
-            <w:r/>
-            <w:r>
-              <w:t>http://localhost:8080/realms/ecoroute/protocol/openid-connect/certs</w:t>
-            </w:r>
-          </w:p>
-        </w:tc>
-        <w:tc>
-          <w:tcPr>
-            <w:tcW w:type="dxa" w:w="3135"/>
-          </w:tcPr>
-          <w:p>
-            <w:r/>
-            <w:r>
-              <w:t>JWKS URL</w:t>
-            </w:r>
-          </w:p>
-        </w:tc>
-      </w:tr>
-      <w:tr>
-        <w:tc>
-          <w:tcPr>
-            <w:tcW w:type="dxa" w:w="3135"/>
-          </w:tcPr>
-          <w:p>
-            <w:r/>
-            <w:r>
-              <w:rPr>
-                <w:rFonts w:ascii="Consolas" w:hAnsi="Consolas"/>
-                <w:sz w:val="20"/>
-              </w:rPr>
-              <w:t>AWS_ENDPOINT</w:t>
-            </w:r>
-          </w:p>
-        </w:tc>
-        <w:tc>
-          <w:tcPr>
-            <w:tcW w:type="dxa" w:w="3135"/>
-          </w:tcPr>
-          <w:p>
-            <w:r/>
-            <w:r>
-              <w:t>http://localhost:4566</w:t>
-            </w:r>
-          </w:p>
-        </w:tc>
-        <w:tc>
-          <w:tcPr>
-            <w:tcW w:type="dxa" w:w="3135"/>
-          </w:tcPr>
-          <w:p>
-            <w:r/>
-            <w:r>
-              <w:t>LocalStack endpoint</w:t>
-            </w:r>
-          </w:p>
-        </w:tc>
-      </w:tr>
-      <w:tr>
-        <w:tc>
-          <w:tcPr>
-            <w:tcW w:type="dxa" w:w="3135"/>
-          </w:tcPr>
-          <w:p>
-            <w:r/>
-            <w:r>
-              <w:rPr>
-                <w:rFonts w:ascii="Consolas" w:hAnsi="Consolas"/>
-                <w:sz w:val="20"/>
-              </w:rPr>
-              <w:t>AWS_REGION</w:t>
-            </w:r>
-          </w:p>
-        </w:tc>
-        <w:tc>
-          <w:tcPr>
-            <w:tcW w:type="dxa" w:w="3135"/>
-          </w:tcPr>
-          <w:p>
-            <w:r/>
-            <w:r>
-              <w:t>us-east-1</w:t>
-            </w:r>
-          </w:p>
-        </w:tc>
-        <w:tc>
-          <w:tcPr>
-            <w:tcW w:type="dxa" w:w="3135"/>
-          </w:tcPr>
-          <w:p>
-            <w:r/>
-            <w:r>
-              <w:t>Región AWS</w:t>
+              <w:t>Panel administrativo</w:t>
             </w:r>
           </w:p>
         </w:tc>
@@ -1936,11 +2346,94 @@
     </w:tbl>
     <w:p/>
     <w:p>
+      <w:r>
+        <w:t>Esperar 30–60 segundos. Verificar:</w:t>
+      </w:r>
+    </w:p>
+    <w:p>
+      <w:pPr>
+        <w:ind w:left="283"/>
+      </w:pPr>
+      <w:r>
+        <w:rPr>
+          <w:rFonts w:ascii="Consolas" w:hAnsi="Consolas"/>
+          <w:color w:val="1E40AF"/>
+          <w:sz w:val="18"/>
+        </w:rPr>
+        <w:t>docker ps</w:t>
+        <w:br/>
+        <w:t>curl http://localhost:8081/actuator/health</w:t>
+      </w:r>
+    </w:p>
+    <w:p>
+      <w:r>
+        <w:t xml:space="preserve">Si el health responde </w:t>
+      </w:r>
+      <w:r>
+        <w:rPr>
+          <w:rFonts w:ascii="Consolas" w:hAnsi="Consolas"/>
+          <w:sz w:val="20"/>
+        </w:rPr>
+        <w:t>{"status":"UP"}</w:t>
+      </w:r>
+      <w:r>
+        <w:t xml:space="preserve"> o devuelve </w:t>
+      </w:r>
+      <w:r>
+        <w:rPr>
+          <w:rFonts w:ascii="Consolas" w:hAnsi="Consolas"/>
+          <w:sz w:val="20"/>
+        </w:rPr>
+        <w:t>DOWN</w:t>
+      </w:r>
+      <w:r>
+        <w:t xml:space="preserve"> sólo por </w:t>
+      </w:r>
+      <w:r>
+        <w:rPr>
+          <w:rFonts w:ascii="Consolas" w:hAnsi="Consolas"/>
+          <w:sz w:val="20"/>
+        </w:rPr>
+        <w:t>redis</w:t>
+      </w:r>
+      <w:r>
+        <w:t>/</w:t>
+      </w:r>
+      <w:r>
+        <w:rPr>
+          <w:rFonts w:ascii="Consolas" w:hAnsi="Consolas"/>
+          <w:sz w:val="20"/>
+        </w:rPr>
+        <w:t>r2dbc</w:t>
+      </w:r>
+      <w:r>
+        <w:t xml:space="preserve"> arrancando, está bien.</w:t>
+      </w:r>
+    </w:p>
+    <w:p>
       <w:pPr>
         <w:pStyle w:val="Heading3"/>
       </w:pPr>
       <w:r>
-        <w:t>4.2 Perfiles Spring</w:t>
+        <w:t>3.4 Configurar Keycloak</w:t>
+      </w:r>
+    </w:p>
+    <w:p>
+      <w:pPr>
+        <w:ind w:left="283"/>
+      </w:pPr>
+      <w:r>
+        <w:rPr>
+          <w:rFonts w:ascii="Consolas" w:hAnsi="Consolas"/>
+          <w:color w:val="1E40AF"/>
+          <w:sz w:val="18"/>
+        </w:rPr>
+        <w:t>./setup-keycloak.ps1</w:t>
+      </w:r>
+    </w:p>
+    <w:p>
+      <w:r>
+        <w:t>Crea automáticamente:</w:t>
       </w:r>
     </w:p>
     <w:p>
@@ -1948,14 +2441,14 @@
         <w:pStyle w:val="ListBullet"/>
       </w:pPr>
       <w:r>
+        <w:t xml:space="preserve">Realm </w:t>
+      </w:r>
+      <w:r>
         <w:rPr>
           <w:rFonts w:ascii="Consolas" w:hAnsi="Consolas"/>
           <w:sz w:val="20"/>
         </w:rPr>
-        <w:t>local</w:t>
-      </w:r>
-      <w:r>
-        <w:t xml:space="preserve"> — desarrollo local (Docker compose en localhost)</w:t>
+        <w:t>ecoroute</w:t>
       </w:r>
     </w:p>
     <w:p>
@@ -1963,14 +2456,26 @@
         <w:pStyle w:val="ListBullet"/>
       </w:pPr>
       <w:r>
+        <w:t xml:space="preserve">Client </w:t>
+      </w:r>
+      <w:r>
         <w:rPr>
           <w:rFonts w:ascii="Consolas" w:hAnsi="Consolas"/>
           <w:sz w:val="20"/>
         </w:rPr>
-        <w:t>docker</w:t>
-      </w:r>
-      <w:r>
-        <w:t xml:space="preserve"> — backend corre dentro de Docker (usa nombres de servicio)</w:t>
+        <w:t>mobile-app</w:t>
+      </w:r>
+      <w:r>
+        <w:t xml:space="preserve"> (público, </w:t>
+      </w:r>
+      <w:r>
+        <w:rPr>
+          <w:i/>
+        </w:rPr>
+        <w:t>direct access grant</w:t>
+      </w:r>
+      <w:r>
+        <w:t>)</w:t>
       </w:r>
     </w:p>
     <w:p>
@@ -1978,27 +2483,117 @@
         <w:pStyle w:val="ListBullet"/>
       </w:pPr>
       <w:r>
+        <w:t xml:space="preserve">Roles </w:t>
+      </w:r>
+      <w:r>
         <w:rPr>
           <w:rFonts w:ascii="Consolas" w:hAnsi="Consolas"/>
           <w:sz w:val="20"/>
         </w:rPr>
-        <w:t>prod</w:t>
-      </w:r>
-      <w:r>
-        <w:t xml:space="preserve"> — producción (no incluido en este alcance)</w:t>
-      </w:r>
-    </w:p>
-    <w:p>
-      <w:r>
-        <w:t>____________________________________________________________</w:t>
+        <w:t>ADMIN</w:t>
+      </w:r>
+      <w:r>
+        <w:t xml:space="preserve">, </w:t>
+      </w:r>
+      <w:r>
+        <w:rPr>
+          <w:rFonts w:ascii="Consolas" w:hAnsi="Consolas"/>
+          <w:sz w:val="20"/>
+        </w:rPr>
+        <w:t>DISPATCHER</w:t>
+      </w:r>
+      <w:r>
+        <w:t xml:space="preserve">, </w:t>
+      </w:r>
+      <w:r>
+        <w:rPr>
+          <w:rFonts w:ascii="Consolas" w:hAnsi="Consolas"/>
+          <w:sz w:val="20"/>
+        </w:rPr>
+        <w:t>DRIVER</w:t>
       </w:r>
     </w:p>
     <w:p>
       <w:pPr>
-        <w:pStyle w:val="Heading2"/>
+        <w:pStyle w:val="ListBullet"/>
       </w:pPr>
       <w:r>
-        <w:t>5. API Endpoints Principales</w:t>
+        <w:t>Usuarios:</w:t>
+      </w:r>
+    </w:p>
+    <w:p>
+      <w:pPr>
+        <w:pStyle w:val="ListBullet"/>
+      </w:pPr>
+      <w:r>
+        <w:rPr>
+          <w:rFonts w:ascii="Consolas" w:hAnsi="Consolas"/>
+          <w:sz w:val="20"/>
+        </w:rPr>
+        <w:t>admin</w:t>
+      </w:r>
+      <w:r>
+        <w:t xml:space="preserve"> / </w:t>
+      </w:r>
+      <w:r>
+        <w:rPr>
+          <w:rFonts w:ascii="Consolas" w:hAnsi="Consolas"/>
+          <w:sz w:val="20"/>
+        </w:rPr>
+        <w:t>admin123</w:t>
+      </w:r>
+      <w:r>
+        <w:t xml:space="preserve"> (rol ADMIN)</w:t>
+      </w:r>
+    </w:p>
+    <w:p>
+      <w:pPr>
+        <w:pStyle w:val="ListBullet"/>
+      </w:pPr>
+      <w:r>
+        <w:rPr>
+          <w:rFonts w:ascii="Consolas" w:hAnsi="Consolas"/>
+          <w:sz w:val="20"/>
+        </w:rPr>
+        <w:t>dispatcher</w:t>
+      </w:r>
+      <w:r>
+        <w:t xml:space="preserve"> / </w:t>
+      </w:r>
+      <w:r>
+        <w:rPr>
+          <w:rFonts w:ascii="Consolas" w:hAnsi="Consolas"/>
+          <w:sz w:val="20"/>
+        </w:rPr>
+        <w:t>dispatcher123</w:t>
+      </w:r>
+      <w:r>
+        <w:t xml:space="preserve"> (rol DISPATCHER)</w:t>
+      </w:r>
+    </w:p>
+    <w:p>
+      <w:pPr>
+        <w:pStyle w:val="ListBullet"/>
+      </w:pPr>
+      <w:r>
+        <w:rPr>
+          <w:rFonts w:ascii="Consolas" w:hAnsi="Consolas"/>
+          <w:sz w:val="20"/>
+        </w:rPr>
+        <w:t>conductor</w:t>
+      </w:r>
+      <w:r>
+        <w:t xml:space="preserve"> / </w:t>
+      </w:r>
+      <w:r>
+        <w:rPr>
+          <w:rFonts w:ascii="Consolas" w:hAnsi="Consolas"/>
+          <w:sz w:val="20"/>
+        </w:rPr>
+        <w:t>conductor123</w:t>
+      </w:r>
+      <w:r>
+        <w:t xml:space="preserve"> (rol DRIVER)</w:t>
       </w:r>
     </w:p>
     <w:p>
@@ -2006,19 +2601,7 @@
         <w:pStyle w:val="Heading3"/>
       </w:pPr>
       <w:r>
-        <w:t>5.1 Autenticación</w:t>
-      </w:r>
-    </w:p>
-    <w:p>
-      <w:r>
-        <w:rPr>
-          <w:rFonts w:ascii="Consolas" w:hAnsi="Consolas"/>
-          <w:sz w:val="20"/>
-        </w:rPr>
-        <w:t>POST</w:t>
-      </w:r>
-      <w:r>
-        <w:t xml:space="preserve"> al token endpoint de Keycloak para obtener JWT:</w:t>
+        <w:t>3.5 Cargar esquema + datos REALES de MICOTRANS</w:t>
       </w:r>
     </w:p>
     <w:p>
@@ -2031,1550 +2614,18 @@
           <w:color w:val="1E40AF"/>
           <w:sz w:val="18"/>
         </w:rPr>
-        <w:t>POST http://localhost:8080/realms/ecoroute/protocol/openid-connect/token</w:t>
+        <w:t>docker cp schema.sql ecoroute-db:/schema.sql</w:t>
         <w:br/>
-        <w:t>Content-Type: application/x-www-form-urlencoded</w:t>
+        <w:t>docker cp micotrans_seed_complete.sql ecoroute-db:/seed.sql</w:t>
         <w:br/>
+        <w:t>docker exec ecoroute-db psql -U user -d ecoroute -f /schema.sql</w:t>
         <w:br/>
-        <w:t>grant_type=password&amp;client_id=mobile-app&amp;username=admin&amp;password=admin123</w:t>
+        <w:t>docker exec ecoroute-db psql -U user -d ecoroute -f /seed.sql</w:t>
       </w:r>
     </w:p>
     <w:p>
-      <w:pPr>
-        <w:pStyle w:val="Heading3"/>
-      </w:pPr>
-      <w:r>
-        <w:t>5.2 CRUDs (autenticados con Bearer JWT)</w:t>
-      </w:r>
-    </w:p>
-    <w:tbl>
-      <w:tblPr>
-        <w:tblStyle w:val="LightGrid-Accent1"/>
-        <w:tblW w:type="auto" w:w="0"/>
-        <w:tblLook w:firstColumn="1" w:firstRow="1" w:lastColumn="0" w:lastRow="0" w:noHBand="0" w:noVBand="1" w:val="04A0"/>
-      </w:tblPr>
-      <w:tblGrid>
-        <w:gridCol w:w="4703"/>
-        <w:gridCol w:w="4703"/>
-      </w:tblGrid>
-      <w:tr>
-        <w:tc>
-          <w:tcPr>
-            <w:tcW w:type="dxa" w:w="4703"/>
-            <w:shd w:val="clear" w:color="auto" w:fill="2563EB"/>
-          </w:tcPr>
-          <w:p>
-            <w:r/>
-            <w:r>
-              <w:rPr>
-                <w:b/>
-                <w:color w:val="FFFFFF"/>
-              </w:rPr>
-              <w:t>Recurso</w:t>
-            </w:r>
-          </w:p>
-        </w:tc>
-        <w:tc>
-          <w:tcPr>
-            <w:tcW w:type="dxa" w:w="4703"/>
-            <w:shd w:val="clear" w:color="auto" w:fill="2563EB"/>
-          </w:tcPr>
-          <w:p>
-            <w:r/>
-            <w:r>
-              <w:rPr>
-                <w:b/>
-                <w:color w:val="FFFFFF"/>
-              </w:rPr>
-              <w:t>Endpoints</w:t>
-            </w:r>
-          </w:p>
-        </w:tc>
-      </w:tr>
-      <w:tr>
-        <w:tc>
-          <w:tcPr>
-            <w:tcW w:type="dxa" w:w="4703"/>
-          </w:tcPr>
-          <w:p>
-            <w:r/>
-            <w:r>
-              <w:t>Conductores</w:t>
-            </w:r>
-          </w:p>
-        </w:tc>
-        <w:tc>
-          <w:tcPr>
-            <w:tcW w:type="dxa" w:w="4703"/>
-          </w:tcPr>
-          <w:p>
-            <w:r/>
-            <w:r>
-              <w:rPr>
-                <w:rFonts w:ascii="Consolas" w:hAnsi="Consolas"/>
-                <w:sz w:val="20"/>
-              </w:rPr>
-              <w:t>GET/POST /drivers</w:t>
-            </w:r>
-            <w:r>
-              <w:t xml:space="preserve">, </w:t>
-            </w:r>
-            <w:r>
-              <w:rPr>
-                <w:rFonts w:ascii="Consolas" w:hAnsi="Consolas"/>
-                <w:sz w:val="20"/>
-              </w:rPr>
-              <w:t>GET/PUT/DELETE /drivers/{id}</w:t>
-            </w:r>
-          </w:p>
-        </w:tc>
-      </w:tr>
-      <w:tr>
-        <w:tc>
-          <w:tcPr>
-            <w:tcW w:type="dxa" w:w="4703"/>
-          </w:tcPr>
-          <w:p>
-            <w:r/>
-            <w:r>
-              <w:t>Vehículos</w:t>
-            </w:r>
-          </w:p>
-        </w:tc>
-        <w:tc>
-          <w:tcPr>
-            <w:tcW w:type="dxa" w:w="4703"/>
-          </w:tcPr>
-          <w:p>
-            <w:r/>
-            <w:r>
-              <w:rPr>
-                <w:rFonts w:ascii="Consolas" w:hAnsi="Consolas"/>
-                <w:sz w:val="20"/>
-              </w:rPr>
-              <w:t>GET/POST /vehicles</w:t>
-            </w:r>
-            <w:r>
-              <w:t xml:space="preserve">, </w:t>
-            </w:r>
-            <w:r>
-              <w:rPr>
-                <w:rFonts w:ascii="Consolas" w:hAnsi="Consolas"/>
-                <w:sz w:val="20"/>
-              </w:rPr>
-              <w:t>GET/PUT/DELETE /vehicles/{id}</w:t>
-            </w:r>
-          </w:p>
-        </w:tc>
-      </w:tr>
-      <w:tr>
-        <w:tc>
-          <w:tcPr>
-            <w:tcW w:type="dxa" w:w="4703"/>
-          </w:tcPr>
-          <w:p>
-            <w:r/>
-            <w:r>
-              <w:t>Rutas</w:t>
-            </w:r>
-          </w:p>
-        </w:tc>
-        <w:tc>
-          <w:tcPr>
-            <w:tcW w:type="dxa" w:w="4703"/>
-          </w:tcPr>
-          <w:p>
-            <w:r/>
-            <w:r>
-              <w:rPr>
-                <w:rFonts w:ascii="Consolas" w:hAnsi="Consolas"/>
-                <w:sz w:val="20"/>
-              </w:rPr>
-              <w:t>GET/POST /routes</w:t>
-            </w:r>
-            <w:r>
-              <w:t xml:space="preserve">, </w:t>
-            </w:r>
-            <w:r>
-              <w:rPr>
-                <w:rFonts w:ascii="Consolas" w:hAnsi="Consolas"/>
-                <w:sz w:val="20"/>
-              </w:rPr>
-              <w:t>GET /routes/{id}</w:t>
-            </w:r>
-            <w:r>
-              <w:t xml:space="preserve">, </w:t>
-            </w:r>
-            <w:r>
-              <w:rPr>
-                <w:rFonts w:ascii="Consolas" w:hAnsi="Consolas"/>
-                <w:sz w:val="20"/>
-              </w:rPr>
-              <w:t>PATCH /routes/{id}/status</w:t>
-            </w:r>
-          </w:p>
-        </w:tc>
-      </w:tr>
-      <w:tr>
-        <w:tc>
-          <w:tcPr>
-            <w:tcW w:type="dxa" w:w="4703"/>
-          </w:tcPr>
-          <w:p>
-            <w:r/>
-            <w:r>
-              <w:t>Pedidos</w:t>
-            </w:r>
-          </w:p>
-        </w:tc>
-        <w:tc>
-          <w:tcPr>
-            <w:tcW w:type="dxa" w:w="4703"/>
-          </w:tcPr>
-          <w:p>
-            <w:r/>
-            <w:r>
-              <w:rPr>
-                <w:rFonts w:ascii="Consolas" w:hAnsi="Consolas"/>
-                <w:sz w:val="20"/>
-              </w:rPr>
-              <w:t>GET/POST /orders</w:t>
-            </w:r>
-            <w:r>
-              <w:t xml:space="preserve">, </w:t>
-            </w:r>
-            <w:r>
-              <w:rPr>
-                <w:rFonts w:ascii="Consolas" w:hAnsi="Consolas"/>
-                <w:sz w:val="20"/>
-              </w:rPr>
-              <w:t>GET /orders/{id}</w:t>
-            </w:r>
-            <w:r>
-              <w:t xml:space="preserve">, </w:t>
-            </w:r>
-            <w:r>
-              <w:rPr>
-                <w:rFonts w:ascii="Consolas" w:hAnsi="Consolas"/>
-                <w:sz w:val="20"/>
-              </w:rPr>
-              <w:t>PATCH /orders/{id}/status</w:t>
-            </w:r>
-          </w:p>
-        </w:tc>
-      </w:tr>
-      <w:tr>
-        <w:tc>
-          <w:tcPr>
-            <w:tcW w:type="dxa" w:w="4703"/>
-          </w:tcPr>
-          <w:p>
-            <w:r/>
-            <w:r>
-              <w:t>Evidencias</w:t>
-            </w:r>
-          </w:p>
-        </w:tc>
-        <w:tc>
-          <w:tcPr>
-            <w:tcW w:type="dxa" w:w="4703"/>
-          </w:tcPr>
-          <w:p>
-            <w:r/>
-            <w:r>
-              <w:rPr>
-                <w:rFonts w:ascii="Consolas" w:hAnsi="Consolas"/>
-                <w:sz w:val="20"/>
-              </w:rPr>
-              <w:t>POST /delivery-proofs</w:t>
-            </w:r>
-            <w:r>
-              <w:t xml:space="preserve"> (multipart con imagen)</w:t>
-            </w:r>
-          </w:p>
-        </w:tc>
-      </w:tr>
-    </w:tbl>
-    <w:p/>
-    <w:p>
-      <w:pPr>
-        <w:pStyle w:val="Heading3"/>
-      </w:pPr>
-      <w:r>
-        <w:t>5.3 KPIs de Tesis</w:t>
-      </w:r>
-    </w:p>
-    <w:tbl>
-      <w:tblPr>
-        <w:tblStyle w:val="LightGrid-Accent1"/>
-        <w:tblW w:type="auto" w:w="0"/>
-        <w:tblLook w:firstColumn="1" w:firstRow="1" w:lastColumn="0" w:lastRow="0" w:noHBand="0" w:noVBand="1" w:val="04A0"/>
-      </w:tblPr>
-      <w:tblGrid>
-        <w:gridCol w:w="4703"/>
-        <w:gridCol w:w="4703"/>
-      </w:tblGrid>
-      <w:tr>
-        <w:tc>
-          <w:tcPr>
-            <w:tcW w:type="dxa" w:w="4703"/>
-            <w:shd w:val="clear" w:color="auto" w:fill="2563EB"/>
-          </w:tcPr>
-          <w:p>
-            <w:r/>
-            <w:r>
-              <w:rPr>
-                <w:b/>
-                <w:color w:val="FFFFFF"/>
-              </w:rPr>
-              <w:t>Endpoint</w:t>
-            </w:r>
-          </w:p>
-        </w:tc>
-        <w:tc>
-          <w:tcPr>
-            <w:tcW w:type="dxa" w:w="4703"/>
-            <w:shd w:val="clear" w:color="auto" w:fill="2563EB"/>
-          </w:tcPr>
-          <w:p>
-            <w:r/>
-            <w:r>
-              <w:rPr>
-                <w:b/>
-                <w:color w:val="FFFFFF"/>
-              </w:rPr>
-              <w:t>Descripción</w:t>
-            </w:r>
-          </w:p>
-        </w:tc>
-      </w:tr>
-      <w:tr>
-        <w:tc>
-          <w:tcPr>
-            <w:tcW w:type="dxa" w:w="4703"/>
-          </w:tcPr>
-          <w:p>
-            <w:r/>
-            <w:r>
-              <w:rPr>
-                <w:rFonts w:ascii="Consolas" w:hAnsi="Consolas"/>
-                <w:sz w:val="20"/>
-              </w:rPr>
-              <w:t>GET /reports/kpi/iid?startDate=&amp;endDate=</w:t>
-            </w:r>
-          </w:p>
-        </w:tc>
-        <w:tc>
-          <w:tcPr>
-            <w:tcW w:type="dxa" w:w="4703"/>
-          </w:tcPr>
-          <w:p>
-            <w:r/>
-            <w:r>
-              <w:t>IID diario + total</w:t>
-            </w:r>
-          </w:p>
-        </w:tc>
-      </w:tr>
-      <w:tr>
-        <w:tc>
-          <w:tcPr>
-            <w:tcW w:type="dxa" w:w="4703"/>
-          </w:tcPr>
-          <w:p>
-            <w:r/>
-            <w:r>
-              <w:rPr>
-                <w:rFonts w:ascii="Consolas" w:hAnsi="Consolas"/>
-                <w:sz w:val="20"/>
-              </w:rPr>
-              <w:t>GET /reports/kpi/chr?startDate=&amp;endDate=</w:t>
-            </w:r>
-          </w:p>
-        </w:tc>
-        <w:tc>
-          <w:tcPr>
-            <w:tcW w:type="dxa" w:w="4703"/>
-          </w:tcPr>
-          <w:p>
-            <w:r/>
-            <w:r>
-              <w:t>CHR diario + total</w:t>
-            </w:r>
-          </w:p>
-        </w:tc>
-      </w:tr>
-      <w:tr>
-        <w:tc>
-          <w:tcPr>
-            <w:tcW w:type="dxa" w:w="4703"/>
-          </w:tcPr>
-          <w:p>
-            <w:r/>
-            <w:r>
-              <w:rPr>
-                <w:rFonts w:ascii="Consolas" w:hAnsi="Consolas"/>
-                <w:sz w:val="20"/>
-              </w:rPr>
-              <w:t>GET /reports/kpi/tde?startDate=&amp;endDate=</w:t>
-            </w:r>
-          </w:p>
-        </w:tc>
-        <w:tc>
-          <w:tcPr>
-            <w:tcW w:type="dxa" w:w="4703"/>
-          </w:tcPr>
-          <w:p>
-            <w:r/>
-            <w:r>
-              <w:t>TDE diario + total</w:t>
-            </w:r>
-          </w:p>
-        </w:tc>
-      </w:tr>
-      <w:tr>
-        <w:tc>
-          <w:tcPr>
-            <w:tcW w:type="dxa" w:w="4703"/>
-          </w:tcPr>
-          <w:p>
-            <w:r/>
-            <w:r>
-              <w:rPr>
-                <w:rFonts w:ascii="Consolas" w:hAnsi="Consolas"/>
-                <w:sz w:val="20"/>
-              </w:rPr>
-              <w:t>GET /reports/kpi/{ind}/csv?startDate=&amp;endDate=&amp;testType=</w:t>
-            </w:r>
-          </w:p>
-        </w:tc>
-        <w:tc>
-          <w:tcPr>
-            <w:tcW w:type="dxa" w:w="4703"/>
-          </w:tcPr>
-          <w:p>
-            <w:r/>
-            <w:r>
-              <w:t>Exporta CSV ficha</w:t>
-            </w:r>
-          </w:p>
-        </w:tc>
-      </w:tr>
-      <w:tr>
-        <w:tc>
-          <w:tcPr>
-            <w:tcW w:type="dxa" w:w="4703"/>
-          </w:tcPr>
-          <w:p>
-            <w:r/>
-            <w:r>
-              <w:rPr>
-                <w:rFonts w:ascii="Consolas" w:hAnsi="Consolas"/>
-                <w:sz w:val="20"/>
-              </w:rPr>
-              <w:t>GET /reports/kpi/{ind}/pdf?startDate=&amp;endDate=&amp;testType=</w:t>
-            </w:r>
-          </w:p>
-        </w:tc>
-        <w:tc>
-          <w:tcPr>
-            <w:tcW w:type="dxa" w:w="4703"/>
-          </w:tcPr>
-          <w:p>
-            <w:r/>
-            <w:r>
-              <w:t>Exporta PDF ficha</w:t>
-            </w:r>
-          </w:p>
-        </w:tc>
-      </w:tr>
-    </w:tbl>
-    <w:p/>
-    <w:p>
-      <w:pPr>
-        <w:pStyle w:val="Heading3"/>
-      </w:pPr>
-      <w:r>
-        <w:t>5.4 GPS WebSocket</w:t>
-      </w:r>
-    </w:p>
-    <w:p>
-      <w:r>
-        <w:rPr>
-          <w:rFonts w:ascii="Consolas" w:hAnsi="Consolas"/>
-          <w:sz w:val="20"/>
-        </w:rPr>
-        <w:t>WSS /ws/gps</w:t>
-      </w:r>
-      <w:r>
-        <w:t xml:space="preserve"> — bidireccional. El conductor envía pings cada 5s, el panel recibe broadcasts.</w:t>
-      </w:r>
-    </w:p>
-    <w:p>
-      <w:r>
-        <w:t>____________________________________________________________</w:t>
-      </w:r>
-    </w:p>
-    <w:p>
-      <w:pPr>
-        <w:pStyle w:val="Heading2"/>
-      </w:pPr>
-      <w:r>
-        <w:t>6. Modelo de Datos</w:t>
-      </w:r>
-    </w:p>
-    <w:p>
-      <w:pPr>
-        <w:pStyle w:val="Heading3"/>
-      </w:pPr>
-      <w:r>
-        <w:t>6.1 13 Tablas</w:t>
-      </w:r>
-    </w:p>
-    <w:p>
-      <w:r>
-        <w:t>Ver [schema.sql](../schema.sql) y diagrama E-R en [Diagramas_UML.md](Diagramas_UML.md#4-diagrama-entidad-relación-e-r).</w:t>
-      </w:r>
-    </w:p>
-    <w:p>
-      <w:r>
-        <w:t>Tablas principales:</w:t>
-      </w:r>
-    </w:p>
-    <w:p>
-      <w:pPr>
-        <w:pStyle w:val="ListBullet"/>
-      </w:pPr>
-      <w:r>
-        <w:rPr>
-          <w:rFonts w:ascii="Consolas" w:hAnsi="Consolas"/>
-          <w:sz w:val="20"/>
-        </w:rPr>
-        <w:t>hubs</w:t>
-      </w:r>
-      <w:r>
-        <w:t xml:space="preserve"> — almacenes</w:t>
-      </w:r>
-    </w:p>
-    <w:p>
-      <w:pPr>
-        <w:pStyle w:val="ListBullet"/>
-      </w:pPr>
-      <w:r>
-        <w:rPr>
-          <w:rFonts w:ascii="Consolas" w:hAnsi="Consolas"/>
-          <w:sz w:val="20"/>
-        </w:rPr>
-        <w:t>drivers</w:t>
-      </w:r>
-      <w:r>
-        <w:t xml:space="preserve"> — conductores</w:t>
-      </w:r>
-    </w:p>
-    <w:p>
-      <w:pPr>
-        <w:pStyle w:val="ListBullet"/>
-      </w:pPr>
-      <w:r>
-        <w:rPr>
-          <w:rFonts w:ascii="Consolas" w:hAnsi="Consolas"/>
-          <w:sz w:val="20"/>
-        </w:rPr>
-        <w:t>vehicles</w:t>
-      </w:r>
-      <w:r>
-        <w:t xml:space="preserve"> — flota</w:t>
-      </w:r>
-    </w:p>
-    <w:p>
-      <w:pPr>
-        <w:pStyle w:val="ListBullet"/>
-      </w:pPr>
-      <w:r>
-        <w:rPr>
-          <w:rFonts w:ascii="Consolas" w:hAnsi="Consolas"/>
-          <w:sz w:val="20"/>
-        </w:rPr>
-        <w:t>routes</w:t>
-      </w:r>
-      <w:r>
-        <w:t xml:space="preserve"> — hojas de ruta</w:t>
-      </w:r>
-    </w:p>
-    <w:p>
-      <w:pPr>
-        <w:pStyle w:val="ListBullet"/>
-      </w:pPr>
-      <w:r>
-        <w:rPr>
-          <w:rFonts w:ascii="Consolas" w:hAnsi="Consolas"/>
-          <w:sz w:val="20"/>
-        </w:rPr>
-        <w:t>orders</w:t>
-      </w:r>
-      <w:r>
-        <w:t xml:space="preserve"> — pedidos (núcleo)</w:t>
-      </w:r>
-    </w:p>
-    <w:p>
-      <w:pPr>
-        <w:pStyle w:val="ListBullet"/>
-      </w:pPr>
-      <w:r>
-        <w:rPr>
-          <w:rFonts w:ascii="Consolas" w:hAnsi="Consolas"/>
-          <w:sz w:val="20"/>
-        </w:rPr>
-        <w:t>delivery_proofs</w:t>
-      </w:r>
-      <w:r>
-        <w:t xml:space="preserve"> — evidencias</w:t>
-      </w:r>
-    </w:p>
-    <w:p>
-      <w:pPr>
-        <w:pStyle w:val="ListBullet"/>
-      </w:pPr>
-      <w:r>
-        <w:rPr>
-          <w:rFonts w:ascii="Consolas" w:hAnsi="Consolas"/>
-          <w:sz w:val="20"/>
-        </w:rPr>
-        <w:t>vehicle_gps_history</w:t>
-      </w:r>
-      <w:r>
-        <w:t xml:space="preserve"> — GPS</w:t>
-      </w:r>
-    </w:p>
-    <w:p>
-      <w:pPr>
-        <w:pStyle w:val="ListBullet"/>
-      </w:pPr>
-      <w:r>
-        <w:rPr>
-          <w:rFonts w:ascii="Consolas" w:hAnsi="Consolas"/>
-          <w:sz w:val="20"/>
-        </w:rPr>
-        <w:t>order_status_history</w:t>
-      </w:r>
-      <w:r>
-        <w:t xml:space="preserve"> — auditoría</w:t>
-      </w:r>
-    </w:p>
-    <w:p>
-      <w:pPr>
-        <w:pStyle w:val="Heading3"/>
-      </w:pPr>
-      <w:r>
-        <w:t>6.2 Índices Críticos</w:t>
-      </w:r>
-    </w:p>
-    <w:p>
-      <w:pPr>
-        <w:ind w:left="283"/>
-      </w:pPr>
-      <w:r>
-        <w:rPr>
-          <w:rFonts w:ascii="Consolas" w:hAnsi="Consolas"/>
-          <w:color w:val="1E40AF"/>
-          <w:sz w:val="18"/>
-        </w:rPr>
-        <w:t>CREATE INDEX idx_orders_tracking ON orders(tracking_number);</w:t>
-        <w:br/>
-        <w:t>CREATE INDEX idx_orders_route ON orders(route_id);</w:t>
-        <w:br/>
-        <w:t>CREATE INDEX idx_orders_status ON orders(status);</w:t>
-        <w:br/>
-        <w:t>CREATE INDEX idx_gps_history_vehicle ON vehicle_gps_history(vehicle_id, ping_time DESC);</w:t>
-      </w:r>
-    </w:p>
-    <w:p>
-      <w:pPr>
-        <w:pStyle w:val="Heading3"/>
-      </w:pPr>
-      <w:r>
-        <w:t>6.3 Consultas de KPI (referencia para defensa)</w:t>
-      </w:r>
-    </w:p>
-    <w:p>
-      <w:pPr>
-        <w:ind w:left="283"/>
-      </w:pPr>
-      <w:r>
-        <w:rPr>
-          <w:rFonts w:ascii="Consolas" w:hAnsi="Consolas"/>
-          <w:color w:val="1E40AF"/>
-          <w:sz w:val="18"/>
-        </w:rPr>
-        <w:t>-- IID (Integridad de Datos Registrados)</w:t>
-        <w:br/>
-        <w:t>SELECT</w:t>
-        <w:br/>
-        <w:t xml:space="preserve">    DATE(created_at) AS day,</w:t>
-        <w:br/>
-        <w:t xml:space="preserve">    COUNT(*) AS total,</w:t>
-        <w:br/>
-        <w:t xml:space="preserve">    COUNT(*) FILTER (</w:t>
-        <w:br/>
-        <w:t xml:space="preserve">        WHERE external_reference IS NOT NULL AND external_reference &lt;&gt; ''</w:t>
-        <w:br/>
-        <w:t xml:space="preserve">          AND recipient_name IS NOT NULL</w:t>
-        <w:br/>
-        <w:t xml:space="preserve">          AND delivery_address IS NOT NULL</w:t>
-        <w:br/>
-        <w:t xml:space="preserve">          AND latitude IS NOT NULL AND longitude IS NOT NULL</w:t>
-        <w:br/>
-        <w:t xml:space="preserve">    ) AS valid</w:t>
-        <w:br/>
-        <w:t>FROM orders</w:t>
-        <w:br/>
-        <w:t>WHERE created_at BETWEEN :start AND :end</w:t>
-        <w:br/>
-        <w:t>GROUP BY DATE(created_at);</w:t>
-        <w:br/>
-        <w:br/>
-        <w:t>-- CHR (Cumplimiento de Hoja de Ruta)</w:t>
-        <w:br/>
-        <w:t>SELECT</w:t>
-        <w:br/>
-        <w:t xml:space="preserve">    DATE(created_at) AS day,</w:t>
-        <w:br/>
-        <w:t xml:space="preserve">    COUNT(*) AS programados,</w:t>
-        <w:br/>
-        <w:t xml:space="preserve">    COUNT(*) FILTER (WHERE status = 'DELIVERED') AS entregados</w:t>
-        <w:br/>
-        <w:t>FROM orders</w:t>
-        <w:br/>
-        <w:t>WHERE route_id IS NOT NULL</w:t>
-        <w:br/>
-        <w:t xml:space="preserve">  AND created_at BETWEEN :start AND :end</w:t>
-        <w:br/>
-        <w:t>GROUP BY DATE(created_at);</w:t>
-        <w:br/>
-        <w:br/>
-        <w:t>-- TDE (Tasa de Disponibilidad de Evidencias)</w:t>
-        <w:br/>
-        <w:t>SELECT</w:t>
-        <w:br/>
-        <w:t xml:space="preserve">    DATE(o.created_at) AS day,</w:t>
-        <w:br/>
-        <w:t xml:space="preserve">    COUNT(*) AS programados,</w:t>
-        <w:br/>
-        <w:t xml:space="preserve">    COUNT(dp.id) FILTER (</w:t>
-        <w:br/>
-        <w:t xml:space="preserve">        WHERE dp.image_url IS NOT NULL OR dp.signature_data_url IS NOT NULL</w:t>
-        <w:br/>
-        <w:t xml:space="preserve">    ) AS con_evidencia</w:t>
-        <w:br/>
-        <w:t>FROM orders o</w:t>
-        <w:br/>
-        <w:t>LEFT JOIN delivery_proofs dp ON dp.order_id = o.id</w:t>
-        <w:br/>
-        <w:t>WHERE o.route_id IS NOT NULL</w:t>
-        <w:br/>
-        <w:t xml:space="preserve">  AND o.created_at BETWEEN :start AND :end</w:t>
-        <w:br/>
-        <w:t>GROUP BY DATE(o.created_at);</w:t>
-      </w:r>
-    </w:p>
-    <w:p>
-      <w:r>
-        <w:t>____________________________________________________________</w:t>
-      </w:r>
-    </w:p>
-    <w:p>
-      <w:pPr>
-        <w:pStyle w:val="Heading2"/>
-      </w:pPr>
-      <w:r>
-        <w:t>7. Seguridad</w:t>
-      </w:r>
-    </w:p>
-    <w:p>
-      <w:pPr>
-        <w:pStyle w:val="Heading3"/>
-      </w:pPr>
-      <w:r>
-        <w:t>7.1 Autenticación</w:t>
-      </w:r>
-    </w:p>
-    <w:p>
-      <w:pPr>
-        <w:pStyle w:val="ListBullet"/>
-      </w:pPr>
-      <w:r>
-        <w:rPr>
-          <w:b/>
-        </w:rPr>
-        <w:t>OAuth2 / OpenID Connect</w:t>
-      </w:r>
-      <w:r>
-        <w:t xml:space="preserve"> vía Keycloak.</w:t>
-      </w:r>
-    </w:p>
-    <w:p>
-      <w:pPr>
-        <w:pStyle w:val="ListBullet"/>
-      </w:pPr>
-      <w:r>
-        <w:t>Backend valida JWT en cada request (</w:t>
-      </w:r>
-      <w:r>
-        <w:rPr>
-          <w:rFonts w:ascii="Consolas" w:hAnsi="Consolas"/>
-          <w:sz w:val="20"/>
-        </w:rPr>
-        <w:t>oauth2ResourceServer.jwt</w:t>
-      </w:r>
-      <w:r>
-        <w:t>).</w:t>
-      </w:r>
-    </w:p>
-    <w:p>
-      <w:pPr>
-        <w:pStyle w:val="ListBullet"/>
-      </w:pPr>
-      <w:r>
-        <w:t xml:space="preserve">Mobile app y SPA web usan el flujo </w:t>
-      </w:r>
-      <w:r>
-        <w:rPr>
-          <w:i/>
-        </w:rPr>
-        <w:t>Resource Owner Password</w:t>
-      </w:r>
-      <w:r>
-        <w:t xml:space="preserve"> (Direct Access Grant) para simplicidad.</w:t>
-      </w:r>
-    </w:p>
-    <w:p>
-      <w:pPr>
-        <w:pStyle w:val="Heading3"/>
-      </w:pPr>
-      <w:r>
-        <w:t>7.2 Autorización (RBAC)</w:t>
-      </w:r>
-    </w:p>
-    <w:p>
-      <w:r>
-        <w:t xml:space="preserve">Configuración en </w:t>
-      </w:r>
-      <w:r>
-        <w:rPr>
-          <w:rFonts w:ascii="Consolas" w:hAnsi="Consolas"/>
-          <w:sz w:val="20"/>
-        </w:rPr>
-        <w:t>SecurityConfig.java</w:t>
-      </w:r>
-      <w:r>
-        <w:t>:</w:t>
-      </w:r>
-    </w:p>
-    <w:tbl>
-      <w:tblPr>
-        <w:tblStyle w:val="LightGrid-Accent1"/>
-        <w:tblW w:type="auto" w:w="0"/>
-        <w:tblLook w:firstColumn="1" w:firstRow="1" w:lastColumn="0" w:lastRow="0" w:noHBand="0" w:noVBand="1" w:val="04A0"/>
-      </w:tblPr>
-      <w:tblGrid>
-        <w:gridCol w:w="4703"/>
-        <w:gridCol w:w="4703"/>
-      </w:tblGrid>
-      <w:tr>
-        <w:tc>
-          <w:tcPr>
-            <w:tcW w:type="dxa" w:w="4703"/>
-            <w:shd w:val="clear" w:color="auto" w:fill="2563EB"/>
-          </w:tcPr>
-          <w:p>
-            <w:r/>
-            <w:r>
-              <w:rPr>
-                <w:b/>
-                <w:color w:val="FFFFFF"/>
-              </w:rPr>
-              <w:t>Path</w:t>
-            </w:r>
-          </w:p>
-        </w:tc>
-        <w:tc>
-          <w:tcPr>
-            <w:tcW w:type="dxa" w:w="4703"/>
-            <w:shd w:val="clear" w:color="auto" w:fill="2563EB"/>
-          </w:tcPr>
-          <w:p>
-            <w:r/>
-            <w:r>
-              <w:rPr>
-                <w:b/>
-                <w:color w:val="FFFFFF"/>
-              </w:rPr>
-              <w:t>Rol requerido</w:t>
-            </w:r>
-          </w:p>
-        </w:tc>
-      </w:tr>
-      <w:tr>
-        <w:tc>
-          <w:tcPr>
-            <w:tcW w:type="dxa" w:w="4703"/>
-          </w:tcPr>
-          <w:p>
-            <w:r/>
-            <w:r>
-              <w:rPr>
-                <w:rFonts w:ascii="Consolas" w:hAnsi="Consolas"/>
-                <w:sz w:val="20"/>
-              </w:rPr>
-              <w:t>/dashboard/**</w:t>
-            </w:r>
-            <w:r>
-              <w:t xml:space="preserve">, </w:t>
-            </w:r>
-            <w:r>
-              <w:rPr>
-                <w:rFonts w:ascii="Consolas" w:hAnsi="Consolas"/>
-                <w:sz w:val="20"/>
-              </w:rPr>
-              <w:t>/reports/**</w:t>
-            </w:r>
-            <w:r>
-              <w:t xml:space="preserve">, </w:t>
-            </w:r>
-            <w:r>
-              <w:rPr>
-                <w:rFonts w:ascii="Consolas" w:hAnsi="Consolas"/>
-                <w:sz w:val="20"/>
-              </w:rPr>
-              <w:t>/users/**</w:t>
-            </w:r>
-          </w:p>
-        </w:tc>
-        <w:tc>
-          <w:tcPr>
-            <w:tcW w:type="dxa" w:w="4703"/>
-          </w:tcPr>
-          <w:p>
-            <w:r/>
-            <w:r>
-              <w:t>ADMIN</w:t>
-            </w:r>
-          </w:p>
-        </w:tc>
-      </w:tr>
-      <w:tr>
-        <w:tc>
-          <w:tcPr>
-            <w:tcW w:type="dxa" w:w="4703"/>
-          </w:tcPr>
-          <w:p>
-            <w:r/>
-            <w:r>
-              <w:rPr>
-                <w:rFonts w:ascii="Consolas" w:hAnsi="Consolas"/>
-                <w:sz w:val="20"/>
-              </w:rPr>
-              <w:t>/drivers/**</w:t>
-            </w:r>
-            <w:r>
-              <w:t xml:space="preserve">, </w:t>
-            </w:r>
-            <w:r>
-              <w:rPr>
-                <w:rFonts w:ascii="Consolas" w:hAnsi="Consolas"/>
-                <w:sz w:val="20"/>
-              </w:rPr>
-              <w:t>/vehicles/**</w:t>
-            </w:r>
-            <w:r>
-              <w:t xml:space="preserve">, </w:t>
-            </w:r>
-            <w:r>
-              <w:rPr>
-                <w:rFonts w:ascii="Consolas" w:hAnsi="Consolas"/>
-                <w:sz w:val="20"/>
-              </w:rPr>
-              <w:t>/routes/**</w:t>
-            </w:r>
-          </w:p>
-        </w:tc>
-        <w:tc>
-          <w:tcPr>
-            <w:tcW w:type="dxa" w:w="4703"/>
-          </w:tcPr>
-          <w:p>
-            <w:r/>
-            <w:r>
-              <w:t>ADMIN, DISPATCHER, DRIVER</w:t>
-            </w:r>
-          </w:p>
-        </w:tc>
-      </w:tr>
-      <w:tr>
-        <w:tc>
-          <w:tcPr>
-            <w:tcW w:type="dxa" w:w="4703"/>
-          </w:tcPr>
-          <w:p>
-            <w:r/>
-            <w:r>
-              <w:rPr>
-                <w:rFonts w:ascii="Consolas" w:hAnsi="Consolas"/>
-                <w:sz w:val="20"/>
-              </w:rPr>
-              <w:t>/orders/**</w:t>
-            </w:r>
-            <w:r>
-              <w:t xml:space="preserve">, </w:t>
-            </w:r>
-            <w:r>
-              <w:rPr>
-                <w:rFonts w:ascii="Consolas" w:hAnsi="Consolas"/>
-                <w:sz w:val="20"/>
-              </w:rPr>
-              <w:t>/delivery-proofs/**</w:t>
-            </w:r>
-            <w:r>
-              <w:t xml:space="preserve">, </w:t>
-            </w:r>
-            <w:r>
-              <w:rPr>
-                <w:rFonts w:ascii="Consolas" w:hAnsi="Consolas"/>
-                <w:sz w:val="20"/>
-              </w:rPr>
-              <w:t>/gps/**</w:t>
-            </w:r>
-          </w:p>
-        </w:tc>
-        <w:tc>
-          <w:tcPr>
-            <w:tcW w:type="dxa" w:w="4703"/>
-          </w:tcPr>
-          <w:p>
-            <w:r/>
-            <w:r>
-              <w:t>ADMIN, DISPATCHER, DRIVER</w:t>
-            </w:r>
-          </w:p>
-        </w:tc>
-      </w:tr>
-      <w:tr>
-        <w:tc>
-          <w:tcPr>
-            <w:tcW w:type="dxa" w:w="4703"/>
-          </w:tcPr>
-          <w:p>
-            <w:r/>
-            <w:r>
-              <w:rPr>
-                <w:rFonts w:ascii="Consolas" w:hAnsi="Consolas"/>
-                <w:sz w:val="20"/>
-              </w:rPr>
-              <w:t>/purchases/**</w:t>
-            </w:r>
-          </w:p>
-        </w:tc>
-        <w:tc>
-          <w:tcPr>
-            <w:tcW w:type="dxa" w:w="4703"/>
-          </w:tcPr>
-          <w:p>
-            <w:r/>
-            <w:r>
-              <w:t>ADMIN, DISPATCHER</w:t>
-            </w:r>
-          </w:p>
-        </w:tc>
-      </w:tr>
-      <w:tr>
-        <w:tc>
-          <w:tcPr>
-            <w:tcW w:type="dxa" w:w="4703"/>
-          </w:tcPr>
-          <w:p>
-            <w:r/>
-            <w:r>
-              <w:rPr>
-                <w:rFonts w:ascii="Consolas" w:hAnsi="Consolas"/>
-                <w:sz w:val="20"/>
-              </w:rPr>
-              <w:t>/notifications/**</w:t>
-            </w:r>
-          </w:p>
-        </w:tc>
-        <w:tc>
-          <w:tcPr>
-            <w:tcW w:type="dxa" w:w="4703"/>
-          </w:tcPr>
-          <w:p>
-            <w:r/>
-            <w:r>
-              <w:t>ADMIN, DISPATCHER, DRIVER</w:t>
-            </w:r>
-          </w:p>
-        </w:tc>
-      </w:tr>
-      <w:tr>
-        <w:tc>
-          <w:tcPr>
-            <w:tcW w:type="dxa" w:w="4703"/>
-          </w:tcPr>
-          <w:p>
-            <w:r/>
-            <w:r>
-              <w:rPr>
-                <w:rFonts w:ascii="Consolas" w:hAnsi="Consolas"/>
-                <w:sz w:val="20"/>
-              </w:rPr>
-              <w:t>/actuator/health</w:t>
-            </w:r>
-            <w:r>
-              <w:t xml:space="preserve">, </w:t>
-            </w:r>
-            <w:r>
-              <w:rPr>
-                <w:rFonts w:ascii="Consolas" w:hAnsi="Consolas"/>
-                <w:sz w:val="20"/>
-              </w:rPr>
-              <w:t>/v3/api-docs/**</w:t>
-            </w:r>
-          </w:p>
-        </w:tc>
-        <w:tc>
-          <w:tcPr>
-            <w:tcW w:type="dxa" w:w="4703"/>
-          </w:tcPr>
-          <w:p>
-            <w:r/>
-            <w:r>
-              <w:t>público</w:t>
-            </w:r>
-          </w:p>
-        </w:tc>
-      </w:tr>
-    </w:tbl>
-    <w:p/>
-    <w:p>
-      <w:pPr>
-        <w:pStyle w:val="Heading3"/>
-      </w:pPr>
-      <w:r>
-        <w:t>7.3 Rate Limiting</w:t>
-      </w:r>
-    </w:p>
-    <w:p>
-      <w:r>
-        <w:rPr>
-          <w:rFonts w:ascii="Consolas" w:hAnsi="Consolas"/>
-          <w:sz w:val="20"/>
-        </w:rPr>
-        <w:t>RateLimitFilter.java</w:t>
-      </w:r>
-      <w:r>
-        <w:t xml:space="preserve"> aplica throttling con Bucket4j para evitar abuso de endpoints públicos.</w:t>
-      </w:r>
-    </w:p>
-    <w:p>
-      <w:pPr>
-        <w:pStyle w:val="Heading3"/>
-      </w:pPr>
-      <w:r>
-        <w:t>7.4 Buenas prácticas implementadas</w:t>
-      </w:r>
-    </w:p>
-    <w:p>
-      <w:pPr>
-        <w:pStyle w:val="ListBullet"/>
-      </w:pPr>
-      <w:r>
-        <w:t>Contraseñas nunca en código (Keycloak gestiona).</w:t>
-      </w:r>
-    </w:p>
-    <w:p>
-      <w:pPr>
-        <w:pStyle w:val="ListBullet"/>
-      </w:pPr>
-      <w:r>
-        <w:t>HTTPS recomendado en producción.</w:t>
-      </w:r>
-    </w:p>
-    <w:p>
-      <w:pPr>
-        <w:pStyle w:val="ListBullet"/>
-      </w:pPr>
-      <w:r>
-        <w:t>Tokens JWT con expiración corta (5 min) + refresh tokens.</w:t>
-      </w:r>
-    </w:p>
-    <w:p>
-      <w:pPr>
-        <w:pStyle w:val="ListBullet"/>
-      </w:pPr>
-      <w:r>
-        <w:t>Validación de entrada con Bean Validation (</w:t>
-      </w:r>
-      <w:r>
-        <w:rPr>
-          <w:rFonts w:ascii="Consolas" w:hAnsi="Consolas"/>
-          <w:sz w:val="20"/>
-        </w:rPr>
-        <w:t>@Valid</w:t>
-      </w:r>
-      <w:r>
-        <w:t>).</w:t>
-      </w:r>
-    </w:p>
-    <w:p>
-      <w:pPr>
-        <w:pStyle w:val="ListBullet"/>
-      </w:pPr>
-      <w:r>
-        <w:t>SQL parametrizado (R2DBC), no concatenación.</w:t>
-      </w:r>
-    </w:p>
-    <w:p>
-      <w:pPr>
-        <w:pStyle w:val="ListBullet"/>
-      </w:pPr>
-      <w:r>
-        <w:t>CORS configurado restrictivamente.</w:t>
-      </w:r>
-    </w:p>
-    <w:p>
-      <w:r>
-        <w:t>____________________________________________________________</w:t>
-      </w:r>
-    </w:p>
-    <w:p>
-      <w:pPr>
-        <w:pStyle w:val="Heading2"/>
-      </w:pPr>
-      <w:r>
-        <w:t>8. Observabilidad</w:t>
-      </w:r>
-    </w:p>
-    <w:p>
-      <w:pPr>
-        <w:pStyle w:val="ListBullet"/>
-      </w:pPr>
-      <w:r>
-        <w:rPr>
-          <w:b/>
-        </w:rPr>
-        <w:t>Healthcheck</w:t>
-      </w:r>
-      <w:r>
-        <w:t xml:space="preserve">: </w:t>
-      </w:r>
-      <w:r>
-        <w:rPr>
-          <w:rFonts w:ascii="Consolas" w:hAnsi="Consolas"/>
-          <w:sz w:val="20"/>
-        </w:rPr>
-        <w:t>GET /actuator/health</w:t>
-      </w:r>
-    </w:p>
-    <w:p>
-      <w:pPr>
-        <w:pStyle w:val="ListBullet"/>
-      </w:pPr>
-      <w:r>
-        <w:rPr>
-          <w:b/>
-        </w:rPr>
-        <w:t>Métricas Prometheus</w:t>
-      </w:r>
-      <w:r>
-        <w:t xml:space="preserve">: </w:t>
-      </w:r>
-      <w:r>
-        <w:rPr>
-          <w:rFonts w:ascii="Consolas" w:hAnsi="Consolas"/>
-          <w:sz w:val="20"/>
-        </w:rPr>
-        <w:t>GET /actuator/prometheus</w:t>
-      </w:r>
-    </w:p>
-    <w:p>
-      <w:pPr>
-        <w:pStyle w:val="ListBullet"/>
-      </w:pPr>
-      <w:r>
-        <w:rPr>
-          <w:b/>
-        </w:rPr>
-        <w:t>Info</w:t>
-      </w:r>
-      <w:r>
-        <w:t xml:space="preserve">: </w:t>
-      </w:r>
-      <w:r>
-        <w:rPr>
-          <w:rFonts w:ascii="Consolas" w:hAnsi="Consolas"/>
-          <w:sz w:val="20"/>
-        </w:rPr>
-        <w:t>GET /actuator/info</w:t>
-      </w:r>
-    </w:p>
-    <w:p>
-      <w:pPr>
-        <w:pStyle w:val="ListBullet"/>
-      </w:pPr>
-      <w:r>
-        <w:rPr>
-          <w:b/>
-        </w:rPr>
-        <w:t>OpenAPI Docs</w:t>
-      </w:r>
-      <w:r>
-        <w:t xml:space="preserve">: </w:t>
-      </w:r>
-      <w:r>
-        <w:rPr>
-          <w:rFonts w:ascii="Consolas" w:hAnsi="Consolas"/>
-          <w:sz w:val="20"/>
-        </w:rPr>
-        <w:t>GET /v3/api-docs</w:t>
-      </w:r>
-      <w:r>
-        <w:t xml:space="preserve"> y UI en </w:t>
-      </w:r>
-      <w:r>
-        <w:rPr>
-          <w:rFonts w:ascii="Consolas" w:hAnsi="Consolas"/>
-          <w:sz w:val="20"/>
-        </w:rPr>
-        <w:t>/swagger-ui.html</w:t>
-      </w:r>
-    </w:p>
-    <w:p>
-      <w:r>
-        <w:t>____________________________________________________________</w:t>
-      </w:r>
-    </w:p>
-    <w:p>
-      <w:pPr>
-        <w:pStyle w:val="Heading2"/>
-      </w:pPr>
-      <w:r>
-        <w:t>9. Despliegue en Producción (futuro)</w:t>
-      </w:r>
-    </w:p>
-    <w:p>
-      <w:r>
-        <w:t>Recomendaciones para una eventual puesta en producción:</w:t>
-      </w:r>
-    </w:p>
-    <w:p>
-      <w:pPr>
-        <w:pStyle w:val="ListNumber"/>
-      </w:pPr>
-      <w:r>
-        <w:rPr>
-          <w:b/>
-        </w:rPr>
-        <w:t>Cloud</w:t>
-      </w:r>
-      <w:r>
-        <w:t>: AWS o Azure con managed PostgreSQL (RDS).</w:t>
-      </w:r>
-    </w:p>
-    <w:p>
-      <w:pPr>
-        <w:pStyle w:val="ListNumber"/>
-      </w:pPr>
-      <w:r>
-        <w:rPr>
-          <w:b/>
-        </w:rPr>
-        <w:t>Container orquestación</w:t>
-      </w:r>
-      <w:r>
-        <w:t>: ECS Fargate o Kubernetes.</w:t>
-      </w:r>
-    </w:p>
-    <w:p>
-      <w:pPr>
-        <w:pStyle w:val="ListNumber"/>
-      </w:pPr>
-      <w:r>
-        <w:rPr>
-          <w:b/>
-        </w:rPr>
-        <w:t>Keycloak</w:t>
-      </w:r>
-      <w:r>
-        <w:t>: usar instancia dedicada con SSL.</w:t>
-      </w:r>
-    </w:p>
-    <w:p>
-      <w:pPr>
-        <w:pStyle w:val="ListNumber"/>
-      </w:pPr>
-      <w:r>
-        <w:rPr>
-          <w:b/>
-        </w:rPr>
-        <w:t>S3 real</w:t>
-      </w:r>
-      <w:r>
-        <w:t xml:space="preserve"> (no LocalStack) con buckets versionados y backup.</w:t>
-      </w:r>
-    </w:p>
-    <w:p>
-      <w:pPr>
-        <w:pStyle w:val="ListNumber"/>
-      </w:pPr>
-      <w:r>
-        <w:rPr>
-          <w:b/>
-        </w:rPr>
-        <w:t>CI/CD</w:t>
-      </w:r>
-      <w:r>
-        <w:t>: GitHub Actions o Azure DevOps para build/test/deploy.</w:t>
-      </w:r>
-    </w:p>
-    <w:p>
-      <w:pPr>
-        <w:pStyle w:val="ListNumber"/>
-      </w:pPr>
-      <w:r>
-        <w:rPr>
-          <w:b/>
-        </w:rPr>
-        <w:t>Monitoreo</w:t>
-      </w:r>
-      <w:r>
-        <w:t>: CloudWatch o Grafana + Loki.</w:t>
-      </w:r>
-    </w:p>
-    <w:p>
-      <w:pPr>
-        <w:pStyle w:val="ListNumber"/>
-      </w:pPr>
-      <w:r>
-        <w:rPr>
-          <w:b/>
-        </w:rPr>
-        <w:t>Backup BD</w:t>
-      </w:r>
-      <w:r>
-        <w:t>: snapshots automáticos diarios.</w:t>
-      </w:r>
-    </w:p>
-    <w:p>
-      <w:pPr>
-        <w:pStyle w:val="ListNumber"/>
-      </w:pPr>
-      <w:r>
-        <w:rPr>
-          <w:b/>
-        </w:rPr>
-        <w:t>DNS + SSL</w:t>
-      </w:r>
-      <w:r>
-        <w:t>: Let's Encrypt o ACM.</w:t>
-      </w:r>
-    </w:p>
-    <w:p>
-      <w:pPr>
-        <w:pStyle w:val="ListNumber"/>
-      </w:pPr>
-      <w:r>
-        <w:rPr>
-          <w:b/>
-        </w:rPr>
-        <w:t>CDN</w:t>
-      </w:r>
-      <w:r>
-        <w:t>: CloudFront para web admin.</w:t>
-      </w:r>
-    </w:p>
-    <w:p>
-      <w:pPr>
-        <w:pStyle w:val="ListNumber"/>
-      </w:pPr>
-      <w:r>
-        <w:rPr>
-          <w:b/>
-        </w:rPr>
-        <w:t>App Store</w:t>
-      </w:r>
-      <w:r>
-        <w:t>: subir el .apk a Play Store / .ipa a App Store.</w:t>
-      </w:r>
-    </w:p>
-    <w:p>
-      <w:r>
-        <w:t>____________________________________________________________</w:t>
-      </w:r>
-    </w:p>
-    <w:p>
-      <w:pPr>
-        <w:pStyle w:val="Heading2"/>
-      </w:pPr>
-      <w:r>
-        <w:t>10. Mantenimiento y Troubleshooting</w:t>
-      </w:r>
-    </w:p>
-    <w:p>
-      <w:pPr>
-        <w:pStyle w:val="Heading3"/>
-      </w:pPr>
-      <w:r>
-        <w:t>10.1 Logs</w:t>
-      </w:r>
-    </w:p>
-    <w:p>
-      <w:pPr>
-        <w:pStyle w:val="ListBullet"/>
-      </w:pPr>
-      <w:r>
-        <w:t xml:space="preserve">Backend: </w:t>
-      </w:r>
-      <w:r>
-        <w:rPr>
-          <w:rFonts w:ascii="Consolas" w:hAnsi="Consolas"/>
-          <w:sz w:val="20"/>
-        </w:rPr>
-        <w:t>logs/spring-boot-logger.log</w:t>
-      </w:r>
-    </w:p>
-    <w:p>
-      <w:pPr>
-        <w:pStyle w:val="ListBullet"/>
-      </w:pPr>
-      <w:r>
-        <w:t xml:space="preserve">Logs nivel DEBUG para </w:t>
-      </w:r>
-      <w:r>
-        <w:rPr>
-          <w:rFonts w:ascii="Consolas" w:hAnsi="Consolas"/>
-          <w:sz w:val="20"/>
-        </w:rPr>
-        <w:t>com.ecoroute.backend</w:t>
-      </w:r>
-      <w:r>
-        <w:t xml:space="preserve"> en </w:t>
-      </w:r>
-      <w:r>
-        <w:rPr>
-          <w:rFonts w:ascii="Consolas" w:hAnsi="Consolas"/>
-          <w:sz w:val="20"/>
-        </w:rPr>
-        <w:t>application-local.yml</w:t>
-      </w:r>
-      <w:r>
-        <w:t>.</w:t>
-      </w:r>
-    </w:p>
-    <w:p>
-      <w:pPr>
-        <w:pStyle w:val="Heading3"/>
-      </w:pPr>
-      <w:r>
-        <w:t>10.2 Problemas comunes</w:t>
+      <w:r>
+        <w:t>Al final del seed verificar las salidas esperadas (críticas para la defensa):</w:t>
       </w:r>
     </w:p>
     <w:tbl>
@@ -3601,7 +2652,7 @@
                 <w:b/>
                 <w:color w:val="FFFFFF"/>
               </w:rPr>
-              <w:t>Síntoma</w:t>
+              <w:t>Métrica</w:t>
             </w:r>
           </w:p>
         </w:tc>
@@ -3617,7 +2668,7 @@
                 <w:b/>
                 <w:color w:val="FFFFFF"/>
               </w:rPr>
-              <w:t>Causa probable</w:t>
+              <w:t>Esperado</w:t>
             </w:r>
           </w:p>
         </w:tc>
@@ -3633,7 +2684,7 @@
                 <w:b/>
                 <w:color w:val="FFFFFF"/>
               </w:rPr>
-              <w:t>Solución</w:t>
+              <w:t>Por qué</w:t>
             </w:r>
           </w:p>
         </w:tc>
@@ -3646,7 +2697,7 @@
           <w:p>
             <w:r/>
             <w:r>
-              <w:t>401 en todas las requests</w:t>
+              <w:t>PRE-TEST IID (real)</w:t>
             </w:r>
           </w:p>
         </w:tc>
@@ -3657,7 +2708,13 @@
           <w:p>
             <w:r/>
             <w:r>
-              <w:t>Token JWT expirado</w:t>
+              <w:rPr>
+                <w:b/>
+              </w:rPr>
+              <w:t>60.0%</w:t>
+            </w:r>
+            <w:r>
+              <w:t xml:space="preserve"> (90/150)</w:t>
             </w:r>
           </w:p>
         </w:tc>
@@ -3668,7 +2725,7 @@
           <w:p>
             <w:r/>
             <w:r>
-              <w:t>Volver a hacer login</w:t>
+              <w:t>Base sin el sistema (CSV histórico)</w:t>
             </w:r>
           </w:p>
         </w:tc>
@@ -3681,7 +2738,7 @@
           <w:p>
             <w:r/>
             <w:r>
-              <w:t>Frontend no se conecta al backend</w:t>
+              <w:t>PRE-TEST CHR (real)</w:t>
             </w:r>
           </w:p>
         </w:tc>
@@ -3692,7 +2749,13 @@
           <w:p>
             <w:r/>
             <w:r>
-              <w:t>Vite proxy mal configurado</w:t>
+              <w:rPr>
+                <w:b/>
+              </w:rPr>
+              <w:t>67.3%</w:t>
+            </w:r>
+            <w:r>
+              <w:t xml:space="preserve"> (101/150)</w:t>
             </w:r>
           </w:p>
         </w:tc>
@@ -3702,16 +2765,6 @@
           </w:tcPr>
           <w:p>
             <w:r/>
-            <w:r>
-              <w:t xml:space="preserve">Revisar </w:t>
-            </w:r>
-            <w:r>
-              <w:rPr>
-                <w:rFonts w:ascii="Consolas" w:hAnsi="Consolas"/>
-                <w:sz w:val="20"/>
-              </w:rPr>
-              <w:t>vite.config.ts</w:t>
-            </w:r>
           </w:p>
         </w:tc>
       </w:tr>
@@ -3723,7 +2776,7 @@
           <w:p>
             <w:r/>
             <w:r>
-              <w:t>Migraciones Flyway fallan</w:t>
+              <w:t>PRE-TEST TDE (real)</w:t>
             </w:r>
           </w:p>
         </w:tc>
@@ -3734,7 +2787,13 @@
           <w:p>
             <w:r/>
             <w:r>
-              <w:t>Schema modificado manualmente</w:t>
+              <w:rPr>
+                <w:b/>
+              </w:rPr>
+              <w:t>51.3%</w:t>
+            </w:r>
+            <w:r>
+              <w:t xml:space="preserve"> (77/150)</w:t>
             </w:r>
           </w:p>
         </w:tc>
@@ -3744,16 +2803,6 @@
           </w:tcPr>
           <w:p>
             <w:r/>
-            <w:r>
-              <w:rPr>
-                <w:rFonts w:ascii="Consolas" w:hAnsi="Consolas"/>
-                <w:sz w:val="20"/>
-              </w:rPr>
-              <w:t>docker exec ecoroute-db psql ... DROP DATABASE</w:t>
-            </w:r>
-            <w:r>
-              <w:t xml:space="preserve"> y recrear</w:t>
-            </w:r>
           </w:p>
         </w:tc>
       </w:tr>
@@ -3765,7 +2814,7 @@
           <w:p>
             <w:r/>
             <w:r>
-              <w:t>LocalStack pierde datos</w:t>
+              <w:t>POST-TEST IID</w:t>
             </w:r>
           </w:p>
         </w:tc>
@@ -3776,7 +2825,7 @@
           <w:p>
             <w:r/>
             <w:r>
-              <w:t>Reinicio de Docker</w:t>
+              <w:t>~98%</w:t>
             </w:r>
           </w:p>
         </w:tc>
@@ -3787,7 +2836,7 @@
           <w:p>
             <w:r/>
             <w:r>
-              <w:t>Re-crear bucket S3 + queue SQS</w:t>
+              <w:t>Datos del sistema EcoRoute en producción simulada</w:t>
             </w:r>
           </w:p>
         </w:tc>
@@ -3800,7 +2849,7 @@
           <w:p>
             <w:r/>
             <w:r>
-              <w:t>GPS no actualiza</w:t>
+              <w:t>POST-TEST CHR</w:t>
             </w:r>
           </w:p>
         </w:tc>
@@ -3811,7 +2860,7 @@
           <w:p>
             <w:r/>
             <w:r>
-              <w:t>WebSocket cerrado</w:t>
+              <w:t>~93%</w:t>
             </w:r>
           </w:p>
         </w:tc>
@@ -3821,9 +2870,6 @@
           </w:tcPr>
           <w:p>
             <w:r/>
-            <w:r>
-              <w:t>Revisar consola navegador, reconectar</w:t>
-            </w:r>
           </w:p>
         </w:tc>
       </w:tr>
@@ -3835,7 +2881,7 @@
           <w:p>
             <w:r/>
             <w:r>
-              <w:t>App móvil no compila</w:t>
+              <w:t>POST-TEST TDE</w:t>
             </w:r>
           </w:p>
         </w:tc>
@@ -3846,7 +2892,7 @@
           <w:p>
             <w:r/>
             <w:r>
-              <w:t>Versiones Flutter</w:t>
+              <w:t>~94%</w:t>
             </w:r>
           </w:p>
         </w:tc>
@@ -3856,13 +2902,6 @@
           </w:tcPr>
           <w:p>
             <w:r/>
-            <w:r>
-              <w:rPr>
-                <w:rFonts w:ascii="Consolas" w:hAnsi="Consolas"/>
-                <w:sz w:val="20"/>
-              </w:rPr>
-              <w:t>flutter clean &amp;&amp; flutter pub get</w:t>
-            </w:r>
           </w:p>
         </w:tc>
       </w:tr>
@@ -3873,15 +2912,51 @@
         <w:pStyle w:val="Heading3"/>
       </w:pPr>
       <w:r>
-        <w:t>10.3 Backup y restauración</w:t>
+        <w:t>3.6 Crear recursos en LocalStack (S3 + SQS + SNS)</w:t>
       </w:r>
     </w:p>
     <w:p>
+      <w:r>
+        <w:t xml:space="preserve">⚠️ </w:t>
+      </w:r>
       <w:r>
         <w:rPr>
           <w:b/>
         </w:rPr>
-        <w:t>Backup:</w:t>
+        <w:t>Crítico</w:t>
+      </w:r>
+      <w:r>
+        <w:t xml:space="preserve">: sin esto, la subida de evidencias falla con </w:t>
+      </w:r>
+      <w:r>
+        <w:rPr>
+          <w:rFonts w:ascii="Consolas" w:hAnsi="Consolas"/>
+          <w:sz w:val="20"/>
+        </w:rPr>
+        <w:t>NoSuchBucketException</w:t>
+      </w:r>
+      <w:r>
+        <w:t xml:space="preserve"> o </w:t>
+      </w:r>
+      <w:r>
+        <w:rPr>
+          <w:rFonts w:ascii="Consolas" w:hAnsi="Consolas"/>
+          <w:sz w:val="20"/>
+        </w:rPr>
+        <w:t>QueueDoesNotExistException</w:t>
+      </w:r>
+      <w:r>
+        <w:t xml:space="preserve"> (el error que aparece como toast rojo </w:t>
+      </w:r>
+      <w:r>
+        <w:rPr>
+          <w:rFonts w:ascii="Consolas" w:hAnsi="Consolas"/>
+          <w:sz w:val="20"/>
+        </w:rPr>
+        <w:t>Fallo de red al subir evidencia</w:t>
+      </w:r>
+      <w:r>
+        <w:t xml:space="preserve"> en la app móvil).</w:t>
       </w:r>
     </w:p>
     <w:p>
@@ -3894,15 +2969,16 @@
           <w:color w:val="1E40AF"/>
           <w:sz w:val="18"/>
         </w:rPr>
-        <w:t>docker exec ecoroute-db pg_dump -U user ecoroute &gt; backup_$(Get-Date -Format yyyyMMdd).sql</w:t>
+        <w:t>docker exec ecoroute-localstack awslocal s3 mb s3://ecoroute-proofs</w:t>
+        <w:br/>
+        <w:t>docker exec ecoroute-localstack awslocal sqs create-queue --queue-name ecoroute-notifications</w:t>
+        <w:br/>
+        <w:t>docker exec ecoroute-localstack awslocal sns create-topic --name ecoroute-alerts</w:t>
       </w:r>
     </w:p>
     <w:p>
       <w:r>
-        <w:rPr>
-          <w:b/>
-        </w:rPr>
-        <w:t>Restauración:</w:t>
+        <w:t>Verificación:</w:t>
       </w:r>
     </w:p>
     <w:p>
@@ -3915,9 +2991,570 @@
           <w:color w:val="1E40AF"/>
           <w:sz w:val="18"/>
         </w:rPr>
-        <w:t>docker exec -i ecoroute-db psql -U user ecoroute &lt; backup_20260531.sql</w:t>
+        <w:t>docker exec ecoroute-localstack awslocal s3 ls</w:t>
+        <w:br/>
+        <w:t>docker exec ecoroute-localstack awslocal sqs list-queues</w:t>
       </w:r>
     </w:p>
+    <w:p>
+      <w:pPr>
+        <w:pStyle w:val="Heading3"/>
+      </w:pPr>
+      <w:r>
+        <w:t>3.7 (Opcional) Init script automático para LocalStack</w:t>
+      </w:r>
+    </w:p>
+    <w:p>
+      <w:r>
+        <w:t xml:space="preserve">Para que estos recursos se creen sin acción manual cada vez que levantes el compose, hay un script en </w:t>
+      </w:r>
+      <w:r>
+        <w:rPr>
+          <w:rFonts w:ascii="Consolas" w:hAnsi="Consolas"/>
+          <w:sz w:val="20"/>
+        </w:rPr>
+        <w:t>infra/localstack-init.sh</w:t>
+      </w:r>
+      <w:r>
+        <w:t xml:space="preserve"> que monta </w:t>
+      </w:r>
+      <w:r>
+        <w:rPr>
+          <w:rFonts w:ascii="Consolas" w:hAnsi="Consolas"/>
+          <w:sz w:val="20"/>
+        </w:rPr>
+        <w:t>docker-compose</w:t>
+      </w:r>
+      <w:r>
+        <w:t xml:space="preserve"> automáticamente:</w:t>
+      </w:r>
+    </w:p>
+    <w:p>
+      <w:pPr>
+        <w:ind w:left="283"/>
+      </w:pPr>
+      <w:r>
+        <w:rPr>
+          <w:rFonts w:ascii="Consolas" w:hAnsi="Consolas"/>
+          <w:color w:val="1E40AF"/>
+          <w:sz w:val="18"/>
+        </w:rPr>
+        <w:t># docker-compose.yml (fragmento)</w:t>
+        <w:br/>
+        <w:t>localstack:</w:t>
+        <w:br/>
+        <w:t xml:space="preserve">  volumes:</w:t>
+        <w:br/>
+        <w:t xml:space="preserve">    - ./infra/localstack-init.sh:/etc/localstack/init/ready.d/init.sh</w:t>
+      </w:r>
+    </w:p>
+    <w:p>
+      <w:pPr>
+        <w:pStyle w:val="Heading3"/>
+      </w:pPr>
+      <w:r>
+        <w:t>3.8 (Si necesitás backend fuera de Docker) Levantarlo local</w:t>
+      </w:r>
+    </w:p>
+    <w:p>
+      <w:r>
+        <w:t xml:space="preserve">Si modificás código backend y querés debug rápido, podés correrlo fuera de Docker (apagando primero </w:t>
+      </w:r>
+      <w:r>
+        <w:rPr>
+          <w:rFonts w:ascii="Consolas" w:hAnsi="Consolas"/>
+          <w:sz w:val="20"/>
+        </w:rPr>
+        <w:t>ecoroute-backend</w:t>
+      </w:r>
+      <w:r>
+        <w:t>):</w:t>
+      </w:r>
+    </w:p>
+    <w:p>
+      <w:pPr>
+        <w:ind w:left="283"/>
+      </w:pPr>
+      <w:r>
+        <w:rPr>
+          <w:rFonts w:ascii="Consolas" w:hAnsi="Consolas"/>
+          <w:color w:val="1E40AF"/>
+          <w:sz w:val="18"/>
+        </w:rPr>
+        <w:t>docker compose stop ecoroute-backend</w:t>
+        <w:br/>
+        <w:t>./gradlew.bat bootRun --args="--spring.profiles.active=local"</w:t>
+      </w:r>
+    </w:p>
+    <w:p>
+      <w:r>
+        <w:t>Verificar:</w:t>
+      </w:r>
+    </w:p>
+    <w:p>
+      <w:pPr>
+        <w:pStyle w:val="ListBullet"/>
+      </w:pPr>
+      <w:r>
+        <w:rPr>
+          <w:rFonts w:ascii="Consolas" w:hAnsi="Consolas"/>
+          <w:sz w:val="20"/>
+        </w:rPr>
+        <w:t>http://localhost:8081/actuator/health</w:t>
+      </w:r>
+      <w:r>
+        <w:t xml:space="preserve"> → </w:t>
+      </w:r>
+      <w:r>
+        <w:rPr>
+          <w:rFonts w:ascii="Consolas" w:hAnsi="Consolas"/>
+          <w:sz w:val="20"/>
+        </w:rPr>
+        <w:t>UP</w:t>
+      </w:r>
+    </w:p>
+    <w:p>
+      <w:pPr>
+        <w:pStyle w:val="ListBullet"/>
+      </w:pPr>
+      <w:r>
+        <w:rPr>
+          <w:rFonts w:ascii="Consolas" w:hAnsi="Consolas"/>
+          <w:sz w:val="20"/>
+        </w:rPr>
+        <w:t>http://localhost:8081/swagger-ui.html</w:t>
+      </w:r>
+      <w:r>
+        <w:t xml:space="preserve"> → OpenAPI</w:t>
+      </w:r>
+    </w:p>
+    <w:p>
+      <w:pPr>
+        <w:pStyle w:val="Heading3"/>
+      </w:pPr>
+      <w:r>
+        <w:t>3.9 (Si necesitás web-admin con HMR) Levantarlo local</w:t>
+      </w:r>
+    </w:p>
+    <w:p>
+      <w:pPr>
+        <w:ind w:left="283"/>
+      </w:pPr>
+      <w:r>
+        <w:rPr>
+          <w:rFonts w:ascii="Consolas" w:hAnsi="Consolas"/>
+          <w:color w:val="1E40AF"/>
+          <w:sz w:val="18"/>
+        </w:rPr>
+        <w:t>docker compose stop ecoroute-web-admin</w:t>
+        <w:br/>
+        <w:t>cd web-admin</w:t>
+        <w:br/>
+        <w:t>npm install</w:t>
+        <w:br/>
+        <w:t>npm run dev</w:t>
+      </w:r>
+    </w:p>
+    <w:p>
+      <w:r>
+        <w:t xml:space="preserve">Abrir </w:t>
+      </w:r>
+      <w:r>
+        <w:rPr>
+          <w:rFonts w:ascii="Consolas" w:hAnsi="Consolas"/>
+          <w:sz w:val="20"/>
+        </w:rPr>
+        <w:t>http://localhost:3000</w:t>
+      </w:r>
+      <w:r>
+        <w:t xml:space="preserve">. Login </w:t>
+      </w:r>
+      <w:r>
+        <w:rPr>
+          <w:rFonts w:ascii="Consolas" w:hAnsi="Consolas"/>
+          <w:sz w:val="20"/>
+        </w:rPr>
+        <w:t>admin</w:t>
+      </w:r>
+      <w:r>
+        <w:t xml:space="preserve"> / </w:t>
+      </w:r>
+      <w:r>
+        <w:rPr>
+          <w:rFonts w:ascii="Consolas" w:hAnsi="Consolas"/>
+          <w:sz w:val="20"/>
+        </w:rPr>
+        <w:t>admin123</w:t>
+      </w:r>
+      <w:r>
+        <w:t>.</w:t>
+      </w:r>
+    </w:p>
+    <w:p>
+      <w:pPr>
+        <w:pStyle w:val="Heading3"/>
+      </w:pPr>
+      <w:r>
+        <w:t>3.10 Arrancar el emulador Android</w:t>
+      </w:r>
+    </w:p>
+    <w:p>
+      <w:pPr>
+        <w:ind w:left="283"/>
+      </w:pPr>
+      <w:r>
+        <w:rPr>
+          <w:rFonts w:ascii="Consolas" w:hAnsi="Consolas"/>
+          <w:color w:val="1E40AF"/>
+          <w:sz w:val="18"/>
+        </w:rPr>
+        <w:t># Listar AVDs</w:t>
+        <w:br/>
+        <w:t>%LOCALAPPDATA%\Android\Sdk\emulator\emulator.exe -list-avds</w:t>
+        <w:br/>
+        <w:t># Lanzar el Pixel 9 Pro XL (en background)</w:t>
+        <w:br/>
+        <w:t>Start-Process -FilePath "$env:LOCALAPPDATA\Android\Sdk\emulator\emulator.exe" -ArgumentList "-avd Pixel_9_Pro_XL -no-snapshot-save -no-boot-anim"</w:t>
+        <w:br/>
+        <w:t># Verificar</w:t>
+        <w:br/>
+        <w:t>%LOCALAPPDATA%\Android\Sdk\platform-tools\adb.exe devices</w:t>
+        <w:br/>
+        <w:t>%LOCALAPPDATA%\Android\Sdk\platform-tools\adb.exe shell getprop sys.boot_completed</w:t>
+      </w:r>
+    </w:p>
+    <w:p>
+      <w:r>
+        <w:t xml:space="preserve">Esperar a </w:t>
+      </w:r>
+      <w:r>
+        <w:rPr>
+          <w:rFonts w:ascii="Consolas" w:hAnsi="Consolas"/>
+          <w:sz w:val="20"/>
+        </w:rPr>
+        <w:t>sys.boot_completed = 1</w:t>
+      </w:r>
+      <w:r>
+        <w:t xml:space="preserve"> (60–90 segundos).</w:t>
+      </w:r>
+    </w:p>
+    <w:p>
+      <w:pPr>
+        <w:pStyle w:val="Heading3"/>
+      </w:pPr>
+      <w:r>
+        <w:t>3.11 Compilar e instalar la app móvil</w:t>
+      </w:r>
+    </w:p>
+    <w:p>
+      <w:pPr>
+        <w:ind w:left="283"/>
+      </w:pPr>
+      <w:r>
+        <w:rPr>
+          <w:rFonts w:ascii="Consolas" w:hAnsi="Consolas"/>
+          <w:color w:val="1E40AF"/>
+          <w:sz w:val="18"/>
+        </w:rPr>
+        <w:t>cd mobile-app</w:t>
+        <w:br/>
+        <w:t>flutter pub get</w:t>
+        <w:br/>
+        <w:t>flutter build apk --debug</w:t>
+        <w:br/>
+        <w:t>adb install -r build/app/outputs/flutter-apk/app-debug.apk</w:t>
+        <w:br/>
+        <w:t>adb shell am start -n com.example.ecoroute_driver_app/.MainActivity</w:t>
+      </w:r>
+    </w:p>
+    <w:p>
+      <w:r>
+        <w:rPr>
+          <w:b/>
+        </w:rPr>
+        <w:t>Importante</w:t>
+      </w:r>
+      <w:r>
+        <w:t xml:space="preserve">: la app debe apuntar al backend en </w:t>
+      </w:r>
+      <w:r>
+        <w:rPr>
+          <w:rFonts w:ascii="Consolas" w:hAnsi="Consolas"/>
+          <w:sz w:val="20"/>
+        </w:rPr>
+        <w:t>http://10.0.2.2:8081</w:t>
+      </w:r>
+      <w:r>
+        <w:t xml:space="preserve"> (cuando corre en emulador) o </w:t>
+      </w:r>
+      <w:r>
+        <w:rPr>
+          <w:rFonts w:ascii="Consolas" w:hAnsi="Consolas"/>
+          <w:sz w:val="20"/>
+        </w:rPr>
+        <w:t>http://host.docker.internal:8081</w:t>
+      </w:r>
+      <w:r>
+        <w:t xml:space="preserve">. Está configurado en </w:t>
+      </w:r>
+      <w:r>
+        <w:rPr>
+          <w:rFonts w:ascii="Consolas" w:hAnsi="Consolas"/>
+          <w:sz w:val="20"/>
+        </w:rPr>
+        <w:t>mobile-app/lib/core/config/api_config.dart</w:t>
+      </w:r>
+      <w:r>
+        <w:t>.</w:t>
+      </w:r>
+    </w:p>
+    <w:p>
+      <w:pPr>
+        <w:pStyle w:val="Heading3"/>
+      </w:pPr>
+      <w:r>
+        <w:t>3.12 Login del conductor en la app móvil</w:t>
+      </w:r>
+    </w:p>
+    <w:p>
+      <w:pPr>
+        <w:ind w:left="283"/>
+      </w:pPr>
+      <w:r>
+        <w:rPr>
+          <w:rFonts w:ascii="Consolas" w:hAnsi="Consolas"/>
+          <w:color w:val="1E40AF"/>
+          <w:sz w:val="18"/>
+        </w:rPr>
+        <w:t># Apaga teclado primero</w:t>
+        <w:br/>
+        <w:t>adb shell input keyevent 4</w:t>
+        <w:br/>
+        <w:t># Tap campo usuario</w:t>
+        <w:br/>
+        <w:t>adb shell input tap 672 1650</w:t>
+        <w:br/>
+        <w:t>adb shell input text "conductor"</w:t>
+        <w:br/>
+        <w:t># Tap fuera para cerrar teclado</w:t>
+        <w:br/>
+        <w:t>adb shell input tap 50 600</w:t>
+        <w:br/>
+        <w:t># Tap campo password</w:t>
+        <w:br/>
+        <w:t>adb shell input tap 672 1860</w:t>
+        <w:br/>
+        <w:t>adb shell input text "conductor123"</w:t>
+        <w:br/>
+        <w:t>adb shell input tap 50 600</w:t>
+        <w:br/>
+        <w:t># Tap botón login</w:t>
+        <w:br/>
+        <w:t>adb shell input tap 672 2115</w:t>
+      </w:r>
+    </w:p>
+    <w:p>
+      <w:r>
+        <w:t xml:space="preserve">Tras login, la app muestra </w:t>
+      </w:r>
+      <w:r>
+        <w:rPr>
+          <w:b/>
+        </w:rPr>
+        <w:t>"Mis Rutas de Hoy"</w:t>
+      </w:r>
+      <w:r>
+        <w:t xml:space="preserve"> con los 6 pedidos reales del CSV de MICOTRANS (GR-1019 a GR-1024) y un mapa con los pines en Lima.</w:t>
+      </w:r>
+    </w:p>
+    <w:p>
+      <w:pPr>
+        <w:pStyle w:val="Heading3"/>
+      </w:pPr>
+      <w:r>
+        <w:t>3.13 Validar visualmente</w:t>
+      </w:r>
+    </w:p>
+    <w:tbl>
+      <w:tblPr>
+        <w:tblStyle w:val="LightGrid-Accent1"/>
+        <w:tblW w:type="auto" w:w="0"/>
+        <w:tblLook w:firstColumn="1" w:firstRow="1" w:lastColumn="0" w:lastRow="0" w:noHBand="0" w:noVBand="1" w:val="04A0"/>
+      </w:tblPr>
+      <w:tblGrid>
+        <w:gridCol w:w="4703"/>
+        <w:gridCol w:w="4703"/>
+      </w:tblGrid>
+      <w:tr>
+        <w:tc>
+          <w:tcPr>
+            <w:tcW w:type="dxa" w:w="4703"/>
+            <w:shd w:val="clear" w:color="auto" w:fill="2563EB"/>
+          </w:tcPr>
+          <w:p>
+            <w:r/>
+            <w:r>
+              <w:rPr>
+                <w:b/>
+                <w:color w:val="FFFFFF"/>
+              </w:rPr>
+              <w:t>Cosa a ver</w:t>
+            </w:r>
+          </w:p>
+        </w:tc>
+        <w:tc>
+          <w:tcPr>
+            <w:tcW w:type="dxa" w:w="4703"/>
+            <w:shd w:val="clear" w:color="auto" w:fill="2563EB"/>
+          </w:tcPr>
+          <w:p>
+            <w:r/>
+            <w:r>
+              <w:rPr>
+                <w:b/>
+                <w:color w:val="FFFFFF"/>
+              </w:rPr>
+              <w:t>Dónde</w:t>
+            </w:r>
+          </w:p>
+        </w:tc>
+      </w:tr>
+      <w:tr>
+        <w:tc>
+          <w:tcPr>
+            <w:tcW w:type="dxa" w:w="4703"/>
+          </w:tcPr>
+          <w:p>
+            <w:r/>
+            <w:r>
+              <w:t>Login admin</w:t>
+            </w:r>
+          </w:p>
+        </w:tc>
+        <w:tc>
+          <w:tcPr>
+            <w:tcW w:type="dxa" w:w="4703"/>
+          </w:tcPr>
+          <w:p>
+            <w:r/>
+            <w:r>
+              <w:rPr>
+                <w:rFonts w:ascii="Consolas" w:hAnsi="Consolas"/>
+                <w:sz w:val="20"/>
+              </w:rPr>
+              <w:t>http://localhost:3000</w:t>
+            </w:r>
+            <w:r>
+              <w:t xml:space="preserve"> → </w:t>
+            </w:r>
+            <w:r>
+              <w:rPr>
+                <w:rFonts w:ascii="Consolas" w:hAnsi="Consolas"/>
+                <w:sz w:val="20"/>
+              </w:rPr>
+              <w:t>admin/admin123</w:t>
+            </w:r>
+          </w:p>
+        </w:tc>
+      </w:tr>
+      <w:tr>
+        <w:tc>
+          <w:tcPr>
+            <w:tcW w:type="dxa" w:w="4703"/>
+          </w:tcPr>
+          <w:p>
+            <w:r/>
+            <w:r>
+              <w:t>Pedidos reales de MICOTRANS</w:t>
+            </w:r>
+          </w:p>
+        </w:tc>
+        <w:tc>
+          <w:tcPr>
+            <w:tcW w:type="dxa" w:w="4703"/>
+          </w:tcPr>
+          <w:p>
+            <w:r/>
+            <w:r>
+              <w:t>Pedidos → tabla con GR-1001..GR-1024</w:t>
+            </w:r>
+          </w:p>
+        </w:tc>
+      </w:tr>
+      <w:tr>
+        <w:tc>
+          <w:tcPr>
+            <w:tcW w:type="dxa" w:w="4703"/>
+          </w:tcPr>
+          <w:p>
+            <w:r/>
+            <w:r>
+              <w:t>Dashboard KPIs Tesis</w:t>
+            </w:r>
+          </w:p>
+        </w:tc>
+        <w:tc>
+          <w:tcPr>
+            <w:tcW w:type="dxa" w:w="4703"/>
+          </w:tcPr>
+          <w:p>
+            <w:r/>
+            <w:r>
+              <w:t>Reportes → tab "KPIs de Gestión Administrativa (Tesis)" → muestra IID/CHR/TDE pre vs post</w:t>
+            </w:r>
+          </w:p>
+        </w:tc>
+      </w:tr>
+      <w:tr>
+        <w:tc>
+          <w:tcPr>
+            <w:tcW w:type="dxa" w:w="4703"/>
+          </w:tcPr>
+          <w:p>
+            <w:r/>
+            <w:r>
+              <w:t>Mapa con rutas</w:t>
+            </w:r>
+          </w:p>
+        </w:tc>
+        <w:tc>
+          <w:tcPr>
+            <w:tcW w:type="dxa" w:w="4703"/>
+          </w:tcPr>
+          <w:p>
+            <w:r/>
+            <w:r>
+              <w:t>Rutas → seleccionar Ruta #4</w:t>
+            </w:r>
+          </w:p>
+        </w:tc>
+      </w:tr>
+      <w:tr>
+        <w:tc>
+          <w:tcPr>
+            <w:tcW w:type="dxa" w:w="4703"/>
+          </w:tcPr>
+          <w:p>
+            <w:r/>
+            <w:r>
+              <w:t>App móvil con datos reales</w:t>
+            </w:r>
+          </w:p>
+        </w:tc>
+        <w:tc>
+          <w:tcPr>
+            <w:tcW w:type="dxa" w:w="4703"/>
+          </w:tcPr>
+          <w:p>
+            <w:r/>
+            <w:r>
+              <w:t>Emulador → login conductor → ver lista de 6 pedidos</w:t>
+            </w:r>
+          </w:p>
+        </w:tc>
+      </w:tr>
+    </w:tbl>
+    <w:p/>
     <w:p>
       <w:r>
         <w:t>____________________________________________________________</w:t>
@@ -3928,56 +3565,15 @@
         <w:pStyle w:val="Heading2"/>
       </w:pPr>
       <w:r>
-        <w:t>11. Contacto Técnico</w:t>
+        <w:t>4. API Endpoints (referencia rápida)</w:t>
       </w:r>
     </w:p>
     <w:p>
-      <w:r>
-        <w:rPr>
-          <w:b/>
-        </w:rPr>
-        <w:t>Desarrollador principal:</w:t>
-      </w:r>
-      <w:r>
-        <w:t xml:space="preserve"> Campos Vargas Kevin Stip</w:t>
-      </w:r>
-    </w:p>
-    <w:p>
-      <w:r>
-        <w:rPr>
-          <w:b/>
-        </w:rPr>
-        <w:t>ORCID:</w:t>
-      </w:r>
-      <w:r>
-        <w:t xml:space="preserve"> 0000-0002-6087-3626</w:t>
-      </w:r>
-    </w:p>
-    <w:p>
-      <w:r>
-        <w:rPr>
-          <w:b/>
-        </w:rPr>
-        <w:t>Repositorio:</w:t>
-      </w:r>
-      <w:r>
-        <w:t xml:space="preserve"> [URL del repo]</w:t>
-      </w:r>
-    </w:p>
-    <w:p>
-      <w:r>
-        <w:rPr>
-          <w:b/>
-        </w:rPr>
-        <w:t>Documentación adicional:</w:t>
-      </w:r>
-      <w:r>
-        <w:t xml:space="preserve"> Anexo 8 (Metodología), README.md, GUIA_COMPLETA.md</w:t>
-      </w:r>
-    </w:p>
-    <w:p>
-      <w:r>
-        <w:t>____________________________________________________________</w:t>
+      <w:pPr>
+        <w:pStyle w:val="Heading3"/>
+      </w:pPr>
+      <w:r>
+        <w:t>4.1 Autenticación</w:t>
       </w:r>
     </w:p>
     <w:p>
@@ -3986,10 +3582,3900 @@
       </w:pPr>
       <w:r>
         <w:rPr>
+          <w:rFonts w:ascii="Consolas" w:hAnsi="Consolas"/>
+          <w:color w:val="1E40AF"/>
+          <w:sz w:val="18"/>
+        </w:rPr>
+        <w:t>POST http://localhost:8080/realms/ecoroute/protocol/openid-connect/token</w:t>
+        <w:br/>
+        <w:t>Content-Type: application/x-www-form-urlencoded</w:t>
+        <w:br/>
+        <w:br/>
+        <w:t>grant_type=password&amp;client_id=mobile-app&amp;username=admin&amp;password=admin123</w:t>
+      </w:r>
+    </w:p>
+    <w:p>
+      <w:pPr>
+        <w:pStyle w:val="Heading3"/>
+      </w:pPr>
+      <w:r>
+        <w:t>4.2 CRUDs principales (todos requieren `Authorization: Bearer &lt;jwt&gt;`)</w:t>
+      </w:r>
+    </w:p>
+    <w:tbl>
+      <w:tblPr>
+        <w:tblStyle w:val="LightGrid-Accent1"/>
+        <w:tblW w:type="auto" w:w="0"/>
+        <w:tblLook w:firstColumn="1" w:firstRow="1" w:lastColumn="0" w:lastRow="0" w:noHBand="0" w:noVBand="1" w:val="04A0"/>
+      </w:tblPr>
+      <w:tblGrid>
+        <w:gridCol w:w="3135"/>
+        <w:gridCol w:w="3135"/>
+        <w:gridCol w:w="3135"/>
+      </w:tblGrid>
+      <w:tr>
+        <w:tc>
+          <w:tcPr>
+            <w:tcW w:type="dxa" w:w="3135"/>
+            <w:shd w:val="clear" w:color="auto" w:fill="2563EB"/>
+          </w:tcPr>
+          <w:p>
+            <w:r/>
+            <w:r>
+              <w:rPr>
+                <w:b/>
+                <w:color w:val="FFFFFF"/>
+              </w:rPr>
+              <w:t>Recurso</w:t>
+            </w:r>
+          </w:p>
+        </w:tc>
+        <w:tc>
+          <w:tcPr>
+            <w:tcW w:type="dxa" w:w="3135"/>
+            <w:shd w:val="clear" w:color="auto" w:fill="2563EB"/>
+          </w:tcPr>
+          <w:p>
+            <w:r/>
+            <w:r>
+              <w:rPr>
+                <w:b/>
+                <w:color w:val="FFFFFF"/>
+              </w:rPr>
+              <w:t>Endpoints</w:t>
+            </w:r>
+          </w:p>
+        </w:tc>
+        <w:tc>
+          <w:tcPr>
+            <w:tcW w:type="dxa" w:w="3135"/>
+            <w:shd w:val="clear" w:color="auto" w:fill="2563EB"/>
+          </w:tcPr>
+          <w:p>
+            <w:r/>
+            <w:r>
+              <w:rPr>
+                <w:b/>
+                <w:color w:val="FFFFFF"/>
+              </w:rPr>
+              <w:t>Roles</w:t>
+            </w:r>
+          </w:p>
+        </w:tc>
+      </w:tr>
+      <w:tr>
+        <w:tc>
+          <w:tcPr>
+            <w:tcW w:type="dxa" w:w="3135"/>
+          </w:tcPr>
+          <w:p>
+            <w:r/>
+            <w:r>
+              <w:t>Conductores</w:t>
+            </w:r>
+          </w:p>
+        </w:tc>
+        <w:tc>
+          <w:tcPr>
+            <w:tcW w:type="dxa" w:w="3135"/>
+          </w:tcPr>
+          <w:p>
+            <w:r/>
+            <w:r>
+              <w:rPr>
+                <w:rFonts w:ascii="Consolas" w:hAnsi="Consolas"/>
+                <w:sz w:val="20"/>
+              </w:rPr>
+              <w:t>GET/POST /drivers</w:t>
+            </w:r>
+            <w:r>
+              <w:t xml:space="preserve">, </w:t>
+            </w:r>
+            <w:r>
+              <w:rPr>
+                <w:rFonts w:ascii="Consolas" w:hAnsi="Consolas"/>
+                <w:sz w:val="20"/>
+              </w:rPr>
+              <w:t>GET/PUT/DELETE /drivers/{id}</w:t>
+            </w:r>
+          </w:p>
+        </w:tc>
+        <w:tc>
+          <w:tcPr>
+            <w:tcW w:type="dxa" w:w="3135"/>
+          </w:tcPr>
+          <w:p>
+            <w:r/>
+            <w:r>
+              <w:t>ADMIN, DISPATCHER</w:t>
+            </w:r>
+          </w:p>
+        </w:tc>
+      </w:tr>
+      <w:tr>
+        <w:tc>
+          <w:tcPr>
+            <w:tcW w:type="dxa" w:w="3135"/>
+          </w:tcPr>
+          <w:p>
+            <w:r/>
+            <w:r>
+              <w:t>Vehículos</w:t>
+            </w:r>
+          </w:p>
+        </w:tc>
+        <w:tc>
+          <w:tcPr>
+            <w:tcW w:type="dxa" w:w="3135"/>
+          </w:tcPr>
+          <w:p>
+            <w:r/>
+            <w:r>
+              <w:rPr>
+                <w:rFonts w:ascii="Consolas" w:hAnsi="Consolas"/>
+                <w:sz w:val="20"/>
+              </w:rPr>
+              <w:t>GET/POST /vehicles</w:t>
+            </w:r>
+            <w:r>
+              <w:t xml:space="preserve">, </w:t>
+            </w:r>
+            <w:r>
+              <w:rPr>
+                <w:rFonts w:ascii="Consolas" w:hAnsi="Consolas"/>
+                <w:sz w:val="20"/>
+              </w:rPr>
+              <w:t>GET/PUT/DELETE /vehicles/{id}</w:t>
+            </w:r>
+          </w:p>
+        </w:tc>
+        <w:tc>
+          <w:tcPr>
+            <w:tcW w:type="dxa" w:w="3135"/>
+          </w:tcPr>
+          <w:p>
+            <w:r/>
+            <w:r>
+              <w:t>ADMIN, DISPATCHER</w:t>
+            </w:r>
+          </w:p>
+        </w:tc>
+      </w:tr>
+      <w:tr>
+        <w:tc>
+          <w:tcPr>
+            <w:tcW w:type="dxa" w:w="3135"/>
+          </w:tcPr>
+          <w:p>
+            <w:r/>
+            <w:r>
+              <w:t>Rutas</w:t>
+            </w:r>
+          </w:p>
+        </w:tc>
+        <w:tc>
+          <w:tcPr>
+            <w:tcW w:type="dxa" w:w="3135"/>
+          </w:tcPr>
+          <w:p>
+            <w:r/>
+            <w:r>
+              <w:rPr>
+                <w:rFonts w:ascii="Consolas" w:hAnsi="Consolas"/>
+                <w:sz w:val="20"/>
+              </w:rPr>
+              <w:t>GET/POST /routes</w:t>
+            </w:r>
+            <w:r>
+              <w:t xml:space="preserve">, </w:t>
+            </w:r>
+            <w:r>
+              <w:rPr>
+                <w:rFonts w:ascii="Consolas" w:hAnsi="Consolas"/>
+                <w:sz w:val="20"/>
+              </w:rPr>
+              <w:t>GET /routes/{id}</w:t>
+            </w:r>
+            <w:r>
+              <w:t xml:space="preserve">, </w:t>
+            </w:r>
+            <w:r>
+              <w:rPr>
+                <w:rFonts w:ascii="Consolas" w:hAnsi="Consolas"/>
+                <w:sz w:val="20"/>
+              </w:rPr>
+              <w:t>PATCH /routes/{id}/status</w:t>
+            </w:r>
+          </w:p>
+        </w:tc>
+        <w:tc>
+          <w:tcPr>
+            <w:tcW w:type="dxa" w:w="3135"/>
+          </w:tcPr>
+          <w:p>
+            <w:r/>
+            <w:r>
+              <w:t>ADMIN, DISPATCHER, DRIVER</w:t>
+            </w:r>
+          </w:p>
+        </w:tc>
+      </w:tr>
+      <w:tr>
+        <w:tc>
+          <w:tcPr>
+            <w:tcW w:type="dxa" w:w="3135"/>
+          </w:tcPr>
+          <w:p>
+            <w:r/>
+            <w:r>
+              <w:t>Pedidos</w:t>
+            </w:r>
+          </w:p>
+        </w:tc>
+        <w:tc>
+          <w:tcPr>
+            <w:tcW w:type="dxa" w:w="3135"/>
+          </w:tcPr>
+          <w:p>
+            <w:r/>
+            <w:r>
+              <w:rPr>
+                <w:rFonts w:ascii="Consolas" w:hAnsi="Consolas"/>
+                <w:sz w:val="20"/>
+              </w:rPr>
+              <w:t>GET/POST /orders</w:t>
+            </w:r>
+            <w:r>
+              <w:t xml:space="preserve">, </w:t>
+            </w:r>
+            <w:r>
+              <w:rPr>
+                <w:rFonts w:ascii="Consolas" w:hAnsi="Consolas"/>
+                <w:sz w:val="20"/>
+              </w:rPr>
+              <w:t>GET /orders/{id}</w:t>
+            </w:r>
+            <w:r>
+              <w:t xml:space="preserve">, </w:t>
+            </w:r>
+            <w:r>
+              <w:rPr>
+                <w:rFonts w:ascii="Consolas" w:hAnsi="Consolas"/>
+                <w:sz w:val="20"/>
+              </w:rPr>
+              <w:t>PATCH /orders/{id}/status</w:t>
+            </w:r>
+          </w:p>
+        </w:tc>
+        <w:tc>
+          <w:tcPr>
+            <w:tcW w:type="dxa" w:w="3135"/>
+          </w:tcPr>
+          <w:p>
+            <w:r/>
+            <w:r>
+              <w:t>ADMIN, DISPATCHER, DRIVER</w:t>
+            </w:r>
+          </w:p>
+        </w:tc>
+      </w:tr>
+      <w:tr>
+        <w:tc>
+          <w:tcPr>
+            <w:tcW w:type="dxa" w:w="3135"/>
+          </w:tcPr>
+          <w:p>
+            <w:r/>
+            <w:r>
+              <w:t>Evidencias</w:t>
+            </w:r>
+          </w:p>
+        </w:tc>
+        <w:tc>
+          <w:tcPr>
+            <w:tcW w:type="dxa" w:w="3135"/>
+          </w:tcPr>
+          <w:p>
+            <w:r/>
+            <w:r>
+              <w:rPr>
+                <w:rFonts w:ascii="Consolas" w:hAnsi="Consolas"/>
+                <w:sz w:val="20"/>
+              </w:rPr>
+              <w:t>POST /delivery-proofs</w:t>
+            </w:r>
+            <w:r>
+              <w:t xml:space="preserve"> (multipart imagen + signature_data_url + DNI)</w:t>
+            </w:r>
+          </w:p>
+        </w:tc>
+        <w:tc>
+          <w:tcPr>
+            <w:tcW w:type="dxa" w:w="3135"/>
+          </w:tcPr>
+          <w:p>
+            <w:r/>
+            <w:r>
+              <w:t>DRIVER</w:t>
+            </w:r>
+          </w:p>
+        </w:tc>
+      </w:tr>
+    </w:tbl>
+    <w:p/>
+    <w:p>
+      <w:pPr>
+        <w:pStyle w:val="Heading3"/>
+      </w:pPr>
+      <w:r>
+        <w:t>4.3 KPIs de tesis</w:t>
+      </w:r>
+    </w:p>
+    <w:tbl>
+      <w:tblPr>
+        <w:tblStyle w:val="LightGrid-Accent1"/>
+        <w:tblW w:type="auto" w:w="0"/>
+        <w:tblLook w:firstColumn="1" w:firstRow="1" w:lastColumn="0" w:lastRow="0" w:noHBand="0" w:noVBand="1" w:val="04A0"/>
+      </w:tblPr>
+      <w:tblGrid>
+        <w:gridCol w:w="3135"/>
+        <w:gridCol w:w="3135"/>
+        <w:gridCol w:w="3135"/>
+      </w:tblGrid>
+      <w:tr>
+        <w:tc>
+          <w:tcPr>
+            <w:tcW w:type="dxa" w:w="3135"/>
+            <w:shd w:val="clear" w:color="auto" w:fill="2563EB"/>
+          </w:tcPr>
+          <w:p>
+            <w:r/>
+            <w:r>
+              <w:rPr>
+                <w:b/>
+                <w:color w:val="FFFFFF"/>
+              </w:rPr>
+              <w:t>Endpoint</w:t>
+            </w:r>
+          </w:p>
+        </w:tc>
+        <w:tc>
+          <w:tcPr>
+            <w:tcW w:type="dxa" w:w="3135"/>
+            <w:shd w:val="clear" w:color="auto" w:fill="2563EB"/>
+          </w:tcPr>
+          <w:p>
+            <w:r/>
+            <w:r>
+              <w:rPr>
+                <w:b/>
+                <w:color w:val="FFFFFF"/>
+              </w:rPr>
+              <w:t>Devuelve</w:t>
+            </w:r>
+          </w:p>
+        </w:tc>
+        <w:tc>
+          <w:tcPr>
+            <w:tcW w:type="dxa" w:w="3135"/>
+            <w:shd w:val="clear" w:color="auto" w:fill="2563EB"/>
+          </w:tcPr>
+          <w:p>
+            <w:r/>
+            <w:r>
+              <w:rPr>
+                <w:b/>
+                <w:color w:val="FFFFFF"/>
+              </w:rPr>
+              <w:t>Para qué</w:t>
+            </w:r>
+          </w:p>
+        </w:tc>
+      </w:tr>
+      <w:tr>
+        <w:tc>
+          <w:tcPr>
+            <w:tcW w:type="dxa" w:w="3135"/>
+          </w:tcPr>
+          <w:p>
+            <w:r/>
+            <w:r>
+              <w:rPr>
+                <w:rFonts w:ascii="Consolas" w:hAnsi="Consolas"/>
+                <w:sz w:val="20"/>
+              </w:rPr>
+              <w:t>GET /reports/kpi/iid?startDate=&amp;endDate=&amp;testType=</w:t>
+            </w:r>
+          </w:p>
+        </w:tc>
+        <w:tc>
+          <w:tcPr>
+            <w:tcW w:type="dxa" w:w="3135"/>
+          </w:tcPr>
+          <w:p>
+            <w:r/>
+            <w:r>
+              <w:rPr>
+                <w:rFonts w:ascii="Consolas" w:hAnsi="Consolas"/>
+                <w:sz w:val="20"/>
+              </w:rPr>
+              <w:t>[{day, total, valid, percent}]</w:t>
+            </w:r>
+          </w:p>
+        </w:tc>
+        <w:tc>
+          <w:tcPr>
+            <w:tcW w:type="dxa" w:w="3135"/>
+          </w:tcPr>
+          <w:p>
+            <w:r/>
+            <w:r>
+              <w:t>Curva IID por día</w:t>
+            </w:r>
+          </w:p>
+        </w:tc>
+      </w:tr>
+      <w:tr>
+        <w:tc>
+          <w:tcPr>
+            <w:tcW w:type="dxa" w:w="3135"/>
+          </w:tcPr>
+          <w:p>
+            <w:r/>
+            <w:r>
+              <w:rPr>
+                <w:rFonts w:ascii="Consolas" w:hAnsi="Consolas"/>
+                <w:sz w:val="20"/>
+              </w:rPr>
+              <w:t>GET /reports/kpi/chr?startDate=&amp;endDate=&amp;testType=</w:t>
+            </w:r>
+          </w:p>
+        </w:tc>
+        <w:tc>
+          <w:tcPr>
+            <w:tcW w:type="dxa" w:w="3135"/>
+          </w:tcPr>
+          <w:p>
+            <w:r/>
+            <w:r>
+              <w:rPr>
+                <w:rFonts w:ascii="Consolas" w:hAnsi="Consolas"/>
+                <w:sz w:val="20"/>
+              </w:rPr>
+              <w:t>[{day, total, delivered, percent}]</w:t>
+            </w:r>
+          </w:p>
+        </w:tc>
+        <w:tc>
+          <w:tcPr>
+            <w:tcW w:type="dxa" w:w="3135"/>
+          </w:tcPr>
+          <w:p>
+            <w:r/>
+            <w:r>
+              <w:t>Curva CHR</w:t>
+            </w:r>
+          </w:p>
+        </w:tc>
+      </w:tr>
+      <w:tr>
+        <w:tc>
+          <w:tcPr>
+            <w:tcW w:type="dxa" w:w="3135"/>
+          </w:tcPr>
+          <w:p>
+            <w:r/>
+            <w:r>
+              <w:rPr>
+                <w:rFonts w:ascii="Consolas" w:hAnsi="Consolas"/>
+                <w:sz w:val="20"/>
+              </w:rPr>
+              <w:t>GET /reports/kpi/tde?startDate=&amp;endDate=&amp;testType=</w:t>
+            </w:r>
+          </w:p>
+        </w:tc>
+        <w:tc>
+          <w:tcPr>
+            <w:tcW w:type="dxa" w:w="3135"/>
+          </w:tcPr>
+          <w:p>
+            <w:r/>
+            <w:r>
+              <w:rPr>
+                <w:rFonts w:ascii="Consolas" w:hAnsi="Consolas"/>
+                <w:sz w:val="20"/>
+              </w:rPr>
+              <w:t>[{day, total, with_evidence, percent}]</w:t>
+            </w:r>
+          </w:p>
+        </w:tc>
+        <w:tc>
+          <w:tcPr>
+            <w:tcW w:type="dxa" w:w="3135"/>
+          </w:tcPr>
+          <w:p>
+            <w:r/>
+            <w:r>
+              <w:t>Curva TDE</w:t>
+            </w:r>
+          </w:p>
+        </w:tc>
+      </w:tr>
+      <w:tr>
+        <w:tc>
+          <w:tcPr>
+            <w:tcW w:type="dxa" w:w="3135"/>
+          </w:tcPr>
+          <w:p>
+            <w:r/>
+            <w:r>
+              <w:rPr>
+                <w:rFonts w:ascii="Consolas" w:hAnsi="Consolas"/>
+                <w:sz w:val="20"/>
+              </w:rPr>
+              <w:t>GET /reports/kpi/{ind}/csv?startDate=&amp;endDate=&amp;testType=</w:t>
+            </w:r>
+          </w:p>
+        </w:tc>
+        <w:tc>
+          <w:tcPr>
+            <w:tcW w:type="dxa" w:w="3135"/>
+          </w:tcPr>
+          <w:p>
+            <w:r/>
+            <w:r>
+              <w:t>CSV ficha</w:t>
+            </w:r>
+          </w:p>
+        </w:tc>
+        <w:tc>
+          <w:tcPr>
+            <w:tcW w:type="dxa" w:w="3135"/>
+          </w:tcPr>
+          <w:p>
+            <w:r/>
+            <w:r>
+              <w:t>Anexo 2 de la tesis</w:t>
+            </w:r>
+          </w:p>
+        </w:tc>
+      </w:tr>
+      <w:tr>
+        <w:tc>
+          <w:tcPr>
+            <w:tcW w:type="dxa" w:w="3135"/>
+          </w:tcPr>
+          <w:p>
+            <w:r/>
+            <w:r>
+              <w:rPr>
+                <w:rFonts w:ascii="Consolas" w:hAnsi="Consolas"/>
+                <w:sz w:val="20"/>
+              </w:rPr>
+              <w:t>GET /reports/kpi/{ind}/pdf?startDate=&amp;endDate=&amp;testType=</w:t>
+            </w:r>
+          </w:p>
+        </w:tc>
+        <w:tc>
+          <w:tcPr>
+            <w:tcW w:type="dxa" w:w="3135"/>
+          </w:tcPr>
+          <w:p>
+            <w:r/>
+            <w:r>
+              <w:t>PDF ficha (reportlab)</w:t>
+            </w:r>
+          </w:p>
+        </w:tc>
+        <w:tc>
+          <w:tcPr>
+            <w:tcW w:type="dxa" w:w="3135"/>
+          </w:tcPr>
+          <w:p>
+            <w:r/>
+            <w:r>
+              <w:t>Anexo 2 de la tesis</w:t>
+            </w:r>
+          </w:p>
+        </w:tc>
+      </w:tr>
+    </w:tbl>
+    <w:p/>
+    <w:p>
+      <w:r>
+        <w:t xml:space="preserve">Parámetro </w:t>
+      </w:r>
+      <w:r>
+        <w:rPr>
+          <w:rFonts w:ascii="Consolas" w:hAnsi="Consolas"/>
+          <w:sz w:val="20"/>
+        </w:rPr>
+        <w:t>testType</w:t>
+      </w:r>
+      <w:r>
+        <w:t xml:space="preserve"> ∈ </w:t>
+      </w:r>
+      <w:r>
+        <w:rPr>
+          <w:rFonts w:ascii="Consolas" w:hAnsi="Consolas"/>
+          <w:sz w:val="20"/>
+        </w:rPr>
+        <w:t>{pre, post}</w:t>
+      </w:r>
+      <w:r>
+        <w:t>.</w:t>
+      </w:r>
+    </w:p>
+    <w:p>
+      <w:pPr>
+        <w:pStyle w:val="Heading3"/>
+      </w:pPr>
+      <w:r>
+        <w:t>4.4 WebSocket GPS</w:t>
+      </w:r>
+    </w:p>
+    <w:p>
+      <w:r>
+        <w:rPr>
+          <w:rFonts w:ascii="Consolas" w:hAnsi="Consolas"/>
+          <w:sz w:val="20"/>
+        </w:rPr>
+        <w:t>WSS /ws/gps</w:t>
+      </w:r>
+      <w:r>
+        <w:t xml:space="preserve"> — bidireccional. Conductor envía pings cada 5s; el panel admin recibe broadcasts y los pinta en tiempo real sobre el mapa.</w:t>
+      </w:r>
+    </w:p>
+    <w:p>
+      <w:r>
+        <w:t>____________________________________________________________</w:t>
+      </w:r>
+    </w:p>
+    <w:p>
+      <w:pPr>
+        <w:pStyle w:val="Heading2"/>
+      </w:pPr>
+      <w:r>
+        <w:t>5. Captura de evidencias para la tesis</w:t>
+      </w:r>
+    </w:p>
+    <w:p>
+      <w:r>
+        <w:t xml:space="preserve">Esta sección es la </w:t>
+      </w:r>
+      <w:r>
+        <w:rPr>
+          <w:b/>
+        </w:rPr>
+        <w:t>clave</w:t>
+      </w:r>
+      <w:r>
+        <w:t xml:space="preserve"> para generar las figuras 20-46 (web) y M-50..M-70 (móvil) que van en el Anexo Figuras del informe.</w:t>
+      </w:r>
+    </w:p>
+    <w:p>
+      <w:pPr>
+        <w:pStyle w:val="Heading3"/>
+      </w:pPr>
+      <w:r>
+        <w:t>5.1 Helper anti-2000px (lectura obligatoria)</w:t>
+      </w:r>
+    </w:p>
+    <w:p>
+      <w:r>
+        <w:t xml:space="preserve">El emulador Android Pixel 9 Pro XL devuelve screenshots a </w:t>
+      </w:r>
+      <w:r>
+        <w:rPr>
+          <w:b/>
+        </w:rPr>
+        <w:t>1344×2992</w:t>
+      </w:r>
+      <w:r>
+        <w:t xml:space="preserve"> y la API de Anthropic (en uso en pipelines automatizados) </w:t>
+      </w:r>
+      <w:r>
+        <w:rPr>
+          <w:b/>
+        </w:rPr>
+        <w:t>rechaza imágenes con dimensión &gt; 2000 px</w:t>
+      </w:r>
+      <w:r>
+        <w:t xml:space="preserve">. Para evitar bloqueos, usá siempre </w:t>
+      </w:r>
+      <w:r>
+        <w:rPr>
+          <w:rFonts w:ascii="Consolas" w:hAnsi="Consolas"/>
+          <w:sz w:val="20"/>
+        </w:rPr>
+        <w:t>safe_capture.py</w:t>
+      </w:r>
+      <w:r>
+        <w:t>:</w:t>
+      </w:r>
+    </w:p>
+    <w:p>
+      <w:pPr>
+        <w:ind w:left="283"/>
+      </w:pPr>
+      <w:r>
+        <w:rPr>
+          <w:rFonts w:ascii="Consolas" w:hAnsi="Consolas"/>
+          <w:color w:val="1E40AF"/>
+          <w:sz w:val="18"/>
+        </w:rPr>
+        <w:t>cd tesis_entregables</w:t>
+        <w:br/>
+        <w:t># Tomar una captura nueva</w:t>
+        <w:br/>
+        <w:t>python safe_capture.py shot RFM_nombre_descriptivo</w:t>
+        <w:br/>
+        <w:t># Genera DOS archivos:</w:t>
+        <w:br/>
+        <w:t>#   figuras_capturas/RFM_nombre_descriptivo.png       (1344×2992 original — para el .docx)</w:t>
+        <w:br/>
+        <w:t>#   figuras_capturas/RFM_nombre_descriptivo_thumb.png (≤1500 px — único seguro para Read en pipelines)</w:t>
+      </w:r>
+    </w:p>
+    <w:p>
+      <w:r>
+        <w:t>Para shrinkar todo lo que ya tenés capturado:</w:t>
+      </w:r>
+    </w:p>
+    <w:p>
+      <w:pPr>
+        <w:ind w:left="283"/>
+      </w:pPr>
+      <w:r>
+        <w:rPr>
+          <w:rFonts w:ascii="Consolas" w:hAnsi="Consolas"/>
+          <w:color w:val="1E40AF"/>
+          <w:sz w:val="18"/>
+        </w:rPr>
+        <w:t>python safe_capture.py shrink_all ./figuras_capturas</w:t>
+      </w:r>
+    </w:p>
+    <w:p>
+      <w:pPr>
+        <w:pStyle w:val="Heading3"/>
+      </w:pPr>
+      <w:r>
+        <w:t>5.2 Capturar el panel web administrativo (Figuras 20-26 + 39 + 47)</w:t>
+      </w:r>
+    </w:p>
+    <w:p>
+      <w:r>
+        <w:t>Con web-admin corriendo (</w:t>
+      </w:r>
+      <w:r>
+        <w:rPr>
+          <w:rFonts w:ascii="Consolas" w:hAnsi="Consolas"/>
+          <w:sz w:val="20"/>
+        </w:rPr>
+        <w:t>http://localhost:3000</w:t>
+      </w:r>
+      <w:r>
+        <w:t xml:space="preserve">) y sesión iniciada como </w:t>
+      </w:r>
+      <w:r>
+        <w:rPr>
+          <w:rFonts w:ascii="Consolas" w:hAnsi="Consolas"/>
+          <w:sz w:val="20"/>
+        </w:rPr>
+        <w:t>admin/admin123</w:t>
+      </w:r>
+      <w:r>
+        <w:t>:</w:t>
+      </w:r>
+    </w:p>
+    <w:p>
+      <w:pPr>
+        <w:ind w:left="283"/>
+      </w:pPr>
+      <w:r>
+        <w:rPr>
+          <w:rFonts w:ascii="Consolas" w:hAnsi="Consolas"/>
+          <w:color w:val="1E40AF"/>
+          <w:sz w:val="18"/>
+        </w:rPr>
+        <w:t>cd tesis_entregables</w:t>
+        <w:br/>
+        <w:t>python capture_html_mockups.py     # captura mockups HTML (figuras_mockup/*.html)</w:t>
+        <w:br/>
+        <w:t>python capture_screenshots.py      # captura el web admin real (requiere Playwright)</w:t>
+      </w:r>
+    </w:p>
+    <w:p>
+      <w:r>
+        <w:t xml:space="preserve">Cada script abre el navegador, navega a cada pantalla y guarda PNG a 2880×1800 en </w:t>
+      </w:r>
+      <w:r>
+        <w:rPr>
+          <w:rFonts w:ascii="Consolas" w:hAnsi="Consolas"/>
+          <w:sz w:val="20"/>
+        </w:rPr>
+        <w:t>figuras_capturas/</w:t>
+      </w:r>
+      <w:r>
+        <w:t>.</w:t>
+      </w:r>
+    </w:p>
+    <w:p>
+      <w:pPr>
+        <w:pStyle w:val="Heading3"/>
+      </w:pPr>
+      <w:r>
+        <w:t>5.3 Capturar el flujo end-to-end de la app móvil (M-50..M-70)</w:t>
+      </w:r>
+    </w:p>
+    <w:p>
+      <w:r>
+        <w:t>Con el emulador booteado, app instalada y conductor logueado:</w:t>
+      </w:r>
+    </w:p>
+    <w:p>
+      <w:pPr>
+        <w:ind w:left="283"/>
+      </w:pPr>
+      <w:r>
+        <w:rPr>
+          <w:rFonts w:ascii="Consolas" w:hAnsi="Consolas"/>
+          <w:color w:val="1E40AF"/>
+          <w:sz w:val="18"/>
+        </w:rPr>
+        <w:t>cd tesis_entregables</w:t>
+        <w:br/>
+        <w:t>python capture_android_full_flow.py</w:t>
+      </w:r>
+    </w:p>
+    <w:p>
+      <w:r>
+        <w:t>Este script automatiza el flujo HU07+HU08+HU09 completo:</w:t>
+      </w:r>
+    </w:p>
+    <w:p>
+      <w:pPr>
+        <w:pStyle w:val="ListNumber"/>
+      </w:pPr>
+      <w:r>
+        <w:t xml:space="preserve">Login con </w:t>
+      </w:r>
+      <w:r>
+        <w:rPr>
+          <w:rFonts w:ascii="Consolas" w:hAnsi="Consolas"/>
+          <w:sz w:val="20"/>
+        </w:rPr>
+        <w:t>conductor/conductor123</w:t>
+      </w:r>
+      <w:r>
+        <w:t>.</w:t>
+      </w:r>
+    </w:p>
+    <w:p>
+      <w:pPr>
+        <w:pStyle w:val="ListNumber"/>
+      </w:pPr>
+      <w:r>
+        <w:t>Listar pedidos reales (6 entregas de Ruta #4: GR-1019..GR-1024).</w:t>
+      </w:r>
+    </w:p>
+    <w:p>
+      <w:pPr>
+        <w:pStyle w:val="ListNumber"/>
+      </w:pPr>
+      <w:r>
+        <w:t>Abrir GR-1020 (PENDING).</w:t>
+      </w:r>
+    </w:p>
+    <w:p>
+      <w:pPr>
+        <w:pStyle w:val="ListNumber"/>
+      </w:pPr>
+      <w:r>
+        <w:t>Cambiar dropdown a IN_TRANSIT → tomar foto → guardar.</w:t>
+      </w:r>
+    </w:p>
+    <w:p>
+      <w:pPr>
+        <w:pStyle w:val="ListNumber"/>
+      </w:pPr>
+      <w:r>
+        <w:t xml:space="preserve">Re-abrir → cambiar a DELIVERED → llenar DNI </w:t>
+      </w:r>
+      <w:r>
+        <w:rPr>
+          <w:rFonts w:ascii="Consolas" w:hAnsi="Consolas"/>
+          <w:sz w:val="20"/>
+        </w:rPr>
+        <w:t>47852963</w:t>
+      </w:r>
+      <w:r>
+        <w:t xml:space="preserve"> → dibujar firma → confirmar → guardar.</w:t>
+      </w:r>
+    </w:p>
+    <w:p>
+      <w:pPr>
+        <w:pStyle w:val="ListNumber"/>
+      </w:pPr>
+      <w:r>
+        <w:t>Verificar lista refrescada con GR-1020 DELIVERED.</w:t>
+      </w:r>
+    </w:p>
+    <w:p>
+      <w:pPr>
+        <w:pStyle w:val="ListNumber"/>
+      </w:pPr>
+      <w:r>
+        <w:t>(Prueba negativa) Abrir GR-1021 ya entregado → app muestra "ENTREGA FINALIZADA - No se puede modificar".</w:t>
+      </w:r>
+    </w:p>
+    <w:p>
+      <w:r>
+        <w:t>Cada paso genera una captura RFM01..RFM22 + su thumb. Las 22 capturas se integran en el Anexo Figuras automáticamente.</w:t>
+      </w:r>
+    </w:p>
+    <w:p>
+      <w:pPr>
+        <w:pStyle w:val="Heading3"/>
+      </w:pPr>
+      <w:r>
+        <w:t>5.4 Recalibrar coordenadas si el AVD cambia</w:t>
+      </w:r>
+    </w:p>
+    <w:p>
+      <w:r>
+        <w:t>Si usás un AVD distinto al Pixel 9 Pro XL, las coordenadas (x, y) del script no encajan. Para regenerarlas usá uiautomator:</w:t>
+      </w:r>
+    </w:p>
+    <w:p>
+      <w:pPr>
+        <w:ind w:left="283"/>
+      </w:pPr>
+      <w:r>
+        <w:rPr>
+          <w:rFonts w:ascii="Consolas" w:hAnsi="Consolas"/>
+          <w:color w:val="1E40AF"/>
+          <w:sz w:val="18"/>
+        </w:rPr>
+        <w:t>adb shell uiautomator dump /sdcard/ui.xml</w:t>
+        <w:br/>
+        <w:t>adb exec-out cat /sdcard/ui.xml &gt; tesis_entregables/ui_dump.xml</w:t>
+      </w:r>
+    </w:p>
+    <w:p>
+      <w:r>
+        <w:t xml:space="preserve">Luego inspeccionar </w:t>
+      </w:r>
+      <w:r>
+        <w:rPr>
+          <w:rFonts w:ascii="Consolas" w:hAnsi="Consolas"/>
+          <w:sz w:val="20"/>
+        </w:rPr>
+        <w:t>bounds="[x1,y1][x2,y2]"</w:t>
+      </w:r>
+      <w:r>
+        <w:t xml:space="preserve"> de cada elemento (campo usuario, password, botón Login, dropdown, cámara, GUARDAR ESTADO…) y ajustar el script.</w:t>
+      </w:r>
+    </w:p>
+    <w:p>
+      <w:pPr>
+        <w:pStyle w:val="Heading3"/>
+      </w:pPr>
+      <w:r>
+        <w:t>5.5 Captura del flujo de error (S3 down)</w:t>
+      </w:r>
+    </w:p>
+    <w:p>
+      <w:r>
+        <w:t>Si querés mostrar también el manejo de errores (toast rojo "Fallo de red al subir evidencia"):</w:t>
+      </w:r>
+    </w:p>
+    <w:p>
+      <w:pPr>
+        <w:ind w:left="283"/>
+      </w:pPr>
+      <w:r>
+        <w:rPr>
+          <w:rFonts w:ascii="Consolas" w:hAnsi="Consolas"/>
+          <w:color w:val="1E40AF"/>
+          <w:sz w:val="18"/>
+        </w:rPr>
+        <w:t># Tirar el bucket S3 sin tirar el resto</w:t>
+        <w:br/>
+        <w:t>docker exec ecoroute-localstack awslocal s3 rb s3://ecoroute-proofs --force</w:t>
+        <w:br/>
+        <w:t># Intentar guardar un DELIVERED en la app → debería tirar toast rojo</w:t>
+        <w:br/>
+        <w:t># Tomar captura</w:t>
+        <w:br/>
+        <w:t>python safe_capture.py shot RFM_error_upload</w:t>
+        <w:br/>
+        <w:t># Re-crear el bucket</w:t>
+        <w:br/>
+        <w:t>docker exec ecoroute-localstack awslocal s3 mb s3://ecoroute-proofs</w:t>
+      </w:r>
+    </w:p>
+    <w:p>
+      <w:r>
+        <w:t>____________________________________________________________</w:t>
+      </w:r>
+    </w:p>
+    <w:p>
+      <w:pPr>
+        <w:pStyle w:val="Heading2"/>
+      </w:pPr>
+      <w:r>
+        <w:t>6. Regeneración de entregables</w:t>
+      </w:r>
+    </w:p>
+    <w:p>
+      <w:r>
+        <w:t xml:space="preserve">Todos los </w:t>
+      </w:r>
+      <w:r>
+        <w:rPr>
+          <w:rFonts w:ascii="Consolas" w:hAnsi="Consolas"/>
+          <w:sz w:val="20"/>
+        </w:rPr>
+        <w:t>.docx</w:t>
+      </w:r>
+      <w:r>
+        <w:t xml:space="preserve">, fichas KPI y anexos del Pack se regeneran desde los </w:t>
+      </w:r>
+      <w:r>
+        <w:rPr>
+          <w:rFonts w:ascii="Consolas" w:hAnsi="Consolas"/>
+          <w:sz w:val="20"/>
+        </w:rPr>
+        <w:t>.md</w:t>
+      </w:r>
+      <w:r>
+        <w:t xml:space="preserve"> fuente y las CSV. Si cambiás un valor (ej: ajustás una cifra en </w:t>
+      </w:r>
+      <w:r>
+        <w:rPr>
+          <w:rFonts w:ascii="Consolas" w:hAnsi="Consolas"/>
+          <w:sz w:val="20"/>
+        </w:rPr>
+        <w:t>Capitulo_3_Resultados.md</w:t>
+      </w:r>
+      <w:r>
+        <w:t>), basta con re-ejecutar el pipeline.</w:t>
+      </w:r>
+    </w:p>
+    <w:p>
+      <w:pPr>
+        <w:pStyle w:val="Heading3"/>
+      </w:pPr>
+      <w:r>
+        <w:t>6.1 Análisis estadístico (recalcula los números del Cap III)</w:t>
+      </w:r>
+    </w:p>
+    <w:p>
+      <w:pPr>
+        <w:ind w:left="283"/>
+      </w:pPr>
+      <w:r>
+        <w:rPr>
+          <w:rFonts w:ascii="Consolas" w:hAnsi="Consolas"/>
+          <w:color w:val="1E40AF"/>
+          <w:sz w:val="18"/>
+        </w:rPr>
+        <w:t>cd tesis_entregables</w:t>
+        <w:br/>
+        <w:t>python analisis_estadistico.py</w:t>
+      </w:r>
+    </w:p>
+    <w:p>
+      <w:r>
+        <w:t>Salida esperada (con los datos pre/post del seed):</w:t>
+      </w:r>
+    </w:p>
+    <w:tbl>
+      <w:tblPr>
+        <w:tblStyle w:val="LightGrid-Accent1"/>
+        <w:tblW w:type="auto" w:w="0"/>
+        <w:tblLook w:firstColumn="1" w:firstRow="1" w:lastColumn="0" w:lastRow="0" w:noHBand="0" w:noVBand="1" w:val="04A0"/>
+      </w:tblPr>
+      <w:tblGrid>
+        <w:gridCol w:w="4703"/>
+        <w:gridCol w:w="4703"/>
+      </w:tblGrid>
+      <w:tr>
+        <w:tc>
+          <w:tcPr>
+            <w:tcW w:type="dxa" w:w="4703"/>
+            <w:shd w:val="clear" w:color="auto" w:fill="2563EB"/>
+          </w:tcPr>
+          <w:p>
+            <w:r/>
+            <w:r>
+              <w:rPr>
+                <w:b/>
+                <w:color w:val="FFFFFF"/>
+              </w:rPr>
+              <w:t>Test</w:t>
+            </w:r>
+          </w:p>
+        </w:tc>
+        <w:tc>
+          <w:tcPr>
+            <w:tcW w:type="dxa" w:w="4703"/>
+            <w:shd w:val="clear" w:color="auto" w:fill="2563EB"/>
+          </w:tcPr>
+          <w:p>
+            <w:r/>
+            <w:r>
+              <w:rPr>
+                <w:b/>
+                <w:color w:val="FFFFFF"/>
+              </w:rPr>
+              <w:t>Resultado</w:t>
+            </w:r>
+          </w:p>
+        </w:tc>
+      </w:tr>
+      <w:tr>
+        <w:tc>
+          <w:tcPr>
+            <w:tcW w:type="dxa" w:w="4703"/>
+          </w:tcPr>
+          <w:p>
+            <w:r/>
+            <w:r>
+              <w:t>t-Student paired IID</w:t>
+            </w:r>
+          </w:p>
+        </w:tc>
+        <w:tc>
+          <w:tcPr>
+            <w:tcW w:type="dxa" w:w="4703"/>
+          </w:tcPr>
+          <w:p>
+            <w:r/>
+            <w:r>
+              <w:t>t = 14.53, p &lt; 0.001, d Cohen = 2.24</w:t>
+            </w:r>
+          </w:p>
+        </w:tc>
+      </w:tr>
+      <w:tr>
+        <w:tc>
+          <w:tcPr>
+            <w:tcW w:type="dxa" w:w="4703"/>
+          </w:tcPr>
+          <w:p>
+            <w:r/>
+            <w:r>
+              <w:t>t-Student paired CHR</w:t>
+            </w:r>
+          </w:p>
+        </w:tc>
+        <w:tc>
+          <w:tcPr>
+            <w:tcW w:type="dxa" w:w="4703"/>
+          </w:tcPr>
+          <w:p>
+            <w:r/>
+            <w:r>
+              <w:t>t = 10.97, p &lt; 0.001, d Cohen = 1.69</w:t>
+            </w:r>
+          </w:p>
+        </w:tc>
+      </w:tr>
+      <w:tr>
+        <w:tc>
+          <w:tcPr>
+            <w:tcW w:type="dxa" w:w="4703"/>
+          </w:tcPr>
+          <w:p>
+            <w:r/>
+            <w:r>
+              <w:t>t-Student paired TDE</w:t>
+            </w:r>
+          </w:p>
+        </w:tc>
+        <w:tc>
+          <w:tcPr>
+            <w:tcW w:type="dxa" w:w="4703"/>
+          </w:tcPr>
+          <w:p>
+            <w:r/>
+            <w:r>
+              <w:t>t = 13.80, p &lt; 0.001, d Cohen = 2.13</w:t>
+            </w:r>
+          </w:p>
+        </w:tc>
+      </w:tr>
+      <w:tr>
+        <w:tc>
+          <w:tcPr>
+            <w:tcW w:type="dxa" w:w="4703"/>
+          </w:tcPr>
+          <w:p>
+            <w:r/>
+            <w:r>
+              <w:t>Pearson r (Facilidad↔IID)</w:t>
+            </w:r>
+          </w:p>
+        </w:tc>
+        <w:tc>
+          <w:tcPr>
+            <w:tcW w:type="dxa" w:w="4703"/>
+          </w:tcPr>
+          <w:p>
+            <w:r/>
+            <w:r>
+              <w:t>0.927</w:t>
+            </w:r>
+          </w:p>
+        </w:tc>
+      </w:tr>
+      <w:tr>
+        <w:tc>
+          <w:tcPr>
+            <w:tcW w:type="dxa" w:w="4703"/>
+          </w:tcPr>
+          <w:p>
+            <w:r/>
+            <w:r>
+              <w:t>Pearson r (Utilidad↔CHR)</w:t>
+            </w:r>
+          </w:p>
+        </w:tc>
+        <w:tc>
+          <w:tcPr>
+            <w:tcW w:type="dxa" w:w="4703"/>
+          </w:tcPr>
+          <w:p>
+            <w:r/>
+            <w:r>
+              <w:t>0.848</w:t>
+            </w:r>
+          </w:p>
+        </w:tc>
+      </w:tr>
+      <w:tr>
+        <w:tc>
+          <w:tcPr>
+            <w:tcW w:type="dxa" w:w="4703"/>
+          </w:tcPr>
+          <w:p>
+            <w:r/>
+            <w:r>
+              <w:t>Pearson r (Evidencia↔TDE)</w:t>
+            </w:r>
+          </w:p>
+        </w:tc>
+        <w:tc>
+          <w:tcPr>
+            <w:tcW w:type="dxa" w:w="4703"/>
+          </w:tcPr>
+          <w:p>
+            <w:r/>
+            <w:r>
+              <w:t>0.736</w:t>
+            </w:r>
+          </w:p>
+        </w:tc>
+      </w:tr>
+      <w:tr>
+        <w:tc>
+          <w:tcPr>
+            <w:tcW w:type="dxa" w:w="4703"/>
+          </w:tcPr>
+          <w:p>
+            <w:r/>
+            <w:r>
+              <w:t>Pearson r (Satisfacción↔KPI promedio)</w:t>
+            </w:r>
+          </w:p>
+        </w:tc>
+        <w:tc>
+          <w:tcPr>
+            <w:tcW w:type="dxa" w:w="4703"/>
+          </w:tcPr>
+          <w:p>
+            <w:r/>
+            <w:r>
+              <w:t>0.984</w:t>
+            </w:r>
+          </w:p>
+        </w:tc>
+      </w:tr>
+      <w:tr>
+        <w:tc>
+          <w:tcPr>
+            <w:tcW w:type="dxa" w:w="4703"/>
+          </w:tcPr>
+          <w:p>
+            <w:r/>
+            <w:r>
+              <w:t>Alfa de Cronbach (UTAUT)</w:t>
+            </w:r>
+          </w:p>
+        </w:tc>
+        <w:tc>
+          <w:tcPr>
+            <w:tcW w:type="dxa" w:w="4703"/>
+          </w:tcPr>
+          <w:p>
+            <w:r/>
+            <w:r>
+              <w:t>0.877</w:t>
+            </w:r>
+          </w:p>
+        </w:tc>
+      </w:tr>
+    </w:tbl>
+    <w:p/>
+    <w:p>
+      <w:r>
+        <w:t>Si los números no coinciden, revisar el seed.</w:t>
+      </w:r>
+    </w:p>
+    <w:p>
+      <w:pPr>
+        <w:pStyle w:val="Heading3"/>
+      </w:pPr>
+      <w:r>
+        <w:t>6.2 Conversión Markdown → Word (todos los .md a .docx)</w:t>
+      </w:r>
+    </w:p>
+    <w:p>
+      <w:pPr>
+        <w:ind w:left="283"/>
+      </w:pPr>
+      <w:r>
+        <w:rPr>
+          <w:rFonts w:ascii="Consolas" w:hAnsi="Consolas"/>
+          <w:color w:val="1E40AF"/>
+          <w:sz w:val="18"/>
+        </w:rPr>
+        <w:t>cd tesis_entregables</w:t>
+        <w:br/>
+        <w:t>python convert_md_to_docx.py</w:t>
+      </w:r>
+    </w:p>
+    <w:p>
+      <w:r>
+        <w:t xml:space="preserve">Convierte todos los </w:t>
+      </w:r>
+      <w:r>
+        <w:rPr>
+          <w:rFonts w:ascii="Consolas" w:hAnsi="Consolas"/>
+          <w:sz w:val="20"/>
+        </w:rPr>
+        <w:t>.md</w:t>
+      </w:r>
+      <w:r>
+        <w:t xml:space="preserve"> de la carpeta a </w:t>
+      </w:r>
+      <w:r>
+        <w:rPr>
+          <w:rFonts w:ascii="Consolas" w:hAnsi="Consolas"/>
+          <w:sz w:val="20"/>
+        </w:rPr>
+        <w:t>.docx</w:t>
+      </w:r>
+      <w:r>
+        <w:t xml:space="preserve"> (en </w:t>
+      </w:r>
+      <w:r>
+        <w:rPr>
+          <w:rFonts w:ascii="Consolas" w:hAnsi="Consolas"/>
+          <w:sz w:val="20"/>
+        </w:rPr>
+        <w:t>tesis_entregables/docx/</w:t>
+      </w:r>
+      <w:r>
+        <w:t>) usando pandoc. Salida esperada: 17 archivos.</w:t>
+      </w:r>
+    </w:p>
+    <w:p>
+      <w:pPr>
+        <w:pStyle w:val="Heading3"/>
+      </w:pPr>
+      <w:r>
+        <w:t>6.3 Anexo 2 consolidado (cuestionario UTAUT + 6 fichas KPI)</w:t>
+      </w:r>
+    </w:p>
+    <w:p>
+      <w:pPr>
+        <w:ind w:left="283"/>
+      </w:pPr>
+      <w:r>
+        <w:rPr>
+          <w:rFonts w:ascii="Consolas" w:hAnsi="Consolas"/>
+          <w:color w:val="1E40AF"/>
+          <w:sz w:val="18"/>
+        </w:rPr>
+        <w:t>cd tesis_entregables</w:t>
+        <w:br/>
+        <w:t>python build_anexo2_consolidado.py</w:t>
+      </w:r>
+    </w:p>
+    <w:p>
+      <w:r>
+        <w:t xml:space="preserve">Genera </w:t>
+      </w:r>
+      <w:r>
+        <w:rPr>
+          <w:rFonts w:ascii="Consolas" w:hAnsi="Consolas"/>
+          <w:sz w:val="20"/>
+        </w:rPr>
+        <w:t>docx/Anexo_2_Consolidado.docx</w:t>
+      </w:r>
+      <w:r>
+        <w:t xml:space="preserve"> que combina el instrumento Likert + las 6 fichas PDF (CHR/IID/TDE × pre/post) como páginas insertadas.</w:t>
+      </w:r>
+    </w:p>
+    <w:p>
+      <w:pPr>
+        <w:pStyle w:val="Heading3"/>
+      </w:pPr>
+      <w:r>
+        <w:t>6.4 Anexo Figuras (panel web + flujo móvil end-to-end)</w:t>
+      </w:r>
+    </w:p>
+    <w:p>
+      <w:pPr>
+        <w:ind w:left="283"/>
+      </w:pPr>
+      <w:r>
+        <w:rPr>
+          <w:rFonts w:ascii="Consolas" w:hAnsi="Consolas"/>
+          <w:color w:val="1E40AF"/>
+          <w:sz w:val="18"/>
+        </w:rPr>
+        <w:t>cd tesis_entregables</w:t>
+        <w:br/>
+        <w:t>python build_anexo_figuras_completo.py</w:t>
+      </w:r>
+    </w:p>
+    <w:p>
+      <w:r>
+        <w:t xml:space="preserve">Genera </w:t>
+      </w:r>
+      <w:r>
+        <w:rPr>
+          <w:rFonts w:ascii="Consolas" w:hAnsi="Consolas"/>
+          <w:sz w:val="20"/>
+        </w:rPr>
+        <w:t>docx/Anexo_Figuras_Capturas.docx</w:t>
+      </w:r>
+      <w:r>
+        <w:t xml:space="preserve"> con:</w:t>
+      </w:r>
+    </w:p>
+    <w:p>
+      <w:pPr>
+        <w:pStyle w:val="ListBullet"/>
+      </w:pPr>
+      <w:r>
+        <w:t>Sección 1: Panel Web Administrativo (10 figuras: F20–F26, F39, F47, F47b).</w:t>
+      </w:r>
+    </w:p>
+    <w:p>
+      <w:pPr>
+        <w:pStyle w:val="ListBullet"/>
+      </w:pPr>
+      <w:r>
+        <w:t>Sección 2: Aplicativo Móvil — Flujo End-to-End (21 figuras: RFM01–RFM22 + RFM_extra).</w:t>
+      </w:r>
+    </w:p>
+    <w:p>
+      <w:r>
+        <w:t xml:space="preserve">Total </w:t>
+      </w:r>
+      <w:r>
+        <w:rPr>
+          <w:b/>
+        </w:rPr>
+        <w:t>31 figuras</w:t>
+      </w:r>
+      <w:r>
+        <w:t xml:space="preserve"> con captions explicativos.</w:t>
+      </w:r>
+    </w:p>
+    <w:p>
+      <w:pPr>
+        <w:pStyle w:val="Heading3"/>
+      </w:pPr>
+      <w:r>
+        <w:t>6.5 Fichas KPI individuales (PDFs descargables)</w:t>
+      </w:r>
+    </w:p>
+    <w:p>
+      <w:r>
+        <w:t>Las 6 fichas (CHR/IID/TDE × pre/post) se generan a través del backend:</w:t>
+      </w:r>
+    </w:p>
+    <w:p>
+      <w:pPr>
+        <w:ind w:left="283"/>
+      </w:pPr>
+      <w:r>
+        <w:rPr>
+          <w:rFonts w:ascii="Consolas" w:hAnsi="Consolas"/>
+          <w:color w:val="1E40AF"/>
+          <w:sz w:val="18"/>
+        </w:rPr>
+        <w:t># Obtener token JWT primero</w:t>
+        <w:br/>
+        <w:t>$token = (curl -s -X POST "http://localhost:8080/realms/ecoroute/protocol/openid-connect/token" `</w:t>
+        <w:br/>
+        <w:t xml:space="preserve">  -H "Content-Type: application/x-www-form-urlencoded" `</w:t>
+        <w:br/>
+        <w:t xml:space="preserve">  -d "grant_type=password&amp;client_id=mobile-app&amp;username=admin&amp;password=admin123" | ConvertFrom-Json).access_token</w:t>
+        <w:br/>
+        <w:br/>
+        <w:t># Descargar cada ficha</w:t>
+        <w:br/>
+        <w:t>foreach ($ind in @('chr','iid','tde')) {</w:t>
+        <w:br/>
+        <w:t xml:space="preserve">  foreach ($test in @('pre','post')) {</w:t>
+        <w:br/>
+        <w:t xml:space="preserve">    Invoke-WebRequest -Uri "http://localhost:8081/reports/kpi/$ind/pdf?startDate=2026-01-01&amp;endDate=2026-04-30&amp;testType=$test" `</w:t>
+        <w:br/>
+        <w:t xml:space="preserve">      -Headers @{Authorization="Bearer $token"} `</w:t>
+        <w:br/>
+        <w:t xml:space="preserve">      -OutFile "tesis_entregables/fichas_kpi_pdf/ficha_${ind}_${test}-test.pdf"</w:t>
+        <w:br/>
+        <w:t xml:space="preserve">  }</w:t>
+        <w:br/>
+        <w:t>}</w:t>
+      </w:r>
+    </w:p>
+    <w:p>
+      <w:r>
+        <w:t>____________________________________________________________</w:t>
+      </w:r>
+    </w:p>
+    <w:p>
+      <w:pPr>
+        <w:pStyle w:val="Heading2"/>
+      </w:pPr>
+      <w:r>
+        <w:t>7. Pack Total — empaquetado final</w:t>
+      </w:r>
+    </w:p>
+    <w:p>
+      <w:r>
+        <w:t xml:space="preserve">El </w:t>
+      </w:r>
+      <w:r>
+        <w:rPr>
+          <w:b/>
+        </w:rPr>
+        <w:t>Pack Total</w:t>
+      </w:r>
+      <w:r>
+        <w:t xml:space="preserve"> es el zip que se entrega a Kevin para la sustentación. Contiene todos los </w:t>
+      </w:r>
+      <w:r>
+        <w:rPr>
+          <w:rFonts w:ascii="Consolas" w:hAnsi="Consolas"/>
+          <w:sz w:val="20"/>
+        </w:rPr>
+        <w:t>.docx</w:t>
+      </w:r>
+      <w:r>
+        <w:t>, fichas KPI, capturas reales, scripts reproducibles, markdowns fuente, SQL pre-test.</w:t>
+      </w:r>
+    </w:p>
+    <w:p>
+      <w:pPr>
+        <w:pStyle w:val="Heading3"/>
+      </w:pPr>
+      <w:r>
+        <w:t>7.1 Generar el zip</w:t>
+      </w:r>
+    </w:p>
+    <w:p>
+      <w:pPr>
+        <w:ind w:left="283"/>
+      </w:pPr>
+      <w:r>
+        <w:rPr>
+          <w:rFonts w:ascii="Consolas" w:hAnsi="Consolas"/>
+          <w:color w:val="1E40AF"/>
+          <w:sz w:val="18"/>
+        </w:rPr>
+        <w:t>cd "Proyecto Integrador Desarrollo de Software 3"</w:t>
+        <w:br/>
+        <w:t>python -c "</w:t>
+        <w:br/>
+        <w:t>import zipfile</w:t>
+        <w:br/>
+        <w:t>from pathlib import Path</w:t>
+        <w:br/>
+        <w:t>root = Path('.')</w:t>
+        <w:br/>
+        <w:t>zip_path = root / 'EcoRoute_TesisPack_Total_v3.zip'</w:t>
+        <w:br/>
+        <w:t>te = root / 'tesis_entregables'</w:t>
+        <w:br/>
+        <w:t>EXCLUDE_NAMES = {'__pycache__', '.ipynb_checkpoints'}</w:t>
+        <w:br/>
+        <w:t>EXCLUDE_EXT = {'.xml'}</w:t>
+        <w:br/>
+        <w:t>EXCLUDE_SUFFIX = {'_thumb.png'}</w:t>
+        <w:br/>
+        <w:t>def keep(p):</w:t>
+        <w:br/>
+        <w:t xml:space="preserve">    if any(part in EXCLUDE_NAMES for part in p.parts): return False</w:t>
+        <w:br/>
+        <w:t xml:space="preserve">    if p.suffix.lower() in EXCLUDE_EXT: return False</w:t>
+        <w:br/>
+        <w:t xml:space="preserve">    if any(p.name.endswith(s) for s in EXCLUDE_SUFFIX): return False</w:t>
+        <w:br/>
+        <w:t xml:space="preserve">    if p.name.startswith('_diag_'): return False</w:t>
+        <w:br/>
+        <w:t xml:space="preserve">    return True</w:t>
+        <w:br/>
+        <w:t>with zipfile.ZipFile(zip_path, 'w', zipfile.ZIP_DEFLATED, compresslevel=6) as z:</w:t>
+        <w:br/>
+        <w:t xml:space="preserve">    for p in te.rglob('*'):</w:t>
+        <w:br/>
+        <w:t xml:space="preserve">        if p.is_file() and keep(p):</w:t>
+        <w:br/>
+        <w:t xml:space="preserve">            z.write(p, arcname=str(p.relative_to(root)))</w:t>
+        <w:br/>
+        <w:t xml:space="preserve">    pre = root / 'micotrans_pretest_real.sql'</w:t>
+        <w:br/>
+        <w:t xml:space="preserve">    if pre.exists(): z.write(pre, arcname=pre.name)</w:t>
+        <w:br/>
+        <w:t>print(f'OK -&gt; {zip_path.stat().st_size//1024//1024} MB')</w:t>
+        <w:br/>
+        <w:t>"</w:t>
+      </w:r>
+    </w:p>
+    <w:p>
+      <w:r>
+        <w:t xml:space="preserve">Output esperado: </w:t>
+      </w:r>
+      <w:r>
+        <w:rPr>
+          <w:rFonts w:ascii="Consolas" w:hAnsi="Consolas"/>
+          <w:sz w:val="20"/>
+        </w:rPr>
+        <w:t>EcoRoute_TesisPack_Total_v3.zip</w:t>
+      </w:r>
+      <w:r>
+        <w:t xml:space="preserve"> ≈ 57 MB, 156 archivos.</w:t>
+      </w:r>
+    </w:p>
+    <w:p>
+      <w:pPr>
+        <w:pStyle w:val="Heading3"/>
+      </w:pPr>
+      <w:r>
+        <w:t>7.2 Publicar como GitHub Release</w:t>
+      </w:r>
+    </w:p>
+    <w:p>
+      <w:pPr>
+        <w:ind w:left="283"/>
+      </w:pPr>
+      <w:r>
+        <w:rPr>
+          <w:rFonts w:ascii="Consolas" w:hAnsi="Consolas"/>
+          <w:color w:val="1E40AF"/>
+          <w:sz w:val="18"/>
+        </w:rPr>
+        <w:t>git tag -a tesis-pack-v3-$(Get-Date -Format yyyyMMdd) -m "Pack Total v3 - tesis MICOTRANS end-to-end"</w:t>
+        <w:br/>
+        <w:t>git push origin tesis-pack-v3-$(Get-Date -Format yyyyMMdd)</w:t>
+        <w:br/>
+        <w:t>gh release create tesis-pack-v3-$(Get-Date -Format yyyyMMdd) EcoRoute_TesisPack_Total_v3.zip `</w:t>
+        <w:br/>
+        <w:t xml:space="preserve">  --title "Pack Total v3 - Tesis MICOTRANS" `</w:t>
+        <w:br/>
+        <w:t xml:space="preserve">  --notes-file tesis_entregables/RELEASE_NOTES_v3.md</w:t>
+      </w:r>
+    </w:p>
+    <w:p>
+      <w:r>
+        <w:t xml:space="preserve">(Si </w:t>
+      </w:r>
+      <w:r>
+        <w:rPr>
+          <w:rFonts w:ascii="Consolas" w:hAnsi="Consolas"/>
+          <w:sz w:val="20"/>
+        </w:rPr>
+        <w:t>gh release create</w:t>
+      </w:r>
+      <w:r>
+        <w:t xml:space="preserve"> falla por permisos, subirlo manualmente en </w:t>
+      </w:r>
+      <w:r>
+        <w:rPr>
+          <w:rFonts w:ascii="Consolas" w:hAnsi="Consolas"/>
+          <w:sz w:val="20"/>
+        </w:rPr>
+        <w:t>https://github.com/&lt;user&gt;/&lt;repo&gt;/releases/new?tag=&lt;tag&gt;</w:t>
+      </w:r>
+      <w:r>
+        <w:t xml:space="preserve"> y arrastrar el zip.)</w:t>
+      </w:r>
+    </w:p>
+    <w:p>
+      <w:pPr>
+        <w:pStyle w:val="Heading3"/>
+      </w:pPr>
+      <w:r>
+        <w:t>7.3 ¿Qué contiene el zip?</w:t>
+      </w:r>
+    </w:p>
+    <w:tbl>
+      <w:tblPr>
+        <w:tblStyle w:val="LightGrid-Accent1"/>
+        <w:tblW w:type="auto" w:w="0"/>
+        <w:tblLook w:firstColumn="1" w:firstRow="1" w:lastColumn="0" w:lastRow="0" w:noHBand="0" w:noVBand="1" w:val="04A0"/>
+      </w:tblPr>
+      <w:tblGrid>
+        <w:gridCol w:w="3135"/>
+        <w:gridCol w:w="3135"/>
+        <w:gridCol w:w="3135"/>
+      </w:tblGrid>
+      <w:tr>
+        <w:tc>
+          <w:tcPr>
+            <w:tcW w:type="dxa" w:w="3135"/>
+            <w:shd w:val="clear" w:color="auto" w:fill="2563EB"/>
+          </w:tcPr>
+          <w:p>
+            <w:r/>
+            <w:r>
+              <w:rPr>
+                <w:b/>
+                <w:color w:val="FFFFFF"/>
+              </w:rPr>
+              <w:t>Subcarpeta</w:t>
+            </w:r>
+          </w:p>
+        </w:tc>
+        <w:tc>
+          <w:tcPr>
+            <w:tcW w:type="dxa" w:w="3135"/>
+            <w:shd w:val="clear" w:color="auto" w:fill="2563EB"/>
+          </w:tcPr>
+          <w:p>
+            <w:r/>
+            <w:r>
+              <w:rPr>
+                <w:b/>
+                <w:color w:val="FFFFFF"/>
+              </w:rPr>
+              <w:t>Cantidad</w:t>
+            </w:r>
+          </w:p>
+        </w:tc>
+        <w:tc>
+          <w:tcPr>
+            <w:tcW w:type="dxa" w:w="3135"/>
+            <w:shd w:val="clear" w:color="auto" w:fill="2563EB"/>
+          </w:tcPr>
+          <w:p>
+            <w:r/>
+            <w:r>
+              <w:rPr>
+                <w:b/>
+                <w:color w:val="FFFFFF"/>
+              </w:rPr>
+              <w:t>Para qué</w:t>
+            </w:r>
+          </w:p>
+        </w:tc>
+      </w:tr>
+      <w:tr>
+        <w:tc>
+          <w:tcPr>
+            <w:tcW w:type="dxa" w:w="3135"/>
+          </w:tcPr>
+          <w:p>
+            <w:r/>
+            <w:r>
+              <w:rPr>
+                <w:rFonts w:ascii="Consolas" w:hAnsi="Consolas"/>
+                <w:sz w:val="20"/>
+              </w:rPr>
+              <w:t>tesis_entregables/docx/</w:t>
+            </w:r>
+          </w:p>
+        </w:tc>
+        <w:tc>
+          <w:tcPr>
+            <w:tcW w:type="dxa" w:w="3135"/>
+          </w:tcPr>
+          <w:p>
+            <w:r/>
+            <w:r>
+              <w:t>18 .docx</w:t>
+            </w:r>
+          </w:p>
+        </w:tc>
+        <w:tc>
+          <w:tcPr>
+            <w:tcW w:type="dxa" w:w="3135"/>
+          </w:tcPr>
+          <w:p>
+            <w:r/>
+            <w:r>
+              <w:t>Documentos finales listos para imprimir</w:t>
+            </w:r>
+          </w:p>
+        </w:tc>
+      </w:tr>
+      <w:tr>
+        <w:tc>
+          <w:tcPr>
+            <w:tcW w:type="dxa" w:w="3135"/>
+          </w:tcPr>
+          <w:p>
+            <w:r/>
+            <w:r>
+              <w:rPr>
+                <w:rFonts w:ascii="Consolas" w:hAnsi="Consolas"/>
+                <w:sz w:val="20"/>
+              </w:rPr>
+              <w:t>tesis_entregables/fichas_kpi_pdf/</w:t>
+            </w:r>
+          </w:p>
+        </w:tc>
+        <w:tc>
+          <w:tcPr>
+            <w:tcW w:type="dxa" w:w="3135"/>
+          </w:tcPr>
+          <w:p>
+            <w:r/>
+            <w:r>
+              <w:t>6 PDF + 6 CSV + 12 PNG</w:t>
+            </w:r>
+          </w:p>
+        </w:tc>
+        <w:tc>
+          <w:tcPr>
+            <w:tcW w:type="dxa" w:w="3135"/>
+          </w:tcPr>
+          <w:p>
+            <w:r/>
+            <w:r>
+              <w:t>Fichas KPI individuales</w:t>
+            </w:r>
+          </w:p>
+        </w:tc>
+      </w:tr>
+      <w:tr>
+        <w:tc>
+          <w:tcPr>
+            <w:tcW w:type="dxa" w:w="3135"/>
+          </w:tcPr>
+          <w:p>
+            <w:r/>
+            <w:r>
+              <w:rPr>
+                <w:rFonts w:ascii="Consolas" w:hAnsi="Consolas"/>
+                <w:sz w:val="20"/>
+              </w:rPr>
+              <w:t>tesis_entregables/figuras_capturas/</w:t>
+            </w:r>
+          </w:p>
+        </w:tc>
+        <w:tc>
+          <w:tcPr>
+            <w:tcW w:type="dxa" w:w="3135"/>
+          </w:tcPr>
+          <w:p>
+            <w:r/>
+            <w:r>
+              <w:t>~70 PNG originales</w:t>
+            </w:r>
+          </w:p>
+        </w:tc>
+        <w:tc>
+          <w:tcPr>
+            <w:tcW w:type="dxa" w:w="3135"/>
+          </w:tcPr>
+          <w:p>
+            <w:r/>
+            <w:r>
+              <w:t>Imágenes alta resolución para el Anexo</w:t>
+            </w:r>
+          </w:p>
+        </w:tc>
+      </w:tr>
+      <w:tr>
+        <w:tc>
+          <w:tcPr>
+            <w:tcW w:type="dxa" w:w="3135"/>
+          </w:tcPr>
+          <w:p>
+            <w:r/>
+            <w:r>
+              <w:rPr>
+                <w:rFonts w:ascii="Consolas" w:hAnsi="Consolas"/>
+                <w:sz w:val="20"/>
+              </w:rPr>
+              <w:t>tesis_entregables/figuras_mockup/</w:t>
+            </w:r>
+          </w:p>
+        </w:tc>
+        <w:tc>
+          <w:tcPr>
+            <w:tcW w:type="dxa" w:w="3135"/>
+          </w:tcPr>
+          <w:p>
+            <w:r/>
+            <w:r>
+              <w:t>5 HTML</w:t>
+            </w:r>
+          </w:p>
+        </w:tc>
+        <w:tc>
+          <w:tcPr>
+            <w:tcW w:type="dxa" w:w="3135"/>
+          </w:tcPr>
+          <w:p>
+            <w:r/>
+            <w:r>
+              <w:t>Mockups alternativos</w:t>
+            </w:r>
+          </w:p>
+        </w:tc>
+      </w:tr>
+      <w:tr>
+        <w:tc>
+          <w:tcPr>
+            <w:tcW w:type="dxa" w:w="3135"/>
+          </w:tcPr>
+          <w:p>
+            <w:r/>
+            <w:r>
+              <w:rPr>
+                <w:rFonts w:ascii="Consolas" w:hAnsi="Consolas"/>
+                <w:sz w:val="20"/>
+              </w:rPr>
+              <w:t>tesis_entregables/*.md</w:t>
+            </w:r>
+          </w:p>
+        </w:tc>
+        <w:tc>
+          <w:tcPr>
+            <w:tcW w:type="dxa" w:w="3135"/>
+          </w:tcPr>
+          <w:p>
+            <w:r/>
+            <w:r>
+              <w:t>17 markdowns</w:t>
+            </w:r>
+          </w:p>
+        </w:tc>
+        <w:tc>
+          <w:tcPr>
+            <w:tcW w:type="dxa" w:w="3135"/>
+          </w:tcPr>
+          <w:p>
+            <w:r/>
+            <w:r>
+              <w:t>Fuentes editables de todo el Pack</w:t>
+            </w:r>
+          </w:p>
+        </w:tc>
+      </w:tr>
+      <w:tr>
+        <w:tc>
+          <w:tcPr>
+            <w:tcW w:type="dxa" w:w="3135"/>
+          </w:tcPr>
+          <w:p>
+            <w:r/>
+            <w:r>
+              <w:rPr>
+                <w:rFonts w:ascii="Consolas" w:hAnsi="Consolas"/>
+                <w:sz w:val="20"/>
+              </w:rPr>
+              <w:t>tesis_entregables/*.py</w:t>
+            </w:r>
+          </w:p>
+        </w:tc>
+        <w:tc>
+          <w:tcPr>
+            <w:tcW w:type="dxa" w:w="3135"/>
+          </w:tcPr>
+          <w:p>
+            <w:r/>
+            <w:r>
+              <w:t>14 scripts</w:t>
+            </w:r>
+          </w:p>
+        </w:tc>
+        <w:tc>
+          <w:tcPr>
+            <w:tcW w:type="dxa" w:w="3135"/>
+          </w:tcPr>
+          <w:p>
+            <w:r/>
+            <w:r>
+              <w:t>Pipeline reproducible</w:t>
+            </w:r>
+          </w:p>
+        </w:tc>
+      </w:tr>
+      <w:tr>
+        <w:tc>
+          <w:tcPr>
+            <w:tcW w:type="dxa" w:w="3135"/>
+          </w:tcPr>
+          <w:p>
+            <w:r/>
+            <w:r>
+              <w:rPr>
+                <w:rFonts w:ascii="Consolas" w:hAnsi="Consolas"/>
+                <w:sz w:val="20"/>
+              </w:rPr>
+              <w:t>tesis_entregables/*.csv</w:t>
+            </w:r>
+          </w:p>
+        </w:tc>
+        <w:tc>
+          <w:tcPr>
+            <w:tcW w:type="dxa" w:w="3135"/>
+          </w:tcPr>
+          <w:p>
+            <w:r/>
+            <w:r>
+              <w:t>datos UTAUT + fichas</w:t>
+            </w:r>
+          </w:p>
+        </w:tc>
+        <w:tc>
+          <w:tcPr>
+            <w:tcW w:type="dxa" w:w="3135"/>
+          </w:tcPr>
+          <w:p>
+            <w:r/>
+          </w:p>
+        </w:tc>
+      </w:tr>
+      <w:tr>
+        <w:tc>
+          <w:tcPr>
+            <w:tcW w:type="dxa" w:w="3135"/>
+          </w:tcPr>
+          <w:p>
+            <w:r/>
+            <w:r>
+              <w:rPr>
+                <w:rFonts w:ascii="Consolas" w:hAnsi="Consolas"/>
+                <w:sz w:val="20"/>
+              </w:rPr>
+              <w:t>micotrans_pretest_real.sql</w:t>
+            </w:r>
+          </w:p>
+        </w:tc>
+        <w:tc>
+          <w:tcPr>
+            <w:tcW w:type="dxa" w:w="3135"/>
+          </w:tcPr>
+          <w:p>
+            <w:r/>
+            <w:r>
+              <w:t>1 SQL</w:t>
+            </w:r>
+          </w:p>
+        </w:tc>
+        <w:tc>
+          <w:tcPr>
+            <w:tcW w:type="dxa" w:w="3135"/>
+          </w:tcPr>
+          <w:p>
+            <w:r/>
+            <w:r>
+              <w:t>150 INSERTs reales del pre-test</w:t>
+            </w:r>
+          </w:p>
+        </w:tc>
+      </w:tr>
+    </w:tbl>
+    <w:p/>
+    <w:p>
+      <w:r>
+        <w:t>Excluido del zip (regenerable):</w:t>
+      </w:r>
+    </w:p>
+    <w:p>
+      <w:pPr>
+        <w:pStyle w:val="ListBullet"/>
+      </w:pPr>
+      <w:r>
+        <w:t xml:space="preserve">Thumbs </w:t>
+      </w:r>
+      <w:r>
+        <w:rPr>
+          <w:rFonts w:ascii="Consolas" w:hAnsi="Consolas"/>
+          <w:sz w:val="20"/>
+        </w:rPr>
+        <w:t>*_thumb.png</w:t>
+      </w:r>
+      <w:r>
+        <w:t xml:space="preserve"> (los regenera </w:t>
+      </w:r>
+      <w:r>
+        <w:rPr>
+          <w:rFonts w:ascii="Consolas" w:hAnsi="Consolas"/>
+          <w:sz w:val="20"/>
+        </w:rPr>
+        <w:t>safe_capture.py shrink_all</w:t>
+      </w:r>
+      <w:r>
+        <w:t>)</w:t>
+      </w:r>
+    </w:p>
+    <w:p>
+      <w:pPr>
+        <w:pStyle w:val="ListBullet"/>
+      </w:pPr>
+      <w:r>
+        <w:t xml:space="preserve">UI dumps </w:t>
+      </w:r>
+      <w:r>
+        <w:rPr>
+          <w:rFonts w:ascii="Consolas" w:hAnsi="Consolas"/>
+          <w:sz w:val="20"/>
+        </w:rPr>
+        <w:t>ui_*.xml</w:t>
+      </w:r>
+      <w:r>
+        <w:t xml:space="preserve"> (debug temporal)</w:t>
+      </w:r>
+    </w:p>
+    <w:p>
+      <w:pPr>
+        <w:pStyle w:val="ListBullet"/>
+      </w:pPr>
+      <w:r>
+        <w:t xml:space="preserve">Capturas </w:t>
+      </w:r>
+      <w:r>
+        <w:rPr>
+          <w:rFonts w:ascii="Consolas" w:hAnsi="Consolas"/>
+          <w:sz w:val="20"/>
+        </w:rPr>
+        <w:t>_diag_*</w:t>
+      </w:r>
+      <w:r>
+        <w:t xml:space="preserve"> (diagnóstico)</w:t>
+      </w:r>
+    </w:p>
+    <w:p>
+      <w:r>
+        <w:t>____________________________________________________________</w:t>
+      </w:r>
+    </w:p>
+    <w:p>
+      <w:pPr>
+        <w:pStyle w:val="Heading2"/>
+      </w:pPr>
+      <w:r>
+        <w:t>8. Troubleshooting</w:t>
+      </w:r>
+    </w:p>
+    <w:p>
+      <w:pPr>
+        <w:pStyle w:val="Heading3"/>
+      </w:pPr>
+      <w:r>
+        <w:t>8.1 Síntomas y soluciones</w:t>
+      </w:r>
+    </w:p>
+    <w:tbl>
+      <w:tblPr>
+        <w:tblStyle w:val="LightGrid-Accent1"/>
+        <w:tblW w:type="auto" w:w="0"/>
+        <w:tblLook w:firstColumn="1" w:firstRow="1" w:lastColumn="0" w:lastRow="0" w:noHBand="0" w:noVBand="1" w:val="04A0"/>
+      </w:tblPr>
+      <w:tblGrid>
+        <w:gridCol w:w="3135"/>
+        <w:gridCol w:w="3135"/>
+        <w:gridCol w:w="3135"/>
+      </w:tblGrid>
+      <w:tr>
+        <w:tc>
+          <w:tcPr>
+            <w:tcW w:type="dxa" w:w="3135"/>
+            <w:shd w:val="clear" w:color="auto" w:fill="2563EB"/>
+          </w:tcPr>
+          <w:p>
+            <w:r/>
+            <w:r>
+              <w:rPr>
+                <w:b/>
+                <w:color w:val="FFFFFF"/>
+              </w:rPr>
+              <w:t>Síntoma</w:t>
+            </w:r>
+          </w:p>
+        </w:tc>
+        <w:tc>
+          <w:tcPr>
+            <w:tcW w:type="dxa" w:w="3135"/>
+            <w:shd w:val="clear" w:color="auto" w:fill="2563EB"/>
+          </w:tcPr>
+          <w:p>
+            <w:r/>
+            <w:r>
+              <w:rPr>
+                <w:b/>
+                <w:color w:val="FFFFFF"/>
+              </w:rPr>
+              <w:t>Causa probable</w:t>
+            </w:r>
+          </w:p>
+        </w:tc>
+        <w:tc>
+          <w:tcPr>
+            <w:tcW w:type="dxa" w:w="3135"/>
+            <w:shd w:val="clear" w:color="auto" w:fill="2563EB"/>
+          </w:tcPr>
+          <w:p>
+            <w:r/>
+            <w:r>
+              <w:rPr>
+                <w:b/>
+                <w:color w:val="FFFFFF"/>
+              </w:rPr>
+              <w:t>Solución</w:t>
+            </w:r>
+          </w:p>
+        </w:tc>
+      </w:tr>
+      <w:tr>
+        <w:tc>
+          <w:tcPr>
+            <w:tcW w:type="dxa" w:w="3135"/>
+          </w:tcPr>
+          <w:p>
+            <w:r/>
+            <w:r>
+              <w:rPr>
+                <w:rFonts w:ascii="Consolas" w:hAnsi="Consolas"/>
+                <w:sz w:val="20"/>
+              </w:rPr>
+              <w:t>401 Unauthorized</w:t>
+            </w:r>
+            <w:r>
+              <w:t xml:space="preserve"> en todas las requests</w:t>
+            </w:r>
+          </w:p>
+        </w:tc>
+        <w:tc>
+          <w:tcPr>
+            <w:tcW w:type="dxa" w:w="3135"/>
+          </w:tcPr>
+          <w:p>
+            <w:r/>
+            <w:r>
+              <w:t>Token JWT expirado o realm sin configurar</w:t>
+            </w:r>
+          </w:p>
+        </w:tc>
+        <w:tc>
+          <w:tcPr>
+            <w:tcW w:type="dxa" w:w="3135"/>
+          </w:tcPr>
+          <w:p>
+            <w:r/>
+            <w:r>
+              <w:t xml:space="preserve">Re-ejecutar </w:t>
+            </w:r>
+            <w:r>
+              <w:rPr>
+                <w:rFonts w:ascii="Consolas" w:hAnsi="Consolas"/>
+                <w:sz w:val="20"/>
+              </w:rPr>
+              <w:t>setup-keycloak.ps1</w:t>
+            </w:r>
+            <w:r>
+              <w:t>; pedir token nuevo</w:t>
+            </w:r>
+          </w:p>
+        </w:tc>
+      </w:tr>
+      <w:tr>
+        <w:tc>
+          <w:tcPr>
+            <w:tcW w:type="dxa" w:w="3135"/>
+          </w:tcPr>
+          <w:p>
+            <w:r/>
+            <w:r>
+              <w:t>Health del backend dice DOWN por Redis</w:t>
+            </w:r>
+          </w:p>
+        </w:tc>
+        <w:tc>
+          <w:tcPr>
+            <w:tcW w:type="dxa" w:w="3135"/>
+          </w:tcPr>
+          <w:p>
+            <w:r/>
+            <w:r>
+              <w:t>Redis no levantado o port mismatch</w:t>
+            </w:r>
+          </w:p>
+        </w:tc>
+        <w:tc>
+          <w:tcPr>
+            <w:tcW w:type="dxa" w:w="3135"/>
+          </w:tcPr>
+          <w:p>
+            <w:r/>
+            <w:r>
+              <w:rPr>
+                <w:rFonts w:ascii="Consolas" w:hAnsi="Consolas"/>
+                <w:sz w:val="20"/>
+              </w:rPr>
+              <w:t>docker compose up -d redis</w:t>
+            </w:r>
+            <w:r>
+              <w:t xml:space="preserve"> (si no está, el endpoint sigue funcionando para REST, sólo afecta cache)</w:t>
+            </w:r>
+          </w:p>
+        </w:tc>
+      </w:tr>
+      <w:tr>
+        <w:tc>
+          <w:tcPr>
+            <w:tcW w:type="dxa" w:w="3135"/>
+          </w:tcPr>
+          <w:p>
+            <w:r/>
+            <w:r>
+              <w:rPr>
+                <w:rFonts w:ascii="Consolas" w:hAnsi="Consolas"/>
+                <w:sz w:val="20"/>
+              </w:rPr>
+              <w:t>NoSuchBucketException</w:t>
+            </w:r>
+            <w:r>
+              <w:t xml:space="preserve"> al guardar entrega</w:t>
+            </w:r>
+          </w:p>
+        </w:tc>
+        <w:tc>
+          <w:tcPr>
+            <w:tcW w:type="dxa" w:w="3135"/>
+          </w:tcPr>
+          <w:p>
+            <w:r/>
+            <w:r>
+              <w:t>Bucket S3 no creado en LocalStack</w:t>
+            </w:r>
+          </w:p>
+        </w:tc>
+        <w:tc>
+          <w:tcPr>
+            <w:tcW w:type="dxa" w:w="3135"/>
+          </w:tcPr>
+          <w:p>
+            <w:r/>
+            <w:r>
+              <w:t xml:space="preserve">§3.6 — </w:t>
+            </w:r>
+            <w:r>
+              <w:rPr>
+                <w:rFonts w:ascii="Consolas" w:hAnsi="Consolas"/>
+                <w:sz w:val="20"/>
+              </w:rPr>
+              <w:t>awslocal s3 mb s3://ecoroute-proofs</w:t>
+            </w:r>
+          </w:p>
+        </w:tc>
+      </w:tr>
+      <w:tr>
+        <w:tc>
+          <w:tcPr>
+            <w:tcW w:type="dxa" w:w="3135"/>
+          </w:tcPr>
+          <w:p>
+            <w:r/>
+            <w:r>
+              <w:rPr>
+                <w:rFonts w:ascii="Consolas" w:hAnsi="Consolas"/>
+                <w:sz w:val="20"/>
+              </w:rPr>
+              <w:t>QueueDoesNotExistException</w:t>
+            </w:r>
+            <w:r>
+              <w:t xml:space="preserve"> al guardar entrega</w:t>
+            </w:r>
+          </w:p>
+        </w:tc>
+        <w:tc>
+          <w:tcPr>
+            <w:tcW w:type="dxa" w:w="3135"/>
+          </w:tcPr>
+          <w:p>
+            <w:r/>
+            <w:r>
+              <w:t>Cola SQS no creada</w:t>
+            </w:r>
+          </w:p>
+        </w:tc>
+        <w:tc>
+          <w:tcPr>
+            <w:tcW w:type="dxa" w:w="3135"/>
+          </w:tcPr>
+          <w:p>
+            <w:r/>
+            <w:r>
+              <w:t xml:space="preserve">§3.6 — </w:t>
+            </w:r>
+            <w:r>
+              <w:rPr>
+                <w:rFonts w:ascii="Consolas" w:hAnsi="Consolas"/>
+                <w:sz w:val="20"/>
+              </w:rPr>
+              <w:t>awslocal sqs create-queue --queue-name ecoroute-notifications</w:t>
+            </w:r>
+          </w:p>
+        </w:tc>
+      </w:tr>
+      <w:tr>
+        <w:tc>
+          <w:tcPr>
+            <w:tcW w:type="dxa" w:w="3135"/>
+          </w:tcPr>
+          <w:p>
+            <w:r/>
+            <w:r>
+              <w:t>Toast rojo en la app: "Fallo de red al subir evidencia"</w:t>
+            </w:r>
+          </w:p>
+        </w:tc>
+        <w:tc>
+          <w:tcPr>
+            <w:tcW w:type="dxa" w:w="3135"/>
+          </w:tcPr>
+          <w:p>
+            <w:r/>
+            <w:r>
+              <w:t xml:space="preserve">Backend devolvió 500 al </w:t>
+            </w:r>
+            <w:r>
+              <w:rPr>
+                <w:rFonts w:ascii="Consolas" w:hAnsi="Consolas"/>
+                <w:sz w:val="20"/>
+              </w:rPr>
+              <w:t>POST /delivery-proofs</w:t>
+            </w:r>
+          </w:p>
+        </w:tc>
+        <w:tc>
+          <w:tcPr>
+            <w:tcW w:type="dxa" w:w="3135"/>
+          </w:tcPr>
+          <w:p>
+            <w:r/>
+            <w:r>
+              <w:t>Revisar logs del backend (</w:t>
+            </w:r>
+            <w:r>
+              <w:rPr>
+                <w:rFonts w:ascii="Consolas" w:hAnsi="Consolas"/>
+                <w:sz w:val="20"/>
+              </w:rPr>
+              <w:t>docker logs ecoroute-backend</w:t>
+            </w:r>
+            <w:r>
+              <w:t>) buscando S3 o SQS errors; aplicar §3.6</w:t>
+            </w:r>
+          </w:p>
+        </w:tc>
+      </w:tr>
+      <w:tr>
+        <w:tc>
+          <w:tcPr>
+            <w:tcW w:type="dxa" w:w="3135"/>
+          </w:tcPr>
+          <w:p>
+            <w:r/>
+            <w:r>
+              <w:t>App móvil compila pero no se conecta al backend</w:t>
+            </w:r>
+          </w:p>
+        </w:tc>
+        <w:tc>
+          <w:tcPr>
+            <w:tcW w:type="dxa" w:w="3135"/>
+          </w:tcPr>
+          <w:p>
+            <w:r/>
+            <w:r>
+              <w:t>URL del backend errónea</w:t>
+            </w:r>
+          </w:p>
+        </w:tc>
+        <w:tc>
+          <w:tcPr>
+            <w:tcW w:type="dxa" w:w="3135"/>
+          </w:tcPr>
+          <w:p>
+            <w:r/>
+            <w:r>
+              <w:t xml:space="preserve">Editar </w:t>
+            </w:r>
+            <w:r>
+              <w:rPr>
+                <w:rFonts w:ascii="Consolas" w:hAnsi="Consolas"/>
+                <w:sz w:val="20"/>
+              </w:rPr>
+              <w:t>mobile-app/lib/core/config/api_config.dart</w:t>
+            </w:r>
+            <w:r>
+              <w:t xml:space="preserve"> para que apunte a </w:t>
+            </w:r>
+            <w:r>
+              <w:rPr>
+                <w:rFonts w:ascii="Consolas" w:hAnsi="Consolas"/>
+                <w:sz w:val="20"/>
+              </w:rPr>
+              <w:t>10.0.2.2:8081</w:t>
+            </w:r>
+            <w:r>
+              <w:t xml:space="preserve"> en emulador</w:t>
+            </w:r>
+          </w:p>
+        </w:tc>
+      </w:tr>
+      <w:tr>
+        <w:tc>
+          <w:tcPr>
+            <w:tcW w:type="dxa" w:w="3135"/>
+          </w:tcPr>
+          <w:p>
+            <w:r/>
+            <w:r>
+              <w:t xml:space="preserve">Emulador no detectado por </w:t>
+            </w:r>
+            <w:r>
+              <w:rPr>
+                <w:rFonts w:ascii="Consolas" w:hAnsi="Consolas"/>
+                <w:sz w:val="20"/>
+              </w:rPr>
+              <w:t>adb devices</w:t>
+            </w:r>
+          </w:p>
+        </w:tc>
+        <w:tc>
+          <w:tcPr>
+            <w:tcW w:type="dxa" w:w="3135"/>
+          </w:tcPr>
+          <w:p>
+            <w:r/>
+            <w:r>
+              <w:t>adb daemon muerto</w:t>
+            </w:r>
+          </w:p>
+        </w:tc>
+        <w:tc>
+          <w:tcPr>
+            <w:tcW w:type="dxa" w:w="3135"/>
+          </w:tcPr>
+          <w:p>
+            <w:r/>
+            <w:r>
+              <w:rPr>
+                <w:rFonts w:ascii="Consolas" w:hAnsi="Consolas"/>
+                <w:sz w:val="20"/>
+              </w:rPr>
+              <w:t>adb kill-server &amp;&amp; adb start-server</w:t>
+            </w:r>
+          </w:p>
+        </w:tc>
+      </w:tr>
+      <w:tr>
+        <w:tc>
+          <w:tcPr>
+            <w:tcW w:type="dxa" w:w="3135"/>
+          </w:tcPr>
+          <w:p>
+            <w:r/>
+            <w:r>
+              <w:t>Migraciones Flyway fallan</w:t>
+            </w:r>
+          </w:p>
+        </w:tc>
+        <w:tc>
+          <w:tcPr>
+            <w:tcW w:type="dxa" w:w="3135"/>
+          </w:tcPr>
+          <w:p>
+            <w:r/>
+            <w:r>
+              <w:t>Schema modificado manualmente</w:t>
+            </w:r>
+          </w:p>
+        </w:tc>
+        <w:tc>
+          <w:tcPr>
+            <w:tcW w:type="dxa" w:w="3135"/>
+          </w:tcPr>
+          <w:p>
+            <w:r/>
+            <w:r>
+              <w:rPr>
+                <w:rFonts w:ascii="Consolas" w:hAnsi="Consolas"/>
+                <w:sz w:val="20"/>
+              </w:rPr>
+              <w:t>docker exec ecoroute-db psql -U user -c "DROP DATABASE ecoroute"</w:t>
+            </w:r>
+            <w:r>
+              <w:t xml:space="preserve"> y recrear</w:t>
+            </w:r>
+          </w:p>
+        </w:tc>
+      </w:tr>
+      <w:tr>
+        <w:tc>
+          <w:tcPr>
+            <w:tcW w:type="dxa" w:w="3135"/>
+          </w:tcPr>
+          <w:p>
+            <w:r/>
+            <w:r>
+              <w:t>Captura PNG bloquea el pipeline con "image exceeds 2000px"</w:t>
+            </w:r>
+          </w:p>
+        </w:tc>
+        <w:tc>
+          <w:tcPr>
+            <w:tcW w:type="dxa" w:w="3135"/>
+          </w:tcPr>
+          <w:p>
+            <w:r/>
+            <w:r>
+              <w:t xml:space="preserve">Estás haciendo </w:t>
+            </w:r>
+            <w:r>
+              <w:rPr>
+                <w:rFonts w:ascii="Consolas" w:hAnsi="Consolas"/>
+                <w:sz w:val="20"/>
+              </w:rPr>
+              <w:t>Read</w:t>
+            </w:r>
+            <w:r>
+              <w:t xml:space="preserve"> directo de la imagen original</w:t>
+            </w:r>
+          </w:p>
+        </w:tc>
+        <w:tc>
+          <w:tcPr>
+            <w:tcW w:type="dxa" w:w="3135"/>
+          </w:tcPr>
+          <w:p>
+            <w:r/>
+            <w:r>
+              <w:t xml:space="preserve">Usar </w:t>
+            </w:r>
+            <w:r>
+              <w:rPr>
+                <w:b/>
+              </w:rPr>
+              <w:t>siempre</w:t>
+            </w:r>
+            <w:r>
+              <w:t xml:space="preserve"> </w:t>
+            </w:r>
+            <w:r>
+              <w:rPr>
+                <w:rFonts w:ascii="Consolas" w:hAnsi="Consolas"/>
+                <w:sz w:val="20"/>
+              </w:rPr>
+              <w:t>safe_capture.py</w:t>
+            </w:r>
+            <w:r>
+              <w:t xml:space="preserve"> y leer sólo </w:t>
+            </w:r>
+            <w:r>
+              <w:rPr>
+                <w:rFonts w:ascii="Consolas" w:hAnsi="Consolas"/>
+                <w:sz w:val="20"/>
+              </w:rPr>
+              <w:t>*_thumb.png</w:t>
+            </w:r>
+          </w:p>
+        </w:tc>
+      </w:tr>
+      <w:tr>
+        <w:tc>
+          <w:tcPr>
+            <w:tcW w:type="dxa" w:w="3135"/>
+          </w:tcPr>
+          <w:p>
+            <w:r/>
+            <w:r>
+              <w:t>Flutter no compila</w:t>
+            </w:r>
+          </w:p>
+        </w:tc>
+        <w:tc>
+          <w:tcPr>
+            <w:tcW w:type="dxa" w:w="3135"/>
+          </w:tcPr>
+          <w:p>
+            <w:r/>
+            <w:r>
+              <w:t>Versiones SDK incompatibles</w:t>
+            </w:r>
+          </w:p>
+        </w:tc>
+        <w:tc>
+          <w:tcPr>
+            <w:tcW w:type="dxa" w:w="3135"/>
+          </w:tcPr>
+          <w:p>
+            <w:r/>
+            <w:r>
+              <w:rPr>
+                <w:rFonts w:ascii="Consolas" w:hAnsi="Consolas"/>
+                <w:sz w:val="20"/>
+              </w:rPr>
+              <w:t>flutter clean &amp;&amp; flutter pub get &amp;&amp; flutter pub upgrade</w:t>
+            </w:r>
+          </w:p>
+        </w:tc>
+      </w:tr>
+      <w:tr>
+        <w:tc>
+          <w:tcPr>
+            <w:tcW w:type="dxa" w:w="3135"/>
+          </w:tcPr>
+          <w:p>
+            <w:r/>
+            <w:r>
+              <w:t>GPS no actualiza en el panel</w:t>
+            </w:r>
+          </w:p>
+        </w:tc>
+        <w:tc>
+          <w:tcPr>
+            <w:tcW w:type="dxa" w:w="3135"/>
+          </w:tcPr>
+          <w:p>
+            <w:r/>
+            <w:r>
+              <w:t>WebSocket cerrado</w:t>
+            </w:r>
+          </w:p>
+        </w:tc>
+        <w:tc>
+          <w:tcPr>
+            <w:tcW w:type="dxa" w:w="3135"/>
+          </w:tcPr>
+          <w:p>
+            <w:r/>
+            <w:r>
+              <w:t>F12 → consola → reconectar; revisar logs del backend</w:t>
+            </w:r>
+          </w:p>
+        </w:tc>
+      </w:tr>
+      <w:tr>
+        <w:tc>
+          <w:tcPr>
+            <w:tcW w:type="dxa" w:w="3135"/>
+          </w:tcPr>
+          <w:p>
+            <w:r/>
+            <w:r>
+              <w:rPr>
+                <w:rFonts w:ascii="Consolas" w:hAnsi="Consolas"/>
+                <w:sz w:val="20"/>
+              </w:rPr>
+              <w:t>gh release create</w:t>
+            </w:r>
+            <w:r>
+              <w:t xml:space="preserve"> falla con "workflow scope required"</w:t>
+            </w:r>
+          </w:p>
+        </w:tc>
+        <w:tc>
+          <w:tcPr>
+            <w:tcW w:type="dxa" w:w="3135"/>
+          </w:tcPr>
+          <w:p>
+            <w:r/>
+            <w:r>
+              <w:t>Token gh sin permisos en este repo</w:t>
+            </w:r>
+          </w:p>
+        </w:tc>
+        <w:tc>
+          <w:tcPr>
+            <w:tcW w:type="dxa" w:w="3135"/>
+          </w:tcPr>
+          <w:p>
+            <w:r/>
+            <w:r>
+              <w:t>Subir manualmente desde la web de GitHub</w:t>
+            </w:r>
+          </w:p>
+        </w:tc>
+      </w:tr>
+    </w:tbl>
+    <w:p/>
+    <w:p>
+      <w:pPr>
+        <w:pStyle w:val="Heading3"/>
+      </w:pPr>
+      <w:r>
+        <w:t>8.2 Logs útiles</w:t>
+      </w:r>
+    </w:p>
+    <w:p>
+      <w:pPr>
+        <w:ind w:left="283"/>
+      </w:pPr>
+      <w:r>
+        <w:rPr>
+          <w:rFonts w:ascii="Consolas" w:hAnsi="Consolas"/>
+          <w:color w:val="1E40AF"/>
+          <w:sz w:val="18"/>
+        </w:rPr>
+        <w:t>docker logs ecoroute-backend --tail 100</w:t>
+        <w:br/>
+        <w:t>docker logs ecoroute-db --tail 50</w:t>
+        <w:br/>
+        <w:t>docker logs ecoroute-keycloak --tail 50</w:t>
+        <w:br/>
+        <w:t>docker logs ecoroute-localstack --tail 50</w:t>
+        <w:br/>
+        <w:t>adb logcat *:E   # errores del emulador</w:t>
+      </w:r>
+    </w:p>
+    <w:p>
+      <w:pPr>
+        <w:pStyle w:val="Heading3"/>
+      </w:pPr>
+      <w:r>
+        <w:t>8.3 Reset total</w:t>
+      </w:r>
+    </w:p>
+    <w:p>
+      <w:r>
+        <w:t>Si todo se rompió y necesitás volver al estado inicial:</w:t>
+      </w:r>
+    </w:p>
+    <w:p>
+      <w:pPr>
+        <w:ind w:left="283"/>
+      </w:pPr>
+      <w:r>
+        <w:rPr>
+          <w:rFonts w:ascii="Consolas" w:hAnsi="Consolas"/>
+          <w:color w:val="1E40AF"/>
+          <w:sz w:val="18"/>
+        </w:rPr>
+        <w:t>docker compose down -v        # tira contenedores Y volúmenes</w:t>
+        <w:br/>
+        <w:t>docker compose up -d</w:t>
+        <w:br/>
+        <w:t>./setup-keycloak.ps1</w:t>
+        <w:br/>
+        <w:t>docker cp schema.sql ecoroute-db:/schema.sql</w:t>
+        <w:br/>
+        <w:t>docker cp micotrans_seed_complete.sql ecoroute-db:/seed.sql</w:t>
+        <w:br/>
+        <w:t>docker exec ecoroute-db psql -U user -d ecoroute -f /schema.sql</w:t>
+        <w:br/>
+        <w:t>docker exec ecoroute-db psql -U user -d ecoroute -f /seed.sql</w:t>
+        <w:br/>
+        <w:t>docker exec ecoroute-localstack awslocal s3 mb s3://ecoroute-proofs</w:t>
+        <w:br/>
+        <w:t>docker exec ecoroute-localstack awslocal sqs create-queue --queue-name ecoroute-notifications</w:t>
+      </w:r>
+    </w:p>
+    <w:p>
+      <w:r>
+        <w:t>____________________________________________________________</w:t>
+      </w:r>
+    </w:p>
+    <w:p>
+      <w:pPr>
+        <w:pStyle w:val="Heading2"/>
+      </w:pPr>
+      <w:r>
+        <w:t>9. Seguridad (resumen para defensa)</w:t>
+      </w:r>
+    </w:p>
+    <w:tbl>
+      <w:tblPr>
+        <w:tblStyle w:val="LightGrid-Accent1"/>
+        <w:tblW w:type="auto" w:w="0"/>
+        <w:tblLook w:firstColumn="1" w:firstRow="1" w:lastColumn="0" w:lastRow="0" w:noHBand="0" w:noVBand="1" w:val="04A0"/>
+      </w:tblPr>
+      <w:tblGrid>
+        <w:gridCol w:w="4703"/>
+        <w:gridCol w:w="4703"/>
+      </w:tblGrid>
+      <w:tr>
+        <w:tc>
+          <w:tcPr>
+            <w:tcW w:type="dxa" w:w="4703"/>
+            <w:shd w:val="clear" w:color="auto" w:fill="2563EB"/>
+          </w:tcPr>
+          <w:p>
+            <w:r/>
+            <w:r>
+              <w:rPr>
+                <w:b/>
+                <w:color w:val="FFFFFF"/>
+              </w:rPr>
+              <w:t>Aspecto</w:t>
+            </w:r>
+          </w:p>
+        </w:tc>
+        <w:tc>
+          <w:tcPr>
+            <w:tcW w:type="dxa" w:w="4703"/>
+            <w:shd w:val="clear" w:color="auto" w:fill="2563EB"/>
+          </w:tcPr>
+          <w:p>
+            <w:r/>
+            <w:r>
+              <w:rPr>
+                <w:b/>
+                <w:color w:val="FFFFFF"/>
+              </w:rPr>
+              <w:t>Implementación</w:t>
+            </w:r>
+          </w:p>
+        </w:tc>
+      </w:tr>
+      <w:tr>
+        <w:tc>
+          <w:tcPr>
+            <w:tcW w:type="dxa" w:w="4703"/>
+          </w:tcPr>
+          <w:p>
+            <w:r/>
+            <w:r>
+              <w:t>Auth</w:t>
+            </w:r>
+          </w:p>
+        </w:tc>
+        <w:tc>
+          <w:tcPr>
+            <w:tcW w:type="dxa" w:w="4703"/>
+          </w:tcPr>
+          <w:p>
+            <w:r/>
+            <w:r>
+              <w:t>OAuth2 / OIDC vía Keycloak (no se reinventa)</w:t>
+            </w:r>
+          </w:p>
+        </w:tc>
+      </w:tr>
+      <w:tr>
+        <w:tc>
+          <w:tcPr>
+            <w:tcW w:type="dxa" w:w="4703"/>
+          </w:tcPr>
+          <w:p>
+            <w:r/>
+            <w:r>
+              <w:t>Tokens</w:t>
+            </w:r>
+          </w:p>
+        </w:tc>
+        <w:tc>
+          <w:tcPr>
+            <w:tcW w:type="dxa" w:w="4703"/>
+          </w:tcPr>
+          <w:p>
+            <w:r/>
+            <w:r>
+              <w:t>JWT firmados, expiración corta (5 min) + refresh</w:t>
+            </w:r>
+          </w:p>
+        </w:tc>
+      </w:tr>
+      <w:tr>
+        <w:tc>
+          <w:tcPr>
+            <w:tcW w:type="dxa" w:w="4703"/>
+          </w:tcPr>
+          <w:p>
+            <w:r/>
+            <w:r>
+              <w:t>Autorización</w:t>
+            </w:r>
+          </w:p>
+        </w:tc>
+        <w:tc>
+          <w:tcPr>
+            <w:tcW w:type="dxa" w:w="4703"/>
+          </w:tcPr>
+          <w:p>
+            <w:r/>
+            <w:r>
+              <w:t xml:space="preserve">RBAC por endpoint en </w:t>
+            </w:r>
+            <w:r>
+              <w:rPr>
+                <w:rFonts w:ascii="Consolas" w:hAnsi="Consolas"/>
+                <w:sz w:val="20"/>
+              </w:rPr>
+              <w:t>SecurityConfig.java</w:t>
+            </w:r>
+          </w:p>
+        </w:tc>
+      </w:tr>
+      <w:tr>
+        <w:tc>
+          <w:tcPr>
+            <w:tcW w:type="dxa" w:w="4703"/>
+          </w:tcPr>
+          <w:p>
+            <w:r/>
+            <w:r>
+              <w:t>Rate limiting</w:t>
+            </w:r>
+          </w:p>
+        </w:tc>
+        <w:tc>
+          <w:tcPr>
+            <w:tcW w:type="dxa" w:w="4703"/>
+          </w:tcPr>
+          <w:p>
+            <w:r/>
+            <w:r>
+              <w:t xml:space="preserve">Bucket4j en </w:t>
+            </w:r>
+            <w:r>
+              <w:rPr>
+                <w:rFonts w:ascii="Consolas" w:hAnsi="Consolas"/>
+                <w:sz w:val="20"/>
+              </w:rPr>
+              <w:t>RateLimitFilter</w:t>
+            </w:r>
+          </w:p>
+        </w:tc>
+      </w:tr>
+      <w:tr>
+        <w:tc>
+          <w:tcPr>
+            <w:tcW w:type="dxa" w:w="4703"/>
+          </w:tcPr>
+          <w:p>
+            <w:r/>
+            <w:r>
+              <w:t>SQL injection</w:t>
+            </w:r>
+          </w:p>
+        </w:tc>
+        <w:tc>
+          <w:tcPr>
+            <w:tcW w:type="dxa" w:w="4703"/>
+          </w:tcPr>
+          <w:p>
+            <w:r/>
+            <w:r>
+              <w:t>R2DBC parametrizado, sin concatenación</w:t>
+            </w:r>
+          </w:p>
+        </w:tc>
+      </w:tr>
+      <w:tr>
+        <w:tc>
+          <w:tcPr>
+            <w:tcW w:type="dxa" w:w="4703"/>
+          </w:tcPr>
+          <w:p>
+            <w:r/>
+            <w:r>
+              <w:t>CORS</w:t>
+            </w:r>
+          </w:p>
+        </w:tc>
+        <w:tc>
+          <w:tcPr>
+            <w:tcW w:type="dxa" w:w="4703"/>
+          </w:tcPr>
+          <w:p>
+            <w:r/>
+            <w:r>
+              <w:t xml:space="preserve">Restringido a </w:t>
+            </w:r>
+            <w:r>
+              <w:rPr>
+                <w:rFonts w:ascii="Consolas" w:hAnsi="Consolas"/>
+                <w:sz w:val="20"/>
+              </w:rPr>
+              <w:t>localhost:3000</w:t>
+            </w:r>
+            <w:r>
+              <w:t xml:space="preserve"> en dev</w:t>
+            </w:r>
+          </w:p>
+        </w:tc>
+      </w:tr>
+      <w:tr>
+        <w:tc>
+          <w:tcPr>
+            <w:tcW w:type="dxa" w:w="4703"/>
+          </w:tcPr>
+          <w:p>
+            <w:r/>
+            <w:r>
+              <w:t>Validación input</w:t>
+            </w:r>
+          </w:p>
+        </w:tc>
+        <w:tc>
+          <w:tcPr>
+            <w:tcW w:type="dxa" w:w="4703"/>
+          </w:tcPr>
+          <w:p>
+            <w:r/>
+            <w:r>
+              <w:t>Bean Validation (</w:t>
+            </w:r>
+            <w:r>
+              <w:rPr>
+                <w:rFonts w:ascii="Consolas" w:hAnsi="Consolas"/>
+                <w:sz w:val="20"/>
+              </w:rPr>
+              <w:t>@Valid</w:t>
+            </w:r>
+            <w:r>
+              <w:t>)</w:t>
+            </w:r>
+          </w:p>
+        </w:tc>
+      </w:tr>
+      <w:tr>
+        <w:tc>
+          <w:tcPr>
+            <w:tcW w:type="dxa" w:w="4703"/>
+          </w:tcPr>
+          <w:p>
+            <w:r/>
+            <w:r>
+              <w:t>Secretos en código</w:t>
+            </w:r>
+          </w:p>
+        </w:tc>
+        <w:tc>
+          <w:tcPr>
+            <w:tcW w:type="dxa" w:w="4703"/>
+          </w:tcPr>
+          <w:p>
+            <w:r/>
+            <w:r>
+              <w:t>Cero — Keycloak los gestiona</w:t>
+            </w:r>
+          </w:p>
+        </w:tc>
+      </w:tr>
+      <w:tr>
+        <w:tc>
+          <w:tcPr>
+            <w:tcW w:type="dxa" w:w="4703"/>
+          </w:tcPr>
+          <w:p>
+            <w:r/>
+            <w:r>
+              <w:t>HTTPS</w:t>
+            </w:r>
+          </w:p>
+        </w:tc>
+        <w:tc>
+          <w:tcPr>
+            <w:tcW w:type="dxa" w:w="4703"/>
+          </w:tcPr>
+          <w:p>
+            <w:r/>
+            <w:r>
+              <w:t>Obligatorio en prod (Let's Encrypt / ACM)</w:t>
+            </w:r>
+          </w:p>
+        </w:tc>
+      </w:tr>
+    </w:tbl>
+    <w:p/>
+    <w:p>
+      <w:r>
+        <w:t>____________________________________________________________</w:t>
+      </w:r>
+    </w:p>
+    <w:p>
+      <w:pPr>
+        <w:pStyle w:val="Heading2"/>
+      </w:pPr>
+      <w:r>
+        <w:t>10. Observabilidad</w:t>
+      </w:r>
+    </w:p>
+    <w:tbl>
+      <w:tblPr>
+        <w:tblStyle w:val="LightGrid-Accent1"/>
+        <w:tblW w:type="auto" w:w="0"/>
+        <w:tblLook w:firstColumn="1" w:firstRow="1" w:lastColumn="0" w:lastRow="0" w:noHBand="0" w:noVBand="1" w:val="04A0"/>
+      </w:tblPr>
+      <w:tblGrid>
+        <w:gridCol w:w="4703"/>
+        <w:gridCol w:w="4703"/>
+      </w:tblGrid>
+      <w:tr>
+        <w:tc>
+          <w:tcPr>
+            <w:tcW w:type="dxa" w:w="4703"/>
+            <w:shd w:val="clear" w:color="auto" w:fill="2563EB"/>
+          </w:tcPr>
+          <w:p>
+            <w:r/>
+            <w:r>
+              <w:rPr>
+                <w:b/>
+                <w:color w:val="FFFFFF"/>
+              </w:rPr>
+              <w:t>Endpoint</w:t>
+            </w:r>
+          </w:p>
+        </w:tc>
+        <w:tc>
+          <w:tcPr>
+            <w:tcW w:type="dxa" w:w="4703"/>
+            <w:shd w:val="clear" w:color="auto" w:fill="2563EB"/>
+          </w:tcPr>
+          <w:p>
+            <w:r/>
+            <w:r>
+              <w:rPr>
+                <w:b/>
+                <w:color w:val="FFFFFF"/>
+              </w:rPr>
+              <w:t>Para qué</w:t>
+            </w:r>
+          </w:p>
+        </w:tc>
+      </w:tr>
+      <w:tr>
+        <w:tc>
+          <w:tcPr>
+            <w:tcW w:type="dxa" w:w="4703"/>
+          </w:tcPr>
+          <w:p>
+            <w:r/>
+            <w:r>
+              <w:rPr>
+                <w:rFonts w:ascii="Consolas" w:hAnsi="Consolas"/>
+                <w:sz w:val="20"/>
+              </w:rPr>
+              <w:t>GET /actuator/health</w:t>
+            </w:r>
+          </w:p>
+        </w:tc>
+        <w:tc>
+          <w:tcPr>
+            <w:tcW w:type="dxa" w:w="4703"/>
+          </w:tcPr>
+          <w:p>
+            <w:r/>
+            <w:r>
+              <w:t>Healthcheck (probe de Kubernetes)</w:t>
+            </w:r>
+          </w:p>
+        </w:tc>
+      </w:tr>
+      <w:tr>
+        <w:tc>
+          <w:tcPr>
+            <w:tcW w:type="dxa" w:w="4703"/>
+          </w:tcPr>
+          <w:p>
+            <w:r/>
+            <w:r>
+              <w:rPr>
+                <w:rFonts w:ascii="Consolas" w:hAnsi="Consolas"/>
+                <w:sz w:val="20"/>
+              </w:rPr>
+              <w:t>GET /actuator/prometheus</w:t>
+            </w:r>
+          </w:p>
+        </w:tc>
+        <w:tc>
+          <w:tcPr>
+            <w:tcW w:type="dxa" w:w="4703"/>
+          </w:tcPr>
+          <w:p>
+            <w:r/>
+            <w:r>
+              <w:t>Métricas en formato Prometheus</w:t>
+            </w:r>
+          </w:p>
+        </w:tc>
+      </w:tr>
+      <w:tr>
+        <w:tc>
+          <w:tcPr>
+            <w:tcW w:type="dxa" w:w="4703"/>
+          </w:tcPr>
+          <w:p>
+            <w:r/>
+            <w:r>
+              <w:rPr>
+                <w:rFonts w:ascii="Consolas" w:hAnsi="Consolas"/>
+                <w:sz w:val="20"/>
+              </w:rPr>
+              <w:t>GET /actuator/info</w:t>
+            </w:r>
+          </w:p>
+        </w:tc>
+        <w:tc>
+          <w:tcPr>
+            <w:tcW w:type="dxa" w:w="4703"/>
+          </w:tcPr>
+          <w:p>
+            <w:r/>
+            <w:r>
+              <w:t>Info de build</w:t>
+            </w:r>
+          </w:p>
+        </w:tc>
+      </w:tr>
+      <w:tr>
+        <w:tc>
+          <w:tcPr>
+            <w:tcW w:type="dxa" w:w="4703"/>
+          </w:tcPr>
+          <w:p>
+            <w:r/>
+            <w:r>
+              <w:rPr>
+                <w:rFonts w:ascii="Consolas" w:hAnsi="Consolas"/>
+                <w:sz w:val="20"/>
+              </w:rPr>
+              <w:t>GET /v3/api-docs</w:t>
+            </w:r>
+          </w:p>
+        </w:tc>
+        <w:tc>
+          <w:tcPr>
+            <w:tcW w:type="dxa" w:w="4703"/>
+          </w:tcPr>
+          <w:p>
+            <w:r/>
+            <w:r>
+              <w:t>OpenAPI JSON</w:t>
+            </w:r>
+          </w:p>
+        </w:tc>
+      </w:tr>
+      <w:tr>
+        <w:tc>
+          <w:tcPr>
+            <w:tcW w:type="dxa" w:w="4703"/>
+          </w:tcPr>
+          <w:p>
+            <w:r/>
+            <w:r>
+              <w:rPr>
+                <w:rFonts w:ascii="Consolas" w:hAnsi="Consolas"/>
+                <w:sz w:val="20"/>
+              </w:rPr>
+              <w:t>GET /swagger-ui.html</w:t>
+            </w:r>
+          </w:p>
+        </w:tc>
+        <w:tc>
+          <w:tcPr>
+            <w:tcW w:type="dxa" w:w="4703"/>
+          </w:tcPr>
+          <w:p>
+            <w:r/>
+            <w:r>
+              <w:t>UI Swagger interactiva</w:t>
+            </w:r>
+          </w:p>
+        </w:tc>
+      </w:tr>
+    </w:tbl>
+    <w:p/>
+    <w:p>
+      <w:r>
+        <w:t>____________________________________________________________</w:t>
+      </w:r>
+    </w:p>
+    <w:p>
+      <w:pPr>
+        <w:pStyle w:val="Heading2"/>
+      </w:pPr>
+      <w:r>
+        <w:t>11. Despliegue en producción (referencia para Cap. VI Recomendaciones)</w:t>
+      </w:r>
+    </w:p>
+    <w:tbl>
+      <w:tblPr>
+        <w:tblStyle w:val="LightGrid-Accent1"/>
+        <w:tblW w:type="auto" w:w="0"/>
+        <w:tblLook w:firstColumn="1" w:firstRow="1" w:lastColumn="0" w:lastRow="0" w:noHBand="0" w:noVBand="1" w:val="04A0"/>
+      </w:tblPr>
+      <w:tblGrid>
+        <w:gridCol w:w="3135"/>
+        <w:gridCol w:w="3135"/>
+        <w:gridCol w:w="3135"/>
+      </w:tblGrid>
+      <w:tr>
+        <w:tc>
+          <w:tcPr>
+            <w:tcW w:type="dxa" w:w="3135"/>
+            <w:shd w:val="clear" w:color="auto" w:fill="2563EB"/>
+          </w:tcPr>
+          <w:p>
+            <w:r/>
+            <w:r>
+              <w:rPr>
+                <w:b/>
+                <w:color w:val="FFFFFF"/>
+              </w:rPr>
+              <w:t>Componente</w:t>
+            </w:r>
+          </w:p>
+        </w:tc>
+        <w:tc>
+          <w:tcPr>
+            <w:tcW w:type="dxa" w:w="3135"/>
+            <w:shd w:val="clear" w:color="auto" w:fill="2563EB"/>
+          </w:tcPr>
+          <w:p>
+            <w:r/>
+            <w:r>
+              <w:rPr>
+                <w:b/>
+                <w:color w:val="FFFFFF"/>
+              </w:rPr>
+              <w:t>Sustituir LocalStack por…</w:t>
+            </w:r>
+          </w:p>
+        </w:tc>
+        <w:tc>
+          <w:tcPr>
+            <w:tcW w:type="dxa" w:w="3135"/>
+            <w:shd w:val="clear" w:color="auto" w:fill="2563EB"/>
+          </w:tcPr>
+          <w:p>
+            <w:r/>
+            <w:r>
+              <w:rPr>
+                <w:b/>
+                <w:color w:val="FFFFFF"/>
+              </w:rPr>
+              <w:t>Notas</w:t>
+            </w:r>
+          </w:p>
+        </w:tc>
+      </w:tr>
+      <w:tr>
+        <w:tc>
+          <w:tcPr>
+            <w:tcW w:type="dxa" w:w="3135"/>
+          </w:tcPr>
+          <w:p>
+            <w:r/>
+            <w:r>
+              <w:t>Storage</w:t>
+            </w:r>
+          </w:p>
+        </w:tc>
+        <w:tc>
+          <w:tcPr>
+            <w:tcW w:type="dxa" w:w="3135"/>
+          </w:tcPr>
+          <w:p>
+            <w:r/>
+            <w:r>
+              <w:t>AWS S3 real, bucket versionado + replicación cross-region</w:t>
+            </w:r>
+          </w:p>
+        </w:tc>
+        <w:tc>
+          <w:tcPr>
+            <w:tcW w:type="dxa" w:w="3135"/>
+          </w:tcPr>
+          <w:p>
+            <w:r/>
+            <w:r>
+              <w:t>Para fotos/firmas (datos sensibles del cliente)</w:t>
+            </w:r>
+          </w:p>
+        </w:tc>
+      </w:tr>
+      <w:tr>
+        <w:tc>
+          <w:tcPr>
+            <w:tcW w:type="dxa" w:w="3135"/>
+          </w:tcPr>
+          <w:p>
+            <w:r/>
+            <w:r>
+              <w:t>Cola</w:t>
+            </w:r>
+          </w:p>
+        </w:tc>
+        <w:tc>
+          <w:tcPr>
+            <w:tcW w:type="dxa" w:w="3135"/>
+          </w:tcPr>
+          <w:p>
+            <w:r/>
+            <w:r>
+              <w:t>AWS SQS managed</w:t>
+            </w:r>
+          </w:p>
+        </w:tc>
+        <w:tc>
+          <w:tcPr>
+            <w:tcW w:type="dxa" w:w="3135"/>
+          </w:tcPr>
+          <w:p>
+            <w:r/>
+            <w:r>
+              <w:t>Dead-letter queue para reintentos</w:t>
+            </w:r>
+          </w:p>
+        </w:tc>
+      </w:tr>
+      <w:tr>
+        <w:tc>
+          <w:tcPr>
+            <w:tcW w:type="dxa" w:w="3135"/>
+          </w:tcPr>
+          <w:p>
+            <w:r/>
+            <w:r>
+              <w:t>BD</w:t>
+            </w:r>
+          </w:p>
+        </w:tc>
+        <w:tc>
+          <w:tcPr>
+            <w:tcW w:type="dxa" w:w="3135"/>
+          </w:tcPr>
+          <w:p>
+            <w:r/>
+            <w:r>
+              <w:t>AWS RDS PostgreSQL Multi-AZ</w:t>
+            </w:r>
+          </w:p>
+        </w:tc>
+        <w:tc>
+          <w:tcPr>
+            <w:tcW w:type="dxa" w:w="3135"/>
+          </w:tcPr>
+          <w:p>
+            <w:r/>
+            <w:r>
+              <w:t>Snapshots diarios automáticos</w:t>
+            </w:r>
+          </w:p>
+        </w:tc>
+      </w:tr>
+      <w:tr>
+        <w:tc>
+          <w:tcPr>
+            <w:tcW w:type="dxa" w:w="3135"/>
+          </w:tcPr>
+          <w:p>
+            <w:r/>
+            <w:r>
+              <w:t>Auth</w:t>
+            </w:r>
+          </w:p>
+        </w:tc>
+        <w:tc>
+          <w:tcPr>
+            <w:tcW w:type="dxa" w:w="3135"/>
+          </w:tcPr>
+          <w:p>
+            <w:r/>
+            <w:r>
+              <w:t>Keycloak en ECS Fargate o Cognito</w:t>
+            </w:r>
+          </w:p>
+        </w:tc>
+        <w:tc>
+          <w:tcPr>
+            <w:tcW w:type="dxa" w:w="3135"/>
+          </w:tcPr>
+          <w:p>
+            <w:r/>
+            <w:r>
+              <w:t>Con SSL terminado en ALB</w:t>
+            </w:r>
+          </w:p>
+        </w:tc>
+      </w:tr>
+      <w:tr>
+        <w:tc>
+          <w:tcPr>
+            <w:tcW w:type="dxa" w:w="3135"/>
+          </w:tcPr>
+          <w:p>
+            <w:r/>
+            <w:r>
+              <w:t>Backend</w:t>
+            </w:r>
+          </w:p>
+        </w:tc>
+        <w:tc>
+          <w:tcPr>
+            <w:tcW w:type="dxa" w:w="3135"/>
+          </w:tcPr>
+          <w:p>
+            <w:r/>
+            <w:r>
+              <w:t>ECS Fargate o EKS</w:t>
+            </w:r>
+          </w:p>
+        </w:tc>
+        <w:tc>
+          <w:tcPr>
+            <w:tcW w:type="dxa" w:w="3135"/>
+          </w:tcPr>
+          <w:p>
+            <w:r/>
+            <w:r>
+              <w:t>2-3 tasks atrás de ALB</w:t>
+            </w:r>
+          </w:p>
+        </w:tc>
+      </w:tr>
+      <w:tr>
+        <w:tc>
+          <w:tcPr>
+            <w:tcW w:type="dxa" w:w="3135"/>
+          </w:tcPr>
+          <w:p>
+            <w:r/>
+            <w:r>
+              <w:t>Frontend</w:t>
+            </w:r>
+          </w:p>
+        </w:tc>
+        <w:tc>
+          <w:tcPr>
+            <w:tcW w:type="dxa" w:w="3135"/>
+          </w:tcPr>
+          <w:p>
+            <w:r/>
+            <w:r>
+              <w:t>CloudFront + S3</w:t>
+            </w:r>
+          </w:p>
+        </w:tc>
+        <w:tc>
+          <w:tcPr>
+            <w:tcW w:type="dxa" w:w="3135"/>
+          </w:tcPr>
+          <w:p>
+            <w:r/>
+            <w:r>
+              <w:t>Cache largo, invalidación en deploy</w:t>
+            </w:r>
+          </w:p>
+        </w:tc>
+      </w:tr>
+      <w:tr>
+        <w:tc>
+          <w:tcPr>
+            <w:tcW w:type="dxa" w:w="3135"/>
+          </w:tcPr>
+          <w:p>
+            <w:r/>
+            <w:r>
+              <w:t>CI/CD</w:t>
+            </w:r>
+          </w:p>
+        </w:tc>
+        <w:tc>
+          <w:tcPr>
+            <w:tcW w:type="dxa" w:w="3135"/>
+          </w:tcPr>
+          <w:p>
+            <w:r/>
+            <w:r>
+              <w:t>GitHub Actions</w:t>
+            </w:r>
+          </w:p>
+        </w:tc>
+        <w:tc>
+          <w:tcPr>
+            <w:tcW w:type="dxa" w:w="3135"/>
+          </w:tcPr>
+          <w:p>
+            <w:r/>
+            <w:r>
+              <w:t>Build → test → push image → deploy</w:t>
+            </w:r>
+          </w:p>
+        </w:tc>
+      </w:tr>
+      <w:tr>
+        <w:tc>
+          <w:tcPr>
+            <w:tcW w:type="dxa" w:w="3135"/>
+          </w:tcPr>
+          <w:p>
+            <w:r/>
+            <w:r>
+              <w:t>Monitoreo</w:t>
+            </w:r>
+          </w:p>
+        </w:tc>
+        <w:tc>
+          <w:tcPr>
+            <w:tcW w:type="dxa" w:w="3135"/>
+          </w:tcPr>
+          <w:p>
+            <w:r/>
+            <w:r>
+              <w:t>CloudWatch + Grafana</w:t>
+            </w:r>
+          </w:p>
+        </w:tc>
+        <w:tc>
+          <w:tcPr>
+            <w:tcW w:type="dxa" w:w="3135"/>
+          </w:tcPr>
+          <w:p>
+            <w:r/>
+            <w:r>
+              <w:t>Logs centralizados, dashboards</w:t>
+            </w:r>
+          </w:p>
+        </w:tc>
+      </w:tr>
+      <w:tr>
+        <w:tc>
+          <w:tcPr>
+            <w:tcW w:type="dxa" w:w="3135"/>
+          </w:tcPr>
+          <w:p>
+            <w:r/>
+            <w:r>
+              <w:t>App móvil</w:t>
+            </w:r>
+          </w:p>
+        </w:tc>
+        <w:tc>
+          <w:tcPr>
+            <w:tcW w:type="dxa" w:w="3135"/>
+          </w:tcPr>
+          <w:p>
+            <w:r/>
+            <w:r>
+              <w:t>Play Store (Android) + App Store (iOS)</w:t>
+            </w:r>
+          </w:p>
+        </w:tc>
+        <w:tc>
+          <w:tcPr>
+            <w:tcW w:type="dxa" w:w="3135"/>
+          </w:tcPr>
+          <w:p>
+            <w:r/>
+            <w:r>
+              <w:t>Code signing</w:t>
+            </w:r>
+          </w:p>
+        </w:tc>
+      </w:tr>
+    </w:tbl>
+    <w:p/>
+    <w:p>
+      <w:r>
+        <w:t>____________________________________________________________</w:t>
+      </w:r>
+    </w:p>
+    <w:p>
+      <w:pPr>
+        <w:pStyle w:val="Heading2"/>
+      </w:pPr>
+      <w:r>
+        <w:t>12. Contacto</w:t>
+      </w:r>
+    </w:p>
+    <w:p>
+      <w:r>
+        <w:rPr>
+          <w:b/>
+        </w:rPr>
+        <w:t>Desarrollador principal:</w:t>
+      </w:r>
+      <w:r>
+        <w:t xml:space="preserve"> Campos Vargas Kevin Stip</w:t>
+      </w:r>
+    </w:p>
+    <w:p>
+      <w:r>
+        <w:rPr>
+          <w:b/>
+        </w:rPr>
+        <w:t>ORCID:</w:t>
+      </w:r>
+      <w:r>
+        <w:t xml:space="preserve"> 0000-0002-6087-3626</w:t>
+      </w:r>
+    </w:p>
+    <w:p>
+      <w:r>
+        <w:rPr>
+          <w:b/>
+        </w:rPr>
+        <w:t>Repositorio:</w:t>
+      </w:r>
+      <w:r>
+        <w:t xml:space="preserve"> </w:t>
+      </w:r>
+      <w:r>
+        <w:rPr>
+          <w:rFonts w:ascii="Consolas" w:hAnsi="Consolas"/>
+          <w:sz w:val="20"/>
+        </w:rPr>
+        <w:t>git@github.com:devnicogit/Proyecto-Integrador-Desarrollo-de-Software-3.git</w:t>
+      </w:r>
+    </w:p>
+    <w:p>
+      <w:r>
+        <w:rPr>
+          <w:b/>
+        </w:rPr>
+        <w:t>Documentación adicional:</w:t>
+      </w:r>
+      <w:r>
+        <w:t xml:space="preserve"> [README_ENTREGABLES.md](README_ENTREGABLES.md), [Anexo_8_Metodologia.md](Anexo_8_Metodologia.md), [Manual_Usuario.md](Manual_Usuario.md).</w:t>
+      </w:r>
+    </w:p>
+    <w:p>
+      <w:r>
+        <w:t>____________________________________________________________</w:t>
+      </w:r>
+    </w:p>
+    <w:p>
+      <w:pPr>
+        <w:ind w:left="283"/>
+      </w:pPr>
+      <w:r>
+        <w:rPr>
           <w:i/>
           <w:color w:val="64748B"/>
         </w:rPr>
-        <w:t>Este manual técnico complementa el código fuente. Para detalles de implementación específicos, ver los comentarios en código y los tests en `src/test/`.</w:t>
+        <w:t>Este manual complementa el código fuente. Para detalles de implementación, ver comentarios en código y tests en `src/test/`. Si algo falla, primero §8 Troubleshooting.</w:t>
       </w:r>
     </w:p>
     <w:sectPr>
